--- a/SDS - StudyLens AI - Học tập có tương tác với Youtube.docx
+++ b/SDS - StudyLens AI - Học tập có tương tác với Youtube.docx
@@ -86,7 +86,10 @@
         <w:jc w:val="center"/>
       </w:pPr>
       <w:r>
-        <w:t>Phiên bản 1.2 cập nhật Transcript contract 0.4.0</w:t>
+        <w:rPr>
+          <w:rFonts w:ascii="Arial" w:hAnsi="Arial" w:eastAsia="Arial"/>
+        </w:rPr>
+        <w:t>Phiên bản 1.2.2 theo contract 0.5.0</w:t>
       </w:r>
     </w:p>
     <w:p>
@@ -95,7 +98,10 @@
         <w:jc w:val="center"/>
       </w:pPr>
       <w:r>
-        <w:t>24/09/2026</w:t>
+        <w:rPr>
+          <w:rFonts w:ascii="Arial" w:hAnsi="Arial" w:eastAsia="Arial"/>
+        </w:rPr>
+        <w:t>02/10/2026</w:t>
       </w:r>
     </w:p>
     <w:sdt>
@@ -3467,6 +3473,15 @@
           <w:cantSplit/>
           <w:tblHeader/>
           <w:jc w:val="center"/>
+          <w:tblHeader w:val="true"/>
+          <w:tblHeader w:val="true"/>
+          <w:tblHeader w:val="true"/>
+          <w:tblHeader w:val="true"/>
+          <w:tblHeader w:val="true"/>
+          <w:tblHeader w:val="true"/>
+          <w:tblHeader w:val="true"/>
+          <w:tblHeader w:val="true"/>
+          <w:tblHeader w:val="true"/>
         </w:trPr>
         <w:tc>
           <w:tcPr>
@@ -3479,22 +3494,23 @@
             </w:tcBorders>
             <w:shd w:val="clear" w:color="auto" w:fill="1F4E78"/>
             <w:tcMar>
-              <w:top w:w="90" w:type="dxa"/>
+              <w:top w:w="100" w:type="dxa"/>
               <w:left w:w="110" w:type="dxa"/>
-              <w:bottom w:w="90" w:type="dxa"/>
+              <w:bottom w:w="100" w:type="dxa"/>
               <w:right w:w="110" w:type="dxa"/>
+              <w:start w:w="100" w:type="dxa"/>
+              <w:end w:w="100" w:type="dxa"/>
             </w:tcMar>
             <w:vAlign w:val="center"/>
           </w:tcPr>
           <w:p>
             <w:pPr>
-              <w:spacing w:after="40" w:line="276" w:lineRule="auto"/>
-              <w:ind w:firstLine="0"/>
+              <w:spacing w:after="40"/>
               <w:jc w:val="left"/>
             </w:pPr>
             <w:r>
               <w:rPr>
-                <w:b/>
+                <w:rFonts w:ascii="Arial" w:hAnsi="Arial" w:eastAsia="Arial"/>
                 <w:sz w:val="24"/>
               </w:rPr>
               <w:t>Tên tài liệu</w:t>
@@ -3512,25 +3528,26 @@
             </w:tcBorders>
             <w:shd w:val="clear" w:color="auto" w:fill="1F4E78"/>
             <w:tcMar>
-              <w:top w:w="90" w:type="dxa"/>
+              <w:top w:w="100" w:type="dxa"/>
               <w:left w:w="110" w:type="dxa"/>
-              <w:bottom w:w="90" w:type="dxa"/>
+              <w:bottom w:w="100" w:type="dxa"/>
               <w:right w:w="110" w:type="dxa"/>
+              <w:start w:w="100" w:type="dxa"/>
+              <w:end w:w="100" w:type="dxa"/>
             </w:tcMar>
             <w:vAlign w:val="center"/>
           </w:tcPr>
           <w:p>
             <w:pPr>
-              <w:spacing w:after="40" w:line="276" w:lineRule="auto"/>
-              <w:ind w:firstLine="0"/>
+              <w:spacing w:after="40"/>
               <w:jc w:val="left"/>
             </w:pPr>
             <w:r>
               <w:rPr>
-                <w:b/>
+                <w:rFonts w:ascii="Arial" w:hAnsi="Arial" w:eastAsia="Arial"/>
                 <w:sz w:val="24"/>
               </w:rPr>
-              <w:t>Tài liệu Đặc tả Thiết kế Giải pháp StudyLens AI với cập nhật Transcript contract 0.4.0</w:t>
+              <w:t>Tài liệu Đặc tả Thiết kế Giải pháp StudyLens AI contract 0.5.0</w:t>
             </w:r>
           </w:p>
         </w:tc>
@@ -3550,21 +3567,23 @@
               <w:right w:val="single" w:sz="6" w:space="0" w:color="D9D9D9"/>
             </w:tcBorders>
             <w:tcMar>
-              <w:top w:w="90" w:type="dxa"/>
+              <w:top w:w="100" w:type="dxa"/>
               <w:left w:w="110" w:type="dxa"/>
-              <w:bottom w:w="90" w:type="dxa"/>
+              <w:bottom w:w="100" w:type="dxa"/>
               <w:right w:w="110" w:type="dxa"/>
+              <w:start w:w="100" w:type="dxa"/>
+              <w:end w:w="100" w:type="dxa"/>
             </w:tcMar>
             <w:vAlign w:val="center"/>
           </w:tcPr>
           <w:p>
             <w:pPr>
-              <w:spacing w:after="40" w:line="276" w:lineRule="auto"/>
-              <w:ind w:firstLine="0"/>
+              <w:spacing w:after="40"/>
               <w:jc w:val="left"/>
             </w:pPr>
             <w:r>
               <w:rPr>
+                <w:rFonts w:ascii="Arial" w:hAnsi="Arial" w:eastAsia="Arial"/>
                 <w:sz w:val="24"/>
               </w:rPr>
               <w:t>Phiên bản</w:t>
@@ -3581,24 +3600,26 @@
               <w:right w:val="single" w:sz="6" w:space="0" w:color="D9D9D9"/>
             </w:tcBorders>
             <w:tcMar>
-              <w:top w:w="90" w:type="dxa"/>
+              <w:top w:w="100" w:type="dxa"/>
               <w:left w:w="110" w:type="dxa"/>
-              <w:bottom w:w="90" w:type="dxa"/>
+              <w:bottom w:w="100" w:type="dxa"/>
               <w:right w:w="110" w:type="dxa"/>
+              <w:start w:w="100" w:type="dxa"/>
+              <w:end w:w="100" w:type="dxa"/>
             </w:tcMar>
             <w:vAlign w:val="center"/>
           </w:tcPr>
           <w:p>
             <w:pPr>
-              <w:spacing w:after="40" w:line="276" w:lineRule="auto"/>
-              <w:ind w:firstLine="0"/>
+              <w:spacing w:after="40"/>
               <w:jc w:val="left"/>
             </w:pPr>
             <w:r>
               <w:rPr>
+                <w:rFonts w:ascii="Arial" w:hAnsi="Arial" w:eastAsia="Arial"/>
                 <w:sz w:val="24"/>
               </w:rPr>
-              <w:t>1.2 với cập nhật kỹ thuật 0.4.0</w:t>
+              <w:t>1.2.2</w:t>
             </w:r>
           </w:p>
         </w:tc>
@@ -3619,21 +3640,23 @@
             </w:tcBorders>
             <w:shd w:val="clear" w:color="auto" w:fill="F4F7FA"/>
             <w:tcMar>
-              <w:top w:w="90" w:type="dxa"/>
+              <w:top w:w="100" w:type="dxa"/>
               <w:left w:w="110" w:type="dxa"/>
-              <w:bottom w:w="90" w:type="dxa"/>
+              <w:bottom w:w="100" w:type="dxa"/>
               <w:right w:w="110" w:type="dxa"/>
+              <w:start w:w="100" w:type="dxa"/>
+              <w:end w:w="100" w:type="dxa"/>
             </w:tcMar>
             <w:vAlign w:val="center"/>
           </w:tcPr>
           <w:p>
             <w:pPr>
-              <w:spacing w:after="40" w:line="276" w:lineRule="auto"/>
-              <w:ind w:firstLine="0"/>
+              <w:spacing w:after="40"/>
               <w:jc w:val="left"/>
             </w:pPr>
             <w:r>
               <w:rPr>
+                <w:rFonts w:ascii="Arial" w:hAnsi="Arial" w:eastAsia="Arial"/>
                 <w:sz w:val="24"/>
               </w:rPr>
               <w:t>Trạng thái</w:t>
@@ -3651,24 +3674,26 @@
             </w:tcBorders>
             <w:shd w:val="clear" w:color="auto" w:fill="F4F7FA"/>
             <w:tcMar>
-              <w:top w:w="90" w:type="dxa"/>
+              <w:top w:w="100" w:type="dxa"/>
               <w:left w:w="110" w:type="dxa"/>
-              <w:bottom w:w="90" w:type="dxa"/>
+              <w:bottom w:w="100" w:type="dxa"/>
               <w:right w:w="110" w:type="dxa"/>
+              <w:start w:w="100" w:type="dxa"/>
+              <w:end w:w="100" w:type="dxa"/>
             </w:tcMar>
             <w:vAlign w:val="center"/>
           </w:tcPr>
           <w:p>
             <w:pPr>
-              <w:spacing w:after="40" w:line="276" w:lineRule="auto"/>
-              <w:ind w:firstLine="0"/>
+              <w:spacing w:after="40"/>
               <w:jc w:val="left"/>
             </w:pPr>
             <w:r>
               <w:rPr>
+                <w:rFonts w:ascii="Arial" w:hAnsi="Arial" w:eastAsia="Arial"/>
                 <w:sz w:val="24"/>
               </w:rPr>
-              <w:t>Cập nhật kỹ thuật transcript</w:t>
+              <w:t>Cập nhật kỹ thuật release Week 6</w:t>
             </w:r>
           </w:p>
         </w:tc>
@@ -3688,21 +3713,23 @@
               <w:right w:val="single" w:sz="6" w:space="0" w:color="D9D9D9"/>
             </w:tcBorders>
             <w:tcMar>
-              <w:top w:w="90" w:type="dxa"/>
+              <w:top w:w="100" w:type="dxa"/>
               <w:left w:w="110" w:type="dxa"/>
-              <w:bottom w:w="90" w:type="dxa"/>
+              <w:bottom w:w="100" w:type="dxa"/>
               <w:right w:w="110" w:type="dxa"/>
+              <w:start w:w="100" w:type="dxa"/>
+              <w:end w:w="100" w:type="dxa"/>
             </w:tcMar>
             <w:vAlign w:val="center"/>
           </w:tcPr>
           <w:p>
             <w:pPr>
-              <w:spacing w:after="40" w:line="276" w:lineRule="auto"/>
-              <w:ind w:firstLine="0"/>
+              <w:spacing w:after="40"/>
               <w:jc w:val="left"/>
             </w:pPr>
             <w:r>
               <w:rPr>
+                <w:rFonts w:ascii="Arial" w:hAnsi="Arial" w:eastAsia="Arial"/>
                 <w:sz w:val="24"/>
               </w:rPr>
               <w:t>Ngày cập nhật</w:t>
@@ -3719,24 +3746,26 @@
               <w:right w:val="single" w:sz="6" w:space="0" w:color="D9D9D9"/>
             </w:tcBorders>
             <w:tcMar>
-              <w:top w:w="90" w:type="dxa"/>
+              <w:top w:w="100" w:type="dxa"/>
               <w:left w:w="110" w:type="dxa"/>
-              <w:bottom w:w="90" w:type="dxa"/>
+              <w:bottom w:w="100" w:type="dxa"/>
               <w:right w:w="110" w:type="dxa"/>
+              <w:start w:w="100" w:type="dxa"/>
+              <w:end w:w="100" w:type="dxa"/>
             </w:tcMar>
             <w:vAlign w:val="center"/>
           </w:tcPr>
           <w:p>
             <w:pPr>
-              <w:spacing w:after="40" w:line="276" w:lineRule="auto"/>
-              <w:ind w:firstLine="0"/>
+              <w:spacing w:after="40"/>
               <w:jc w:val="left"/>
             </w:pPr>
             <w:r>
               <w:rPr>
+                <w:rFonts w:ascii="Arial" w:hAnsi="Arial" w:eastAsia="Arial"/>
                 <w:sz w:val="24"/>
               </w:rPr>
-              <w:t>24/09/2026</w:t>
+              <w:t>02/10/2026</w:t>
             </w:r>
           </w:p>
         </w:tc>
@@ -3757,10 +3786,12 @@
             </w:tcBorders>
             <w:shd w:val="clear" w:color="auto" w:fill="F4F7FA"/>
             <w:tcMar>
-              <w:top w:w="90" w:type="dxa"/>
+              <w:top w:w="100" w:type="dxa"/>
               <w:left w:w="110" w:type="dxa"/>
-              <w:bottom w:w="90" w:type="dxa"/>
+              <w:bottom w:w="100" w:type="dxa"/>
               <w:right w:w="110" w:type="dxa"/>
+              <w:start w:w="100" w:type="dxa"/>
+              <w:end w:w="100" w:type="dxa"/>
             </w:tcMar>
             <w:vAlign w:val="center"/>
           </w:tcPr>
@@ -3772,6 +3803,7 @@
             </w:pPr>
             <w:r>
               <w:rPr>
+                <w:rFonts w:ascii="Arial" w:hAnsi="Arial" w:eastAsia="Arial"/>
                 <w:sz w:val="24"/>
               </w:rPr>
               <w:t>Tác giả</w:t>
@@ -3789,10 +3821,12 @@
             </w:tcBorders>
             <w:shd w:val="clear" w:color="auto" w:fill="F4F7FA"/>
             <w:tcMar>
-              <w:top w:w="90" w:type="dxa"/>
+              <w:top w:w="100" w:type="dxa"/>
               <w:left w:w="110" w:type="dxa"/>
-              <w:bottom w:w="90" w:type="dxa"/>
+              <w:bottom w:w="100" w:type="dxa"/>
               <w:right w:w="110" w:type="dxa"/>
+              <w:start w:w="100" w:type="dxa"/>
+              <w:end w:w="100" w:type="dxa"/>
             </w:tcMar>
             <w:vAlign w:val="center"/>
           </w:tcPr>
@@ -3804,12 +3838,14 @@
             </w:pPr>
             <w:r>
               <w:rPr>
+                <w:rFonts w:ascii="Arial" w:hAnsi="Arial" w:eastAsia="Arial"/>
                 <w:sz w:val="24"/>
               </w:rPr>
               <w:t>Nhóm</w:t>
             </w:r>
             <w:r>
               <w:rPr>
+                <w:rFonts w:ascii="Arial" w:hAnsi="Arial" w:eastAsia="Arial"/>
                 <w:sz w:val="24"/>
               </w:rPr>
               <w:t xml:space="preserve"> 10</w:t>
@@ -3832,10 +3868,12 @@
               <w:right w:val="single" w:sz="6" w:space="0" w:color="D9D9D9"/>
             </w:tcBorders>
             <w:tcMar>
-              <w:top w:w="90" w:type="dxa"/>
+              <w:top w:w="100" w:type="dxa"/>
               <w:left w:w="110" w:type="dxa"/>
-              <w:bottom w:w="90" w:type="dxa"/>
+              <w:bottom w:w="100" w:type="dxa"/>
               <w:right w:w="110" w:type="dxa"/>
+              <w:start w:w="100" w:type="dxa"/>
+              <w:end w:w="100" w:type="dxa"/>
             </w:tcMar>
             <w:vAlign w:val="center"/>
           </w:tcPr>
@@ -3847,6 +3885,7 @@
             </w:pPr>
             <w:r>
               <w:rPr>
+                <w:rFonts w:ascii="Arial" w:hAnsi="Arial" w:eastAsia="Arial"/>
                 <w:sz w:val="24"/>
               </w:rPr>
               <w:t>Phạm vi</w:t>
@@ -3863,10 +3902,12 @@
               <w:right w:val="single" w:sz="6" w:space="0" w:color="D9D9D9"/>
             </w:tcBorders>
             <w:tcMar>
-              <w:top w:w="90" w:type="dxa"/>
+              <w:top w:w="100" w:type="dxa"/>
               <w:left w:w="110" w:type="dxa"/>
-              <w:bottom w:w="90" w:type="dxa"/>
+              <w:bottom w:w="100" w:type="dxa"/>
               <w:right w:w="110" w:type="dxa"/>
+              <w:start w:w="100" w:type="dxa"/>
+              <w:end w:w="100" w:type="dxa"/>
             </w:tcMar>
             <w:vAlign w:val="center"/>
           </w:tcPr>
@@ -3878,6 +3919,7 @@
             </w:pPr>
             <w:r>
               <w:rPr>
+                <w:rFonts w:ascii="Arial" w:hAnsi="Arial" w:eastAsia="Arial"/>
                 <w:sz w:val="24"/>
               </w:rPr>
               <w:t>MVP trên YouTube Web</w:t>
@@ -3901,10 +3943,12 @@
             </w:tcBorders>
             <w:shd w:val="clear" w:color="auto" w:fill="F4F7FA"/>
             <w:tcMar>
-              <w:top w:w="90" w:type="dxa"/>
+              <w:top w:w="100" w:type="dxa"/>
               <w:left w:w="110" w:type="dxa"/>
-              <w:bottom w:w="90" w:type="dxa"/>
+              <w:bottom w:w="100" w:type="dxa"/>
               <w:right w:w="110" w:type="dxa"/>
+              <w:start w:w="100" w:type="dxa"/>
+              <w:end w:w="100" w:type="dxa"/>
             </w:tcMar>
             <w:vAlign w:val="center"/>
           </w:tcPr>
@@ -3916,6 +3960,7 @@
             </w:pPr>
             <w:r>
               <w:rPr>
+                <w:rFonts w:ascii="Arial" w:hAnsi="Arial" w:eastAsia="Arial"/>
                 <w:sz w:val="24"/>
               </w:rPr>
               <w:t>Dịch vụ LLM</w:t>
@@ -3933,10 +3978,12 @@
             </w:tcBorders>
             <w:shd w:val="clear" w:color="auto" w:fill="F4F7FA"/>
             <w:tcMar>
-              <w:top w:w="90" w:type="dxa"/>
+              <w:top w:w="100" w:type="dxa"/>
               <w:left w:w="110" w:type="dxa"/>
-              <w:bottom w:w="90" w:type="dxa"/>
+              <w:bottom w:w="100" w:type="dxa"/>
               <w:right w:w="110" w:type="dxa"/>
+              <w:start w:w="100" w:type="dxa"/>
+              <w:end w:w="100" w:type="dxa"/>
             </w:tcMar>
             <w:vAlign w:val="center"/>
           </w:tcPr>
@@ -3948,6 +3995,7 @@
             </w:pPr>
             <w:r>
               <w:rPr>
+                <w:rFonts w:ascii="Arial" w:hAnsi="Arial" w:eastAsia="Arial"/>
                 <w:sz w:val="24"/>
               </w:rPr>
               <w:t>Google AI Gemini API</w:t>
@@ -3982,20 +4030,29 @@
         <w:tblLook w:val="04A0" w:firstRow="1" w:lastRow="0" w:firstColumn="1" w:lastColumn="0" w:noHBand="0" w:noVBand="1"/>
       </w:tblPr>
       <w:tblGrid>
-        <w:gridCol w:w="1361"/>
-        <w:gridCol w:w="1587"/>
-        <w:gridCol w:w="2381"/>
-        <w:gridCol w:w="3969"/>
+        <w:gridCol w:w="1224"/>
+        <w:gridCol w:w="2016"/>
+        <w:gridCol w:w="1728"/>
+        <w:gridCol w:w="4320"/>
       </w:tblGrid>
       <w:tr>
         <w:trPr>
           <w:cantSplit/>
           <w:tblHeader/>
           <w:jc w:val="center"/>
+          <w:tblHeader w:val="true"/>
+          <w:tblHeader w:val="true"/>
+          <w:tblHeader w:val="true"/>
+          <w:tblHeader w:val="true"/>
+          <w:tblHeader w:val="true"/>
+          <w:tblHeader w:val="true"/>
+          <w:tblHeader w:val="true"/>
+          <w:tblHeader w:val="true"/>
+          <w:tblHeader w:val="true"/>
         </w:trPr>
         <w:tc>
           <w:tcPr>
-            <w:tcW w:w="1361" w:type="dxa"/>
+            <w:tcW w:w="1224" w:type="dxa"/>
             <w:tcBorders>
               <w:top w:val="single" w:sz="6" w:space="0" w:color="D9D9D9"/>
               <w:left w:val="single" w:sz="6" w:space="0" w:color="D9D9D9"/>
@@ -4004,10 +4061,12 @@
             </w:tcBorders>
             <w:shd w:val="clear" w:color="auto" w:fill="1F4E78"/>
             <w:tcMar>
-              <w:top w:w="90" w:type="dxa"/>
+              <w:top w:w="100" w:type="dxa"/>
               <w:left w:w="110" w:type="dxa"/>
-              <w:bottom w:w="90" w:type="dxa"/>
+              <w:bottom w:w="100" w:type="dxa"/>
               <w:right w:w="110" w:type="dxa"/>
+              <w:start w:w="100" w:type="dxa"/>
+              <w:end w:w="100" w:type="dxa"/>
             </w:tcMar>
             <w:vAlign w:val="center"/>
           </w:tcPr>
@@ -4019,6 +4078,7 @@
             </w:pPr>
             <w:r>
               <w:rPr>
+                <w:rFonts w:ascii="Arial" w:hAnsi="Arial" w:eastAsia="Arial"/>
                 <w:b/>
                 <w:sz w:val="24"/>
               </w:rPr>
@@ -4028,7 +4088,7 @@
         </w:tc>
         <w:tc>
           <w:tcPr>
-            <w:tcW w:w="1587" w:type="dxa"/>
+            <w:tcW w:w="2016" w:type="dxa"/>
             <w:tcBorders>
               <w:top w:val="single" w:sz="6" w:space="0" w:color="D9D9D9"/>
               <w:left w:val="single" w:sz="6" w:space="0" w:color="D9D9D9"/>
@@ -4037,10 +4097,12 @@
             </w:tcBorders>
             <w:shd w:val="clear" w:color="auto" w:fill="1F4E78"/>
             <w:tcMar>
-              <w:top w:w="90" w:type="dxa"/>
+              <w:top w:w="100" w:type="dxa"/>
               <w:left w:w="110" w:type="dxa"/>
-              <w:bottom w:w="90" w:type="dxa"/>
+              <w:bottom w:w="100" w:type="dxa"/>
               <w:right w:w="110" w:type="dxa"/>
+              <w:start w:w="100" w:type="dxa"/>
+              <w:end w:w="100" w:type="dxa"/>
             </w:tcMar>
             <w:vAlign w:val="center"/>
           </w:tcPr>
@@ -4052,6 +4114,7 @@
             </w:pPr>
             <w:r>
               <w:rPr>
+                <w:rFonts w:ascii="Arial" w:hAnsi="Arial" w:eastAsia="Arial"/>
                 <w:b/>
                 <w:sz w:val="24"/>
               </w:rPr>
@@ -4061,7 +4124,7 @@
         </w:tc>
         <w:tc>
           <w:tcPr>
-            <w:tcW w:w="2381" w:type="dxa"/>
+            <w:tcW w:w="1728" w:type="dxa"/>
             <w:tcBorders>
               <w:top w:val="single" w:sz="6" w:space="0" w:color="D9D9D9"/>
               <w:left w:val="single" w:sz="6" w:space="0" w:color="D9D9D9"/>
@@ -4070,10 +4133,12 @@
             </w:tcBorders>
             <w:shd w:val="clear" w:color="auto" w:fill="1F4E78"/>
             <w:tcMar>
-              <w:top w:w="90" w:type="dxa"/>
+              <w:top w:w="100" w:type="dxa"/>
               <w:left w:w="110" w:type="dxa"/>
-              <w:bottom w:w="90" w:type="dxa"/>
+              <w:bottom w:w="100" w:type="dxa"/>
               <w:right w:w="110" w:type="dxa"/>
+              <w:start w:w="100" w:type="dxa"/>
+              <w:end w:w="100" w:type="dxa"/>
             </w:tcMar>
             <w:vAlign w:val="center"/>
           </w:tcPr>
@@ -4085,6 +4150,7 @@
             </w:pPr>
             <w:r>
               <w:rPr>
+                <w:rFonts w:ascii="Arial" w:hAnsi="Arial" w:eastAsia="Arial"/>
                 <w:b/>
                 <w:sz w:val="24"/>
               </w:rPr>
@@ -4094,7 +4160,7 @@
         </w:tc>
         <w:tc>
           <w:tcPr>
-            <w:tcW w:w="3969" w:type="dxa"/>
+            <w:tcW w:w="4320" w:type="dxa"/>
             <w:tcBorders>
               <w:top w:val="single" w:sz="6" w:space="0" w:color="D9D9D9"/>
               <w:left w:val="single" w:sz="6" w:space="0" w:color="D9D9D9"/>
@@ -4103,10 +4169,12 @@
             </w:tcBorders>
             <w:shd w:val="clear" w:color="auto" w:fill="1F4E78"/>
             <w:tcMar>
-              <w:top w:w="90" w:type="dxa"/>
+              <w:top w:w="100" w:type="dxa"/>
               <w:left w:w="110" w:type="dxa"/>
-              <w:bottom w:w="90" w:type="dxa"/>
+              <w:bottom w:w="100" w:type="dxa"/>
               <w:right w:w="110" w:type="dxa"/>
+              <w:start w:w="100" w:type="dxa"/>
+              <w:end w:w="100" w:type="dxa"/>
             </w:tcMar>
             <w:vAlign w:val="center"/>
           </w:tcPr>
@@ -4118,6 +4186,7 @@
             </w:pPr>
             <w:r>
               <w:rPr>
+                <w:rFonts w:ascii="Arial" w:hAnsi="Arial" w:eastAsia="Arial"/>
                 <w:b/>
                 <w:sz w:val="24"/>
               </w:rPr>
@@ -4133,7 +4202,7 @@
         </w:trPr>
         <w:tc>
           <w:tcPr>
-            <w:tcW w:w="1361" w:type="dxa"/>
+            <w:tcW w:w="1224" w:type="dxa"/>
             <w:tcBorders>
               <w:top w:val="single" w:sz="6" w:space="0" w:color="D9D9D9"/>
               <w:left w:val="single" w:sz="6" w:space="0" w:color="D9D9D9"/>
@@ -4141,10 +4210,12 @@
               <w:right w:val="single" w:sz="6" w:space="0" w:color="D9D9D9"/>
             </w:tcBorders>
             <w:tcMar>
-              <w:top w:w="90" w:type="dxa"/>
+              <w:top w:w="100" w:type="dxa"/>
               <w:left w:w="110" w:type="dxa"/>
-              <w:bottom w:w="90" w:type="dxa"/>
+              <w:bottom w:w="100" w:type="dxa"/>
               <w:right w:w="110" w:type="dxa"/>
+              <w:start w:w="100" w:type="dxa"/>
+              <w:end w:w="100" w:type="dxa"/>
             </w:tcMar>
             <w:vAlign w:val="center"/>
           </w:tcPr>
@@ -4156,6 +4227,7 @@
             </w:pPr>
             <w:r>
               <w:rPr>
+                <w:rFonts w:ascii="Arial" w:hAnsi="Arial" w:eastAsia="Arial"/>
                 <w:sz w:val="24"/>
               </w:rPr>
               <w:t>1.2</w:t>
@@ -4164,7 +4236,7 @@
         </w:tc>
         <w:tc>
           <w:tcPr>
-            <w:tcW w:w="1587" w:type="dxa"/>
+            <w:tcW w:w="2016" w:type="dxa"/>
             <w:tcBorders>
               <w:top w:val="single" w:sz="6" w:space="0" w:color="D9D9D9"/>
               <w:left w:val="single" w:sz="6" w:space="0" w:color="D9D9D9"/>
@@ -4172,10 +4244,12 @@
               <w:right w:val="single" w:sz="6" w:space="0" w:color="D9D9D9"/>
             </w:tcBorders>
             <w:tcMar>
-              <w:top w:w="90" w:type="dxa"/>
+              <w:top w:w="100" w:type="dxa"/>
               <w:left w:w="110" w:type="dxa"/>
-              <w:bottom w:w="90" w:type="dxa"/>
+              <w:bottom w:w="100" w:type="dxa"/>
               <w:right w:w="110" w:type="dxa"/>
+              <w:start w:w="100" w:type="dxa"/>
+              <w:end w:w="100" w:type="dxa"/>
             </w:tcMar>
             <w:vAlign w:val="center"/>
           </w:tcPr>
@@ -4187,6 +4261,7 @@
             </w:pPr>
             <w:r>
               <w:rPr>
+                <w:rFonts w:ascii="Arial" w:hAnsi="Arial" w:eastAsia="Arial"/>
                 <w:sz w:val="24"/>
               </w:rPr>
               <w:t>20/09/2026</w:t>
@@ -4195,7 +4270,7 @@
         </w:tc>
         <w:tc>
           <w:tcPr>
-            <w:tcW w:w="2381" w:type="dxa"/>
+            <w:tcW w:w="1728" w:type="dxa"/>
             <w:tcBorders>
               <w:top w:val="single" w:sz="6" w:space="0" w:color="D9D9D9"/>
               <w:left w:val="single" w:sz="6" w:space="0" w:color="D9D9D9"/>
@@ -4203,10 +4278,12 @@
               <w:right w:val="single" w:sz="6" w:space="0" w:color="D9D9D9"/>
             </w:tcBorders>
             <w:tcMar>
-              <w:top w:w="90" w:type="dxa"/>
+              <w:top w:w="100" w:type="dxa"/>
               <w:left w:w="110" w:type="dxa"/>
-              <w:bottom w:w="90" w:type="dxa"/>
+              <w:bottom w:w="100" w:type="dxa"/>
               <w:right w:w="110" w:type="dxa"/>
+              <w:start w:w="100" w:type="dxa"/>
+              <w:end w:w="100" w:type="dxa"/>
             </w:tcMar>
             <w:vAlign w:val="center"/>
           </w:tcPr>
@@ -4218,12 +4295,14 @@
             </w:pPr>
             <w:r>
               <w:rPr>
+                <w:rFonts w:ascii="Arial" w:hAnsi="Arial" w:eastAsia="Arial"/>
                 <w:sz w:val="24"/>
               </w:rPr>
               <w:t xml:space="preserve">Nhóm </w:t>
             </w:r>
             <w:r>
               <w:rPr>
+                <w:rFonts w:ascii="Arial" w:hAnsi="Arial" w:eastAsia="Arial"/>
                 <w:sz w:val="24"/>
               </w:rPr>
               <w:t>10</w:t>
@@ -4232,7 +4311,7 @@
         </w:tc>
         <w:tc>
           <w:tcPr>
-            <w:tcW w:w="3969" w:type="dxa"/>
+            <w:tcW w:w="4320" w:type="dxa"/>
             <w:tcBorders>
               <w:top w:val="single" w:sz="6" w:space="0" w:color="D9D9D9"/>
               <w:left w:val="single" w:sz="6" w:space="0" w:color="D9D9D9"/>
@@ -4240,10 +4319,12 @@
               <w:right w:val="single" w:sz="6" w:space="0" w:color="D9D9D9"/>
             </w:tcBorders>
             <w:tcMar>
-              <w:top w:w="90" w:type="dxa"/>
+              <w:top w:w="100" w:type="dxa"/>
               <w:left w:w="110" w:type="dxa"/>
-              <w:bottom w:w="90" w:type="dxa"/>
+              <w:bottom w:w="100" w:type="dxa"/>
               <w:right w:w="110" w:type="dxa"/>
+              <w:start w:w="100" w:type="dxa"/>
+              <w:end w:w="100" w:type="dxa"/>
             </w:tcMar>
             <w:vAlign w:val="center"/>
           </w:tcPr>
@@ -4255,6 +4336,7 @@
             </w:pPr>
             <w:r>
               <w:rPr>
+                <w:rFonts w:ascii="Arial" w:hAnsi="Arial" w:eastAsia="Arial"/>
                 <w:sz w:val="24"/>
               </w:rPr>
               <w:t>Xây dựng tổng quan kiến trúc, chi tiết thành phần, luồng xử lý.</w:t>
@@ -4269,7 +4351,7 @@
         </w:trPr>
         <w:tc>
           <w:tcPr>
-            <w:tcW w:w="1361" w:type="dxa"/>
+            <w:tcW w:w="1224" w:type="dxa"/>
             <w:tcBorders>
               <w:top w:val="single" w:sz="6" w:space="0" w:color="D9D9D9"/>
               <w:left w:val="single" w:sz="6" w:space="0" w:color="D9D9D9"/>
@@ -4278,10 +4360,12 @@
             </w:tcBorders>
             <w:shd w:val="clear" w:color="auto" w:fill="F4F7FA"/>
             <w:tcMar>
-              <w:top w:w="90" w:type="dxa"/>
+              <w:top w:w="100" w:type="dxa"/>
               <w:left w:w="110" w:type="dxa"/>
-              <w:bottom w:w="90" w:type="dxa"/>
+              <w:bottom w:w="100" w:type="dxa"/>
               <w:right w:w="110" w:type="dxa"/>
+              <w:start w:w="100" w:type="dxa"/>
+              <w:end w:w="100" w:type="dxa"/>
             </w:tcMar>
             <w:vAlign w:val="center"/>
           </w:tcPr>
@@ -4293,6 +4377,7 @@
             </w:pPr>
             <w:r>
               <w:rPr>
+                <w:rFonts w:ascii="Arial" w:hAnsi="Arial" w:eastAsia="Arial"/>
                 <w:sz w:val="24"/>
               </w:rPr>
               <w:t xml:space="preserve">1.2 </w:t>
@@ -4301,7 +4386,7 @@
         </w:tc>
         <w:tc>
           <w:tcPr>
-            <w:tcW w:w="1587" w:type="dxa"/>
+            <w:tcW w:w="2016" w:type="dxa"/>
             <w:tcBorders>
               <w:top w:val="single" w:sz="6" w:space="0" w:color="D9D9D9"/>
               <w:left w:val="single" w:sz="6" w:space="0" w:color="D9D9D9"/>
@@ -4310,10 +4395,12 @@
             </w:tcBorders>
             <w:shd w:val="clear" w:color="auto" w:fill="F4F7FA"/>
             <w:tcMar>
-              <w:top w:w="90" w:type="dxa"/>
+              <w:top w:w="100" w:type="dxa"/>
               <w:left w:w="110" w:type="dxa"/>
-              <w:bottom w:w="90" w:type="dxa"/>
+              <w:bottom w:w="100" w:type="dxa"/>
               <w:right w:w="110" w:type="dxa"/>
+              <w:start w:w="100" w:type="dxa"/>
+              <w:end w:w="100" w:type="dxa"/>
             </w:tcMar>
             <w:vAlign w:val="center"/>
           </w:tcPr>
@@ -4325,6 +4412,7 @@
             </w:pPr>
             <w:r>
               <w:rPr>
+                <w:rFonts w:ascii="Arial" w:hAnsi="Arial" w:eastAsia="Arial"/>
                 <w:sz w:val="24"/>
               </w:rPr>
               <w:t>22/09/2026</w:t>
@@ -4333,7 +4421,7 @@
         </w:tc>
         <w:tc>
           <w:tcPr>
-            <w:tcW w:w="2381" w:type="dxa"/>
+            <w:tcW w:w="1728" w:type="dxa"/>
             <w:tcBorders>
               <w:top w:val="single" w:sz="6" w:space="0" w:color="D9D9D9"/>
               <w:left w:val="single" w:sz="6" w:space="0" w:color="D9D9D9"/>
@@ -4342,10 +4430,12 @@
             </w:tcBorders>
             <w:shd w:val="clear" w:color="auto" w:fill="F4F7FA"/>
             <w:tcMar>
-              <w:top w:w="90" w:type="dxa"/>
+              <w:top w:w="100" w:type="dxa"/>
               <w:left w:w="110" w:type="dxa"/>
-              <w:bottom w:w="90" w:type="dxa"/>
+              <w:bottom w:w="100" w:type="dxa"/>
               <w:right w:w="110" w:type="dxa"/>
+              <w:start w:w="100" w:type="dxa"/>
+              <w:end w:w="100" w:type="dxa"/>
             </w:tcMar>
             <w:vAlign w:val="center"/>
           </w:tcPr>
@@ -4357,12 +4447,14 @@
             </w:pPr>
             <w:r>
               <w:rPr>
+                <w:rFonts w:ascii="Arial" w:hAnsi="Arial" w:eastAsia="Arial"/>
                 <w:sz w:val="24"/>
               </w:rPr>
               <w:t xml:space="preserve">Nhóm </w:t>
             </w:r>
             <w:r>
               <w:rPr>
+                <w:rFonts w:ascii="Arial" w:hAnsi="Arial" w:eastAsia="Arial"/>
                 <w:sz w:val="24"/>
               </w:rPr>
               <w:t>10</w:t>
@@ -4371,7 +4463,7 @@
         </w:tc>
         <w:tc>
           <w:tcPr>
-            <w:tcW w:w="3969" w:type="dxa"/>
+            <w:tcW w:w="4320" w:type="dxa"/>
             <w:tcBorders>
               <w:top w:val="single" w:sz="6" w:space="0" w:color="D9D9D9"/>
               <w:left w:val="single" w:sz="6" w:space="0" w:color="D9D9D9"/>
@@ -4380,10 +4472,12 @@
             </w:tcBorders>
             <w:shd w:val="clear" w:color="auto" w:fill="F4F7FA"/>
             <w:tcMar>
-              <w:top w:w="90" w:type="dxa"/>
+              <w:top w:w="100" w:type="dxa"/>
               <w:left w:w="110" w:type="dxa"/>
-              <w:bottom w:w="90" w:type="dxa"/>
+              <w:bottom w:w="100" w:type="dxa"/>
               <w:right w:w="110" w:type="dxa"/>
+              <w:start w:w="100" w:type="dxa"/>
+              <w:end w:w="100" w:type="dxa"/>
             </w:tcMar>
             <w:vAlign w:val="center"/>
           </w:tcPr>
@@ -4395,12 +4489,14 @@
             </w:pPr>
             <w:r>
               <w:rPr>
+                <w:rFonts w:ascii="Arial" w:hAnsi="Arial" w:eastAsia="Arial"/>
                 <w:sz w:val="24"/>
               </w:rPr>
               <w:t>X</w:t>
             </w:r>
             <w:r>
               <w:rPr>
+                <w:rFonts w:ascii="Arial" w:hAnsi="Arial" w:eastAsia="Arial"/>
                 <w:sz w:val="24"/>
               </w:rPr>
               <w:t>ác nhận Gemini API là dịch vụ LLM của MVP; loại vLLM khỏi triển khai hiện tại.</w:t>
@@ -4411,10 +4507,11 @@
       <w:tr>
         <w:trPr>
           <w:jc w:val="center"/>
+          <w:cantSplit/>
         </w:trPr>
         <w:tc>
           <w:tcPr>
-            <w:tcW w:w="1361" w:type="dxa"/>
+            <w:tcW w:w="1224" w:type="dxa"/>
             <w:tcBorders>
               <w:top w:val="single" w:sz="6" w:space="0" w:color="D9D9D9"/>
               <w:left w:val="single" w:sz="6" w:space="0" w:color="D9D9D9"/>
@@ -4422,6 +4519,12 @@
               <w:right w:val="single" w:sz="6" w:space="0" w:color="D9D9D9"/>
             </w:tcBorders>
             <w:vAlign w:val="center"/>
+            <w:tcMar>
+              <w:top w:w="100" w:type="dxa"/>
+              <w:start w:w="100" w:type="dxa"/>
+              <w:bottom w:w="100" w:type="dxa"/>
+              <w:end w:w="100" w:type="dxa"/>
+            </w:tcMar>
           </w:tcPr>
           <w:p>
             <w:pPr>
@@ -4431,6 +4534,7 @@
             </w:pPr>
             <w:r>
               <w:rPr>
+                <w:rFonts w:ascii="Arial" w:hAnsi="Arial" w:eastAsia="Arial"/>
                 <w:sz w:val="24"/>
               </w:rPr>
               <w:t>1.2.1</w:t>
@@ -4439,7 +4543,7 @@
         </w:tc>
         <w:tc>
           <w:tcPr>
-            <w:tcW w:w="1587" w:type="dxa"/>
+            <w:tcW w:w="2016" w:type="dxa"/>
             <w:tcBorders>
               <w:top w:val="single" w:sz="6" w:space="0" w:color="D9D9D9"/>
               <w:left w:val="single" w:sz="6" w:space="0" w:color="D9D9D9"/>
@@ -4447,6 +4551,12 @@
               <w:right w:val="single" w:sz="6" w:space="0" w:color="D9D9D9"/>
             </w:tcBorders>
             <w:vAlign w:val="center"/>
+            <w:tcMar>
+              <w:top w:w="100" w:type="dxa"/>
+              <w:start w:w="100" w:type="dxa"/>
+              <w:bottom w:w="100" w:type="dxa"/>
+              <w:end w:w="100" w:type="dxa"/>
+            </w:tcMar>
           </w:tcPr>
           <w:p>
             <w:pPr>
@@ -4456,6 +4566,7 @@
             </w:pPr>
             <w:r>
               <w:rPr>
+                <w:rFonts w:ascii="Arial" w:hAnsi="Arial" w:eastAsia="Arial"/>
                 <w:sz w:val="24"/>
               </w:rPr>
               <w:t>24/09/2026</w:t>
@@ -4464,7 +4575,7 @@
         </w:tc>
         <w:tc>
           <w:tcPr>
-            <w:tcW w:w="2381" w:type="dxa"/>
+            <w:tcW w:w="1728" w:type="dxa"/>
             <w:tcBorders>
               <w:top w:val="single" w:sz="6" w:space="0" w:color="D9D9D9"/>
               <w:left w:val="single" w:sz="6" w:space="0" w:color="D9D9D9"/>
@@ -4472,6 +4583,12 @@
               <w:right w:val="single" w:sz="6" w:space="0" w:color="D9D9D9"/>
             </w:tcBorders>
             <w:vAlign w:val="center"/>
+            <w:tcMar>
+              <w:top w:w="100" w:type="dxa"/>
+              <w:start w:w="100" w:type="dxa"/>
+              <w:bottom w:w="100" w:type="dxa"/>
+              <w:end w:w="100" w:type="dxa"/>
+            </w:tcMar>
           </w:tcPr>
           <w:p>
             <w:pPr>
@@ -4481,12 +4598,14 @@
             </w:pPr>
             <w:r>
               <w:rPr>
+                <w:rFonts w:ascii="Arial" w:hAnsi="Arial" w:eastAsia="Arial"/>
                 <w:sz w:val="24"/>
               </w:rPr>
               <w:t xml:space="preserve">Nhóm </w:t>
             </w:r>
             <w:r>
               <w:rPr>
+                <w:rFonts w:ascii="Arial" w:hAnsi="Arial" w:eastAsia="Arial"/>
                 <w:sz w:val="24"/>
               </w:rPr>
               <w:t>10</w:t>
@@ -4495,7 +4614,7 @@
         </w:tc>
         <w:tc>
           <w:tcPr>
-            <w:tcW w:w="3969" w:type="dxa"/>
+            <w:tcW w:w="4320" w:type="dxa"/>
             <w:tcBorders>
               <w:top w:val="single" w:sz="6" w:space="0" w:color="D9D9D9"/>
               <w:left w:val="single" w:sz="6" w:space="0" w:color="D9D9D9"/>
@@ -4503,6 +4622,12 @@
               <w:right w:val="single" w:sz="6" w:space="0" w:color="D9D9D9"/>
             </w:tcBorders>
             <w:vAlign w:val="center"/>
+            <w:tcMar>
+              <w:top w:w="100" w:type="dxa"/>
+              <w:start w:w="100" w:type="dxa"/>
+              <w:bottom w:w="100" w:type="dxa"/>
+              <w:end w:w="100" w:type="dxa"/>
+            </w:tcMar>
           </w:tcPr>
           <w:p>
             <w:pPr>
@@ -4512,15 +4637,122 @@
             </w:pPr>
             <w:r>
               <w:rPr>
+                <w:rFonts w:ascii="Arial" w:hAnsi="Arial" w:eastAsia="Arial"/>
                 <w:sz w:val="24"/>
               </w:rPr>
               <w:t>Chuẩn hóa nguồn transcript theo contract 0.4.0: YouTube captionTracks Timedtext JSON3/XML là nguồn chính; Transcript DOM là fallback</w:t>
             </w:r>
             <w:r>
               <w:rPr>
+                <w:rFonts w:ascii="Arial" w:hAnsi="Arial" w:eastAsia="Arial"/>
                 <w:sz w:val="24"/>
               </w:rPr>
               <w:t>.</w:t>
+            </w:r>
+          </w:p>
+        </w:tc>
+      </w:tr>
+      <w:tr>
+        <w:trPr>
+          <w:cantSplit/>
+        </w:trPr>
+        <w:tc>
+          <w:tcPr>
+            <w:tcW w:type="dxa" w:w="1224"/>
+            <w:vAlign w:val="center"/>
+            <w:tcMar>
+              <w:top w:w="100" w:type="dxa"/>
+              <w:start w:w="100" w:type="dxa"/>
+              <w:bottom w:w="100" w:type="dxa"/>
+              <w:end w:w="100" w:type="dxa"/>
+            </w:tcMar>
+          </w:tcPr>
+          <w:p>
+            <w:pPr>
+              <w:spacing w:after="40"/>
+              <w:jc w:val="left"/>
+            </w:pPr>
+            <w:r>
+              <w:rPr>
+                <w:rFonts w:ascii="Arial" w:hAnsi="Arial" w:eastAsia="Arial"/>
+                <w:sz w:val="20"/>
+              </w:rPr>
+              <w:t>1.2.2</w:t>
+            </w:r>
+          </w:p>
+        </w:tc>
+        <w:tc>
+          <w:tcPr>
+            <w:tcW w:type="dxa" w:w="2016"/>
+            <w:vAlign w:val="center"/>
+            <w:tcMar>
+              <w:top w:w="100" w:type="dxa"/>
+              <w:start w:w="100" w:type="dxa"/>
+              <w:bottom w:w="100" w:type="dxa"/>
+              <w:end w:w="100" w:type="dxa"/>
+            </w:tcMar>
+          </w:tcPr>
+          <w:p>
+            <w:pPr>
+              <w:spacing w:after="40"/>
+              <w:jc w:val="left"/>
+            </w:pPr>
+            <w:r>
+              <w:rPr>
+                <w:rFonts w:ascii="Arial" w:hAnsi="Arial" w:eastAsia="Arial"/>
+                <w:sz w:val="20"/>
+              </w:rPr>
+              <w:t>02/10/2026</w:t>
+            </w:r>
+          </w:p>
+        </w:tc>
+        <w:tc>
+          <w:tcPr>
+            <w:tcW w:type="dxa" w:w="1728"/>
+            <w:vAlign w:val="center"/>
+            <w:tcMar>
+              <w:top w:w="100" w:type="dxa"/>
+              <w:start w:w="100" w:type="dxa"/>
+              <w:bottom w:w="100" w:type="dxa"/>
+              <w:end w:w="100" w:type="dxa"/>
+            </w:tcMar>
+          </w:tcPr>
+          <w:p>
+            <w:pPr>
+              <w:spacing w:after="40"/>
+              <w:jc w:val="left"/>
+            </w:pPr>
+            <w:r>
+              <w:rPr>
+                <w:rFonts w:ascii="Arial" w:hAnsi="Arial" w:eastAsia="Arial"/>
+                <w:sz w:val="20"/>
+              </w:rPr>
+              <w:t>Nhóm 10</w:t>
+            </w:r>
+          </w:p>
+        </w:tc>
+        <w:tc>
+          <w:tcPr>
+            <w:tcW w:type="dxa" w:w="4320"/>
+            <w:vAlign w:val="center"/>
+            <w:tcMar>
+              <w:top w:w="100" w:type="dxa"/>
+              <w:start w:w="100" w:type="dxa"/>
+              <w:bottom w:w="100" w:type="dxa"/>
+              <w:end w:w="100" w:type="dxa"/>
+            </w:tcMar>
+          </w:tcPr>
+          <w:p>
+            <w:pPr>
+              <w:spacing w:after="40"/>
+              <w:jc w:val="left"/>
+            </w:pPr>
+            <w:r>
+              <w:rPr>
+                <w:rFonts w:ascii="Arial" w:hAnsi="Arial" w:eastAsia="Arial"/>
+                <w:sz w:val="20"/>
+              </w:rPr>
+              <w:t>Contract 0.5.0; full transcript/full-video quiz; Gemini URL fallback; PostgreSQL, durable jobs, Docker deployment, security và recovery.</w:t>
             </w:r>
           </w:p>
         </w:tc>
@@ -4587,12 +4819,18 @@
         <w:spacing w:line="240" w:lineRule="auto"/>
       </w:pPr>
       <w:r>
-        <w:t>StudyLens AI hỗ trợ người dùng học tương tác khi xem video trên YouTube Web. Người dùng chủ động bật hoặc tắt Extension; hệ thống không tự phân loại video là học tập hay giải trí. Khi trạng thái là ON và phụ đề của video hợp lệ, hệ thống thu nhận các cue có timestamp, theo dõi thời gian xem và tạo câu hỏi dựa trên nội dung đã xem.</w:t>
+        <w:rPr>
+          <w:rFonts w:ascii="Arial" w:hAnsi="Arial" w:eastAsia="Arial"/>
+        </w:rPr>
+        <w:t>StudyLens AI hỗ trợ học tương tác trên YouTube Web. Khi ON và video hợp lệ, Backend tạo session ngay; Extension lấy full transcript; Backend/FastAPI tạo một quiz cho toàn video và lưu kết quả theo video trong PostgreSQL.</w:t>
       </w:r>
     </w:p>
     <w:p>
       <w:r>
-        <w:t>Extension đọc captionTracks và lấy Timedtext theo thứ tự JSON3 rồi XML; bản chép lời YouTube được dùng làm nguồn dự phòng. ASP.NET Core Backend xác thực và lưu capture, chỉ kích hoạt phiên học khi dữ liệu đủ điều kiện, sau đó đóng băng transcript segment theo khoảng thời gian học. FastAPI AI Service dùng segment này để gọi Google AI Gemini API sinh quiz, chấm câu trả lời và tạo giải thích. Backend quản lý dữ liệu và lịch sử; Side Panel hiển thị quiz, kết quả và thao tác xem lại theo timestamp.</w:t>
+        <w:rPr>
+          <w:rFonts w:ascii="Arial" w:hAnsi="Arial" w:eastAsia="Arial"/>
+        </w:rPr>
+        <w:t>Extension ưu tiên captionTracks và Timedtext JSON3/XML. Backend xác thực hash và cue. Khi caption thiếu, FastAPI dùng Gemini phân tích URL video công khai. Backend xếp durable job cho transcript/quiz, công bố quiz không có answer key và chỉ hoàn tất session sau batch attempt.</w:t>
       </w:r>
     </w:p>
     <w:p>
@@ -4622,7 +4860,10 @@
     </w:p>
     <w:p>
       <w:r>
-        <w:t>Phạm vi dưới đây áp dụng cho phiên bản MVP của StudyLens AI trên YouTube Web. Các chức năng chỉ chạy khi người dùng bật Extension và video có phụ đề đủ để tạo phiên học.</w:t>
+        <w:rPr>
+          <w:rFonts w:ascii="Arial" w:hAnsi="Arial" w:eastAsia="Arial"/>
+        </w:rPr>
+        <w:t>Phạm vi dưới đây áp dụng cho MVP contract 0.5.0 trên YouTube Web với PostgreSQL là persistence release.</w:t>
       </w:r>
     </w:p>
     <w:p>
@@ -4665,7 +4906,10 @@
         <w:spacing w:after="60"/>
       </w:pPr>
       <w:r>
-        <w:t>Đọc captionTracks của video, lấy Timedtext JSON3 rồi XML và dùng transcript hiển thị trong DOM làm nguồn dự phòng; chuẩn hóa cue với nội dung và mốc thời gian.</w:t>
+        <w:rPr>
+          <w:rFonts w:ascii="Arial" w:hAnsi="Arial" w:eastAsia="Arial"/>
+        </w:rPr>
+        <w:t>Lấy full transcript từ captionTracks → Timedtext JSON3 → XML; DOM chỉ là preview hoặc fallback khi chứng minh đủ bao phủ toàn video.</w:t>
       </w:r>
     </w:p>
     <w:p>
@@ -4674,7 +4918,10 @@
         <w:spacing w:after="60"/>
       </w:pPr>
       <w:r>
-        <w:t>Backend kiểm tra cue, hash và idempotency key; lưu TranscriptCaptureRef. Chỉ tạo activation và Study Session khi capture ở trạng thái available.</w:t>
+        <w:rPr>
+          <w:rFonts w:ascii="Arial" w:hAnsi="Arial" w:eastAsia="Arial"/>
+        </w:rPr>
+        <w:t>Backend tạo Study Session ngay khi ON và video hợp lệ; sau đó xác thực cue/hash/idempotency, lưu transcript và trạng thái xử lý.</w:t>
       </w:r>
     </w:p>
     <w:p>
@@ -4683,7 +4930,10 @@
         <w:spacing w:after="60"/>
       </w:pPr>
       <w:r>
-        <w:t>Theo dõi thời gian video thực sự phát, đóng băng transcript segment theo interval và yêu cầu sinh quiz từ nội dung segment đó.</w:t>
+        <w:rPr>
+          <w:rFonts w:ascii="Arial" w:hAnsi="Arial" w:eastAsia="Arial"/>
+        </w:rPr>
+        <w:t>Tạo một quiz cho toàn video với số câu mục tiêu 3/5/10/15 theo thời lượng; không còn timer, interval hoặc segment định kỳ.</w:t>
       </w:r>
     </w:p>
     <w:p>
@@ -4692,7 +4942,10 @@
         <w:spacing w:after="60"/>
       </w:pPr>
       <w:r>
-        <w:t>FastAPI AI Service gọi Google AI Gemini API để sinh câu hỏi, chấm câu trả lời, tạo giải thích và tham chiếu timestamp; khóa API chỉ nằm ở phía máy chủ.</w:t>
+        <w:rPr>
+          <w:rFonts w:ascii="Arial" w:hAnsi="Arial" w:eastAsia="Arial"/>
+        </w:rPr>
+        <w:t>FastAPI AI Service gọi Google AI Gemini API để sinh câu hỏi, chấm short answer, tạo giải thích và tạo transcript timestamp từ URL video công khai khi cần fallback; API key chỉ ở server.</w:t>
       </w:r>
     </w:p>
     <w:p>
@@ -4701,7 +4954,10 @@
         <w:spacing w:after="60"/>
       </w:pPr>
       <w:r>
-        <w:t>Hiển thị quiz và kết quả trong Side Panel, cho phép Review at Timestamp và lưu session, câu hỏi, đáp án cùng lịch sử học tập qua Backend.</w:t>
+        <w:rPr>
+          <w:rFonts w:ascii="Arial" w:hAnsi="Arial" w:eastAsia="Arial"/>
+        </w:rPr>
+        <w:t>Side Panel hiển thị processing state, transcript preview/ready, toàn bộ quiz, batch result, evidence seek và history theo video.</w:t>
       </w:r>
     </w:p>
     <w:p>
@@ -4744,7 +5000,10 @@
         <w:spacing w:after="60"/>
       </w:pPr>
       <w:r>
-        <w:t>Nhận dạng giọng nói, microphone, tabCapture, MediaRecorder, lưu âm thanh thô hoặc dùng Gemini để chuyển giọng nói thành văn bản.</w:t>
+        <w:rPr>
+          <w:rFonts w:ascii="Arial" w:hAnsi="Arial" w:eastAsia="Arial"/>
+        </w:rPr>
+        <w:t>Thu audio/microphone/tabCapture/MediaRecorder hoặc gửi audio từ Extension. Transcript fallback chỉ dùng URL video công khai qua FastAPI/Gemini.</w:t>
       </w:r>
     </w:p>
     <w:p>
@@ -4943,7 +5202,10 @@
         <w:spacing w:line="240" w:lineRule="auto"/>
       </w:pPr>
       <w:r>
-        <w:t>Tách biệt trách nhiệm giữa Extension, Backend, AI Service, Google AI Gemini API và Database. Chỉ người dùng quyết định kích hoạt StudyLens; AI không tham gia quyết định video học tập hay giải trí. Lỗi Backend, AI Service hoặc Gemini API không được làm hỏng YouTube. AI Service cô lập chi tiết tích hợp nhà cung cấp LLM. Các thành phần chính phải có khả năng kiểm thử độc lập.</w:t>
+        <w:rPr>
+          <w:rFonts w:ascii="Arial" w:hAnsi="Arial" w:eastAsia="Arial"/>
+        </w:rPr>
+        <w:t>Tách biệt Extension, Backend, FastAPI, Gemini và PostgreSQL. Backend là nguồn sự thật; contract 0.5.0 là seam tích hợp; durable job, idempotency và transaction ngăn dữ liệu trùng hoặc bán phần.</w:t>
       </w:r>
     </w:p>
     <w:p>
@@ -5040,7 +5302,10 @@
         <w:spacing w:line="240" w:lineRule="auto"/>
       </w:pPr>
       <w:r>
-        <w:t>Extension chỉ giao tiếp với ASP.NET Core Backend. Khi StudyLens ON, Extension đọc captionTracks đã có trong trang YouTube, lấy Timedtext trực tiếp theo thứ tự JSON3 rồi XML và chỉ dùng Transcript DOM làm fallback. Backend xác thực và lưu cue; chỉ khi capture hợp lệ mới phát ACTIVATION_ENABLED và tạo phiên học. Khi cần sinh quiz hoặc chấm trả lời, Backend gửi transcript segment đã đóng băng tới FastAPI AI Service; FastAPI gọi Google AI Gemini API và chuẩn hóa kết quả trước khi trả về Backend. FastAPI không lấy phụ đề, không nhận audio và không làm STT.</w:t>
+        <w:rPr>
+          <w:rFonts w:ascii="Arial" w:hAnsi="Arial" w:eastAsia="Arial"/>
+        </w:rPr>
+        <w:t>Extension chỉ giao tiếp với ASP.NET Core Backend. Backend tạo session, nhận full transcript, xếp ProcessingJob và polling state từ PostgreSQL. FastAPI là thành phần duy nhất gọi Gemini cho transcript URL fallback, question generation và short-answer grading. PostgreSQL là persistence release duy nhất.</w:t>
       </w:r>
     </w:p>
     <w:p>
@@ -5094,6 +5359,15 @@
           <w:cantSplit/>
           <w:tblHeader/>
           <w:jc w:val="center"/>
+          <w:tblHeader w:val="true"/>
+          <w:tblHeader w:val="true"/>
+          <w:tblHeader w:val="true"/>
+          <w:tblHeader w:val="true"/>
+          <w:tblHeader w:val="true"/>
+          <w:tblHeader w:val="true"/>
+          <w:tblHeader w:val="true"/>
+          <w:tblHeader w:val="true"/>
+          <w:tblHeader w:val="true"/>
         </w:trPr>
         <w:tc>
           <w:tcPr>
@@ -5106,10 +5380,12 @@
             </w:tcBorders>
             <w:shd w:val="clear" w:color="auto" w:fill="1F4E78"/>
             <w:tcMar>
-              <w:top w:w="90" w:type="dxa"/>
+              <w:top w:w="100" w:type="dxa"/>
               <w:left w:w="110" w:type="dxa"/>
-              <w:bottom w:w="90" w:type="dxa"/>
+              <w:bottom w:w="100" w:type="dxa"/>
               <w:right w:w="110" w:type="dxa"/>
+              <w:start w:w="100" w:type="dxa"/>
+              <w:end w:w="100" w:type="dxa"/>
             </w:tcMar>
             <w:vAlign w:val="center"/>
           </w:tcPr>
@@ -5121,6 +5397,7 @@
             </w:pPr>
             <w:r>
               <w:rPr>
+                <w:rFonts w:ascii="Arial" w:hAnsi="Arial" w:eastAsia="Arial"/>
                 <w:b/>
                 <w:sz w:val="24"/>
               </w:rPr>
@@ -5139,10 +5416,12 @@
             </w:tcBorders>
             <w:shd w:val="clear" w:color="auto" w:fill="1F4E78"/>
             <w:tcMar>
-              <w:top w:w="90" w:type="dxa"/>
+              <w:top w:w="100" w:type="dxa"/>
               <w:left w:w="110" w:type="dxa"/>
-              <w:bottom w:w="90" w:type="dxa"/>
+              <w:bottom w:w="100" w:type="dxa"/>
               <w:right w:w="110" w:type="dxa"/>
+              <w:start w:w="100" w:type="dxa"/>
+              <w:end w:w="100" w:type="dxa"/>
             </w:tcMar>
             <w:vAlign w:val="center"/>
           </w:tcPr>
@@ -5154,6 +5433,7 @@
             </w:pPr>
             <w:r>
               <w:rPr>
+                <w:rFonts w:ascii="Arial" w:hAnsi="Arial" w:eastAsia="Arial"/>
                 <w:b/>
                 <w:sz w:val="24"/>
               </w:rPr>
@@ -5177,10 +5457,12 @@
               <w:right w:val="single" w:sz="6" w:space="0" w:color="D9D9D9"/>
             </w:tcBorders>
             <w:tcMar>
-              <w:top w:w="90" w:type="dxa"/>
+              <w:top w:w="100" w:type="dxa"/>
               <w:left w:w="110" w:type="dxa"/>
-              <w:bottom w:w="90" w:type="dxa"/>
+              <w:bottom w:w="100" w:type="dxa"/>
               <w:right w:w="110" w:type="dxa"/>
+              <w:start w:w="100" w:type="dxa"/>
+              <w:end w:w="100" w:type="dxa"/>
             </w:tcMar>
             <w:vAlign w:val="center"/>
           </w:tcPr>
@@ -5192,6 +5474,7 @@
             </w:pPr>
             <w:r>
               <w:rPr>
+                <w:rFonts w:ascii="Arial" w:hAnsi="Arial" w:eastAsia="Arial"/>
                 <w:sz w:val="24"/>
               </w:rPr>
               <w:t>Browser</w:t>
@@ -5208,10 +5491,12 @@
               <w:right w:val="single" w:sz="6" w:space="0" w:color="D9D9D9"/>
             </w:tcBorders>
             <w:tcMar>
-              <w:top w:w="90" w:type="dxa"/>
+              <w:top w:w="100" w:type="dxa"/>
               <w:left w:w="110" w:type="dxa"/>
-              <w:bottom w:w="90" w:type="dxa"/>
+              <w:bottom w:w="100" w:type="dxa"/>
               <w:right w:w="110" w:type="dxa"/>
+              <w:start w:w="100" w:type="dxa"/>
+              <w:end w:w="100" w:type="dxa"/>
             </w:tcMar>
             <w:vAlign w:val="center"/>
           </w:tcPr>
@@ -5223,6 +5508,7 @@
             </w:pPr>
             <w:r>
               <w:rPr>
+                <w:rFonts w:ascii="Arial" w:hAnsi="Arial" w:eastAsia="Arial"/>
                 <w:sz w:val="24"/>
               </w:rPr>
               <w:t>Chrome / Microsoft Edge</w:t>
@@ -5246,10 +5532,12 @@
             </w:tcBorders>
             <w:shd w:val="clear" w:color="auto" w:fill="F4F7FA"/>
             <w:tcMar>
-              <w:top w:w="90" w:type="dxa"/>
+              <w:top w:w="100" w:type="dxa"/>
               <w:left w:w="110" w:type="dxa"/>
-              <w:bottom w:w="90" w:type="dxa"/>
+              <w:bottom w:w="100" w:type="dxa"/>
               <w:right w:w="110" w:type="dxa"/>
+              <w:start w:w="100" w:type="dxa"/>
+              <w:end w:w="100" w:type="dxa"/>
             </w:tcMar>
             <w:vAlign w:val="center"/>
           </w:tcPr>
@@ -5261,6 +5549,7 @@
             </w:pPr>
             <w:r>
               <w:rPr>
+                <w:rFonts w:ascii="Arial" w:hAnsi="Arial" w:eastAsia="Arial"/>
                 <w:sz w:val="24"/>
               </w:rPr>
               <w:t>Extension</w:t>
@@ -5278,10 +5567,12 @@
             </w:tcBorders>
             <w:shd w:val="clear" w:color="auto" w:fill="F4F7FA"/>
             <w:tcMar>
-              <w:top w:w="90" w:type="dxa"/>
+              <w:top w:w="100" w:type="dxa"/>
               <w:left w:w="110" w:type="dxa"/>
-              <w:bottom w:w="90" w:type="dxa"/>
+              <w:bottom w:w="100" w:type="dxa"/>
               <w:right w:w="110" w:type="dxa"/>
+              <w:start w:w="100" w:type="dxa"/>
+              <w:end w:w="100" w:type="dxa"/>
             </w:tcMar>
             <w:vAlign w:val="center"/>
           </w:tcPr>
@@ -5293,6 +5584,7 @@
             </w:pPr>
             <w:r>
               <w:rPr>
+                <w:rFonts w:ascii="Arial" w:hAnsi="Arial" w:eastAsia="Arial"/>
                 <w:sz w:val="24"/>
               </w:rPr>
               <w:t>Manifest V3, TypeScript, React, Vite; captionTracks và Timedtext YouTube</w:t>
@@ -5315,10 +5607,12 @@
               <w:right w:val="single" w:sz="6" w:space="0" w:color="D9D9D9"/>
             </w:tcBorders>
             <w:tcMar>
-              <w:top w:w="90" w:type="dxa"/>
+              <w:top w:w="100" w:type="dxa"/>
               <w:left w:w="110" w:type="dxa"/>
-              <w:bottom w:w="90" w:type="dxa"/>
+              <w:bottom w:w="100" w:type="dxa"/>
               <w:right w:w="110" w:type="dxa"/>
+              <w:start w:w="100" w:type="dxa"/>
+              <w:end w:w="100" w:type="dxa"/>
             </w:tcMar>
             <w:vAlign w:val="center"/>
           </w:tcPr>
@@ -5330,6 +5624,7 @@
             </w:pPr>
             <w:r>
               <w:rPr>
+                <w:rFonts w:ascii="Arial" w:hAnsi="Arial" w:eastAsia="Arial"/>
                 <w:sz w:val="24"/>
               </w:rPr>
               <w:t>Backend</w:t>
@@ -5346,10 +5641,12 @@
               <w:right w:val="single" w:sz="6" w:space="0" w:color="D9D9D9"/>
             </w:tcBorders>
             <w:tcMar>
-              <w:top w:w="90" w:type="dxa"/>
+              <w:top w:w="100" w:type="dxa"/>
               <w:left w:w="110" w:type="dxa"/>
-              <w:bottom w:w="90" w:type="dxa"/>
+              <w:bottom w:w="100" w:type="dxa"/>
               <w:right w:w="110" w:type="dxa"/>
+              <w:start w:w="100" w:type="dxa"/>
+              <w:end w:w="100" w:type="dxa"/>
             </w:tcMar>
             <w:vAlign w:val="center"/>
           </w:tcPr>
@@ -5361,6 +5658,7 @@
             </w:pPr>
             <w:r>
               <w:rPr>
+                <w:rFonts w:ascii="Arial" w:hAnsi="Arial" w:eastAsia="Arial"/>
                 <w:sz w:val="24"/>
               </w:rPr>
               <w:t>ASP.NET Core 8 Web API, C#</w:t>
@@ -5384,10 +5682,12 @@
             </w:tcBorders>
             <w:shd w:val="clear" w:color="auto" w:fill="F4F7FA"/>
             <w:tcMar>
-              <w:top w:w="90" w:type="dxa"/>
+              <w:top w:w="100" w:type="dxa"/>
               <w:left w:w="110" w:type="dxa"/>
-              <w:bottom w:w="90" w:type="dxa"/>
+              <w:bottom w:w="100" w:type="dxa"/>
               <w:right w:w="110" w:type="dxa"/>
+              <w:start w:w="100" w:type="dxa"/>
+              <w:end w:w="100" w:type="dxa"/>
             </w:tcMar>
             <w:vAlign w:val="center"/>
           </w:tcPr>
@@ -5399,6 +5699,7 @@
             </w:pPr>
             <w:r>
               <w:rPr>
+                <w:rFonts w:ascii="Arial" w:hAnsi="Arial" w:eastAsia="Arial"/>
                 <w:sz w:val="24"/>
               </w:rPr>
               <w:t>AI Service</w:t>
@@ -5416,10 +5717,12 @@
             </w:tcBorders>
             <w:shd w:val="clear" w:color="auto" w:fill="F4F7FA"/>
             <w:tcMar>
-              <w:top w:w="90" w:type="dxa"/>
+              <w:top w:w="100" w:type="dxa"/>
               <w:left w:w="110" w:type="dxa"/>
-              <w:bottom w:w="90" w:type="dxa"/>
+              <w:bottom w:w="100" w:type="dxa"/>
               <w:right w:w="110" w:type="dxa"/>
+              <w:start w:w="100" w:type="dxa"/>
+              <w:end w:w="100" w:type="dxa"/>
             </w:tcMar>
             <w:vAlign w:val="center"/>
           </w:tcPr>
@@ -5431,6 +5734,7 @@
             </w:pPr>
             <w:r>
               <w:rPr>
+                <w:rFonts w:ascii="Arial" w:hAnsi="Arial" w:eastAsia="Arial"/>
                 <w:sz w:val="24"/>
               </w:rPr>
               <w:t>Python, FastAPI</w:t>
@@ -5453,10 +5757,12 @@
               <w:right w:val="single" w:sz="6" w:space="0" w:color="D9D9D9"/>
             </w:tcBorders>
             <w:tcMar>
-              <w:top w:w="90" w:type="dxa"/>
+              <w:top w:w="100" w:type="dxa"/>
               <w:left w:w="110" w:type="dxa"/>
-              <w:bottom w:w="90" w:type="dxa"/>
+              <w:bottom w:w="100" w:type="dxa"/>
               <w:right w:w="110" w:type="dxa"/>
+              <w:start w:w="100" w:type="dxa"/>
+              <w:end w:w="100" w:type="dxa"/>
             </w:tcMar>
             <w:vAlign w:val="center"/>
           </w:tcPr>
@@ -5468,6 +5774,7 @@
             </w:pPr>
             <w:r>
               <w:rPr>
+                <w:rFonts w:ascii="Arial" w:hAnsi="Arial" w:eastAsia="Arial"/>
                 <w:sz w:val="24"/>
               </w:rPr>
               <w:t>LLM Service</w:t>
@@ -5484,10 +5791,12 @@
               <w:right w:val="single" w:sz="6" w:space="0" w:color="D9D9D9"/>
             </w:tcBorders>
             <w:tcMar>
-              <w:top w:w="90" w:type="dxa"/>
+              <w:top w:w="100" w:type="dxa"/>
               <w:left w:w="110" w:type="dxa"/>
-              <w:bottom w:w="90" w:type="dxa"/>
+              <w:bottom w:w="100" w:type="dxa"/>
               <w:right w:w="110" w:type="dxa"/>
+              <w:start w:w="100" w:type="dxa"/>
+              <w:end w:w="100" w:type="dxa"/>
             </w:tcMar>
             <w:vAlign w:val="center"/>
           </w:tcPr>
@@ -5502,6 +5811,7 @@
             </w:pPr>
             <w:r>
               <w:rPr>
+                <w:rFonts w:ascii="Arial" w:hAnsi="Arial" w:eastAsia="Arial"/>
                 <w:sz w:val="24"/>
                 <w:lang w:val="pt-BR"/>
               </w:rPr>
@@ -5526,21 +5836,23 @@
             </w:tcBorders>
             <w:shd w:val="clear" w:color="auto" w:fill="F4F7FA"/>
             <w:tcMar>
-              <w:top w:w="90" w:type="dxa"/>
+              <w:top w:w="100" w:type="dxa"/>
               <w:left w:w="110" w:type="dxa"/>
-              <w:bottom w:w="90" w:type="dxa"/>
+              <w:bottom w:w="100" w:type="dxa"/>
               <w:right w:w="110" w:type="dxa"/>
+              <w:start w:w="100" w:type="dxa"/>
+              <w:end w:w="100" w:type="dxa"/>
             </w:tcMar>
             <w:vAlign w:val="center"/>
           </w:tcPr>
           <w:p>
             <w:pPr>
-              <w:spacing w:after="40" w:line="276" w:lineRule="auto"/>
-              <w:ind w:firstLine="0"/>
+              <w:spacing w:after="40"/>
               <w:jc w:val="left"/>
             </w:pPr>
             <w:r>
               <w:rPr>
+                <w:rFonts w:ascii="Arial" w:hAnsi="Arial" w:eastAsia="Arial"/>
                 <w:sz w:val="24"/>
               </w:rPr>
               <w:t>Database</w:t>
@@ -5558,24 +5870,26 @@
             </w:tcBorders>
             <w:shd w:val="clear" w:color="auto" w:fill="F4F7FA"/>
             <w:tcMar>
-              <w:top w:w="90" w:type="dxa"/>
+              <w:top w:w="100" w:type="dxa"/>
               <w:left w:w="110" w:type="dxa"/>
-              <w:bottom w:w="90" w:type="dxa"/>
+              <w:bottom w:w="100" w:type="dxa"/>
               <w:right w:w="110" w:type="dxa"/>
+              <w:start w:w="100" w:type="dxa"/>
+              <w:end w:w="100" w:type="dxa"/>
             </w:tcMar>
             <w:vAlign w:val="center"/>
           </w:tcPr>
           <w:p>
             <w:pPr>
-              <w:spacing w:after="40" w:line="276" w:lineRule="auto"/>
-              <w:ind w:firstLine="0"/>
+              <w:spacing w:after="40"/>
               <w:jc w:val="left"/>
             </w:pPr>
             <w:r>
               <w:rPr>
+                <w:rFonts w:ascii="Arial" w:hAnsi="Arial" w:eastAsia="Arial"/>
                 <w:sz w:val="24"/>
               </w:rPr>
-              <w:t>SQLite cho phát triển; PostgreSQL khi mở rộng</w:t>
+              <w:t>PostgreSQL 16, Entity Framework Core migrations</w:t>
             </w:r>
           </w:p>
         </w:tc>
@@ -5631,6 +5945,15 @@
           <w:cantSplit/>
           <w:tblHeader/>
           <w:jc w:val="center"/>
+          <w:tblHeader w:val="true"/>
+          <w:tblHeader w:val="true"/>
+          <w:tblHeader w:val="true"/>
+          <w:tblHeader w:val="true"/>
+          <w:tblHeader w:val="true"/>
+          <w:tblHeader w:val="true"/>
+          <w:tblHeader w:val="true"/>
+          <w:tblHeader w:val="true"/>
+          <w:tblHeader w:val="true"/>
         </w:trPr>
         <w:tc>
           <w:tcPr>
@@ -5643,10 +5966,12 @@
             </w:tcBorders>
             <w:shd w:val="clear" w:color="auto" w:fill="1F4E78"/>
             <w:tcMar>
-              <w:top w:w="90" w:type="dxa"/>
+              <w:top w:w="100" w:type="dxa"/>
               <w:left w:w="110" w:type="dxa"/>
-              <w:bottom w:w="90" w:type="dxa"/>
+              <w:bottom w:w="100" w:type="dxa"/>
               <w:right w:w="110" w:type="dxa"/>
+              <w:start w:w="100" w:type="dxa"/>
+              <w:end w:w="100" w:type="dxa"/>
             </w:tcMar>
             <w:vAlign w:val="center"/>
           </w:tcPr>
@@ -5658,6 +5983,7 @@
             </w:pPr>
             <w:r>
               <w:rPr>
+                <w:rFonts w:ascii="Arial" w:hAnsi="Arial" w:eastAsia="Arial"/>
                 <w:b/>
                 <w:sz w:val="24"/>
               </w:rPr>
@@ -5676,10 +6002,12 @@
             </w:tcBorders>
             <w:shd w:val="clear" w:color="auto" w:fill="1F4E78"/>
             <w:tcMar>
-              <w:top w:w="90" w:type="dxa"/>
+              <w:top w:w="100" w:type="dxa"/>
               <w:left w:w="110" w:type="dxa"/>
-              <w:bottom w:w="90" w:type="dxa"/>
+              <w:bottom w:w="100" w:type="dxa"/>
               <w:right w:w="110" w:type="dxa"/>
+              <w:start w:w="100" w:type="dxa"/>
+              <w:end w:w="100" w:type="dxa"/>
             </w:tcMar>
             <w:vAlign w:val="center"/>
           </w:tcPr>
@@ -5691,6 +6019,7 @@
             </w:pPr>
             <w:r>
               <w:rPr>
+                <w:rFonts w:ascii="Arial" w:hAnsi="Arial" w:eastAsia="Arial"/>
                 <w:b/>
                 <w:sz w:val="24"/>
               </w:rPr>
@@ -5714,21 +6043,23 @@
               <w:right w:val="single" w:sz="6" w:space="0" w:color="D9D9D9"/>
             </w:tcBorders>
             <w:tcMar>
-              <w:top w:w="90" w:type="dxa"/>
+              <w:top w:w="100" w:type="dxa"/>
               <w:left w:w="110" w:type="dxa"/>
-              <w:bottom w:w="90" w:type="dxa"/>
+              <w:bottom w:w="100" w:type="dxa"/>
               <w:right w:w="110" w:type="dxa"/>
+              <w:start w:w="100" w:type="dxa"/>
+              <w:end w:w="100" w:type="dxa"/>
             </w:tcMar>
             <w:vAlign w:val="center"/>
           </w:tcPr>
           <w:p>
             <w:pPr>
-              <w:spacing w:after="40" w:line="276" w:lineRule="auto"/>
-              <w:ind w:firstLine="0"/>
+              <w:spacing w:after="40"/>
               <w:jc w:val="left"/>
             </w:pPr>
             <w:r>
               <w:rPr>
+                <w:rFonts w:ascii="Arial" w:hAnsi="Arial" w:eastAsia="Arial"/>
                 <w:sz w:val="24"/>
               </w:rPr>
               <w:t>Extension</w:t>
@@ -5745,24 +6076,26 @@
               <w:right w:val="single" w:sz="6" w:space="0" w:color="D9D9D9"/>
             </w:tcBorders>
             <w:tcMar>
-              <w:top w:w="90" w:type="dxa"/>
+              <w:top w:w="100" w:type="dxa"/>
               <w:left w:w="110" w:type="dxa"/>
-              <w:bottom w:w="90" w:type="dxa"/>
+              <w:bottom w:w="100" w:type="dxa"/>
               <w:right w:w="110" w:type="dxa"/>
+              <w:start w:w="100" w:type="dxa"/>
+              <w:end w:w="100" w:type="dxa"/>
             </w:tcMar>
             <w:vAlign w:val="center"/>
           </w:tcPr>
           <w:p>
             <w:pPr>
-              <w:spacing w:after="40" w:line="276" w:lineRule="auto"/>
-              <w:ind w:firstLine="0"/>
+              <w:spacing w:after="40"/>
               <w:jc w:val="left"/>
             </w:pPr>
             <w:r>
               <w:rPr>
+                <w:rFonts w:ascii="Arial" w:hAnsi="Arial" w:eastAsia="Arial"/>
                 <w:sz w:val="24"/>
               </w:rPr>
-              <w:t>Lưu ON/OFF, đọc ngữ cảnh video, lấy captionTracks Timedtext, DOM fallback, hiển thị Side Panel và gửi cue-only JSON tới Backend.</w:t>
+              <w:t>Lưu ON/OFF, cô lập active tab/video, lấy full caption, hiển thị learning package, quiz, result/history và seek.</w:t>
             </w:r>
           </w:p>
         </w:tc>
@@ -5783,21 +6116,23 @@
             </w:tcBorders>
             <w:shd w:val="clear" w:color="auto" w:fill="F4F7FA"/>
             <w:tcMar>
-              <w:top w:w="90" w:type="dxa"/>
+              <w:top w:w="100" w:type="dxa"/>
               <w:left w:w="110" w:type="dxa"/>
-              <w:bottom w:w="90" w:type="dxa"/>
+              <w:bottom w:w="100" w:type="dxa"/>
               <w:right w:w="110" w:type="dxa"/>
+              <w:start w:w="100" w:type="dxa"/>
+              <w:end w:w="100" w:type="dxa"/>
             </w:tcMar>
             <w:vAlign w:val="center"/>
           </w:tcPr>
           <w:p>
             <w:pPr>
-              <w:spacing w:after="40" w:line="276" w:lineRule="auto"/>
-              <w:ind w:firstLine="0"/>
+              <w:spacing w:after="40"/>
               <w:jc w:val="left"/>
             </w:pPr>
             <w:r>
               <w:rPr>
+                <w:rFonts w:ascii="Arial" w:hAnsi="Arial" w:eastAsia="Arial"/>
                 <w:sz w:val="24"/>
               </w:rPr>
               <w:t>Backend</w:t>
@@ -5815,24 +6150,26 @@
             </w:tcBorders>
             <w:shd w:val="clear" w:color="auto" w:fill="F4F7FA"/>
             <w:tcMar>
-              <w:top w:w="90" w:type="dxa"/>
+              <w:top w:w="100" w:type="dxa"/>
               <w:left w:w="110" w:type="dxa"/>
-              <w:bottom w:w="90" w:type="dxa"/>
+              <w:bottom w:w="100" w:type="dxa"/>
               <w:right w:w="110" w:type="dxa"/>
+              <w:start w:w="100" w:type="dxa"/>
+              <w:end w:w="100" w:type="dxa"/>
             </w:tcMar>
             <w:vAlign w:val="center"/>
           </w:tcPr>
           <w:p>
             <w:pPr>
-              <w:spacing w:after="40" w:line="276" w:lineRule="auto"/>
-              <w:ind w:firstLine="0"/>
+              <w:spacing w:after="40"/>
               <w:jc w:val="left"/>
             </w:pPr>
             <w:r>
               <w:rPr>
+                <w:rFonts w:ascii="Arial" w:hAnsi="Arial" w:eastAsia="Arial"/>
                 <w:sz w:val="24"/>
               </w:rPr>
-              <w:t>Xác thực cue/hash/video ID, lưu capture và cue, quản lý session/segment, gọi AI Service sau khi segment được đóng băng.</w:t>
+              <w:t>Nguồn sự thật cho session/transcript/job/quiz/attempt/history; idempotency, transaction, retry và recovery.</w:t>
             </w:r>
           </w:p>
         </w:tc>
@@ -5852,21 +6189,23 @@
               <w:right w:val="single" w:sz="6" w:space="0" w:color="D9D9D9"/>
             </w:tcBorders>
             <w:tcMar>
-              <w:top w:w="90" w:type="dxa"/>
+              <w:top w:w="100" w:type="dxa"/>
               <w:left w:w="110" w:type="dxa"/>
-              <w:bottom w:w="90" w:type="dxa"/>
+              <w:bottom w:w="100" w:type="dxa"/>
               <w:right w:w="110" w:type="dxa"/>
+              <w:start w:w="100" w:type="dxa"/>
+              <w:end w:w="100" w:type="dxa"/>
             </w:tcMar>
             <w:vAlign w:val="center"/>
           </w:tcPr>
           <w:p>
             <w:pPr>
-              <w:spacing w:after="40" w:line="276" w:lineRule="auto"/>
-              <w:ind w:firstLine="0"/>
+              <w:spacing w:after="40"/>
               <w:jc w:val="left"/>
             </w:pPr>
             <w:r>
               <w:rPr>
+                <w:rFonts w:ascii="Arial" w:hAnsi="Arial" w:eastAsia="Arial"/>
                 <w:sz w:val="24"/>
               </w:rPr>
               <w:t>AI Service</w:t>
@@ -5883,24 +6222,26 @@
               <w:right w:val="single" w:sz="6" w:space="0" w:color="D9D9D9"/>
             </w:tcBorders>
             <w:tcMar>
-              <w:top w:w="90" w:type="dxa"/>
+              <w:top w:w="100" w:type="dxa"/>
               <w:left w:w="110" w:type="dxa"/>
-              <w:bottom w:w="90" w:type="dxa"/>
+              <w:bottom w:w="100" w:type="dxa"/>
               <w:right w:w="110" w:type="dxa"/>
+              <w:start w:w="100" w:type="dxa"/>
+              <w:end w:w="100" w:type="dxa"/>
             </w:tcMar>
             <w:vAlign w:val="center"/>
           </w:tcPr>
           <w:p>
             <w:pPr>
-              <w:spacing w:after="40" w:line="276" w:lineRule="auto"/>
-              <w:ind w:firstLine="0"/>
+              <w:spacing w:after="40"/>
               <w:jc w:val="left"/>
             </w:pPr>
             <w:r>
               <w:rPr>
+                <w:rFonts w:ascii="Arial" w:hAnsi="Arial" w:eastAsia="Arial"/>
                 <w:sz w:val="24"/>
               </w:rPr>
-              <w:t>Sinh câu hỏi, chấm và giải thích từ transcript segment do Backend gửi; không thu nhận transcript từ YouTube.</w:t>
+              <w:t>Gemini URL transcript fallback, full-video question generation, short-answer grading và structured-output validation.</w:t>
             </w:r>
           </w:p>
         </w:tc>
@@ -5921,10 +6262,12 @@
             </w:tcBorders>
             <w:shd w:val="clear" w:color="auto" w:fill="F4F7FA"/>
             <w:tcMar>
-              <w:top w:w="90" w:type="dxa"/>
+              <w:top w:w="100" w:type="dxa"/>
               <w:left w:w="110" w:type="dxa"/>
-              <w:bottom w:w="90" w:type="dxa"/>
+              <w:bottom w:w="100" w:type="dxa"/>
               <w:right w:w="110" w:type="dxa"/>
+              <w:start w:w="100" w:type="dxa"/>
+              <w:end w:w="100" w:type="dxa"/>
             </w:tcMar>
             <w:vAlign w:val="center"/>
           </w:tcPr>
@@ -5936,6 +6279,7 @@
             </w:pPr>
             <w:r>
               <w:rPr>
+                <w:rFonts w:ascii="Arial" w:hAnsi="Arial" w:eastAsia="Arial"/>
                 <w:sz w:val="24"/>
               </w:rPr>
               <w:t>Google AI Gemini API</w:t>
@@ -5953,10 +6297,12 @@
             </w:tcBorders>
             <w:shd w:val="clear" w:color="auto" w:fill="F4F7FA"/>
             <w:tcMar>
-              <w:top w:w="90" w:type="dxa"/>
+              <w:top w:w="100" w:type="dxa"/>
               <w:left w:w="110" w:type="dxa"/>
-              <w:bottom w:w="90" w:type="dxa"/>
+              <w:bottom w:w="100" w:type="dxa"/>
               <w:right w:w="110" w:type="dxa"/>
+              <w:start w:w="100" w:type="dxa"/>
+              <w:end w:w="100" w:type="dxa"/>
             </w:tcMar>
             <w:vAlign w:val="center"/>
           </w:tcPr>
@@ -5968,6 +6314,7 @@
             </w:pPr>
             <w:r>
               <w:rPr>
+                <w:rFonts w:ascii="Arial" w:hAnsi="Arial" w:eastAsia="Arial"/>
                 <w:sz w:val="24"/>
               </w:rPr>
               <w:t>Cung cấp khả năng suy luận và sinh ngôn ngữ dưới dạng dịch vụ được quản lý.</w:t>
@@ -5990,21 +6337,23 @@
               <w:right w:val="single" w:sz="6" w:space="0" w:color="D9D9D9"/>
             </w:tcBorders>
             <w:tcMar>
-              <w:top w:w="90" w:type="dxa"/>
+              <w:top w:w="100" w:type="dxa"/>
               <w:left w:w="110" w:type="dxa"/>
-              <w:bottom w:w="90" w:type="dxa"/>
+              <w:bottom w:w="100" w:type="dxa"/>
               <w:right w:w="110" w:type="dxa"/>
+              <w:start w:w="100" w:type="dxa"/>
+              <w:end w:w="100" w:type="dxa"/>
             </w:tcMar>
             <w:vAlign w:val="center"/>
           </w:tcPr>
           <w:p>
             <w:pPr>
-              <w:spacing w:after="40" w:line="276" w:lineRule="auto"/>
-              <w:ind w:firstLine="0"/>
+              <w:spacing w:after="40"/>
               <w:jc w:val="left"/>
             </w:pPr>
             <w:r>
               <w:rPr>
+                <w:rFonts w:ascii="Arial" w:hAnsi="Arial" w:eastAsia="Arial"/>
                 <w:sz w:val="24"/>
               </w:rPr>
               <w:t>Database</w:t>
@@ -6021,24 +6370,26 @@
               <w:right w:val="single" w:sz="6" w:space="0" w:color="D9D9D9"/>
             </w:tcBorders>
             <w:tcMar>
-              <w:top w:w="90" w:type="dxa"/>
+              <w:top w:w="100" w:type="dxa"/>
               <w:left w:w="110" w:type="dxa"/>
-              <w:bottom w:w="90" w:type="dxa"/>
+              <w:bottom w:w="100" w:type="dxa"/>
               <w:right w:w="110" w:type="dxa"/>
+              <w:start w:w="100" w:type="dxa"/>
+              <w:end w:w="100" w:type="dxa"/>
             </w:tcMar>
             <w:vAlign w:val="center"/>
           </w:tcPr>
           <w:p>
             <w:pPr>
-              <w:spacing w:after="40" w:line="276" w:lineRule="auto"/>
-              <w:ind w:firstLine="0"/>
+              <w:spacing w:after="40"/>
               <w:jc w:val="left"/>
             </w:pPr>
             <w:r>
               <w:rPr>
+                <w:rFonts w:ascii="Arial" w:hAnsi="Arial" w:eastAsia="Arial"/>
                 <w:sz w:val="24"/>
               </w:rPr>
-              <w:t>Lưu dữ liệu học tập và lịch sử.</w:t>
+              <w:t>PostgreSQL lưu business state bền vững; legacy tables được giữ qua migration.</w:t>
             </w:r>
           </w:p>
         </w:tc>
@@ -6142,7 +6493,10 @@
         <w:jc w:val="left"/>
       </w:pPr>
       <w:r>
-        <w:t>studylens-extension/</w:t>
+        <w:rPr>
+          <w:rFonts w:ascii="Arial" w:hAnsi="Arial" w:eastAsia="Arial"/>
+        </w:rPr>
+        <w:t>apps/extension/</w:t>
       </w:r>
     </w:p>
     <w:p>
@@ -6153,7 +6507,10 @@
         <w:jc w:val="left"/>
       </w:pPr>
       <w:r>
-        <w:t>├── manifest.json</w:t>
+        <w:rPr>
+          <w:rFonts w:ascii="Arial" w:hAnsi="Arial" w:eastAsia="Arial"/>
+        </w:rPr>
+        <w:t>├── manifest.json, vite.config.ts, scripts/package-extension.ps1</w:t>
       </w:r>
     </w:p>
     <w:p>
@@ -6164,7 +6521,10 @@
         <w:jc w:val="left"/>
       </w:pPr>
       <w:r>
-        <w:t>├── src/</w:t>
+        <w:rPr>
+          <w:rFonts w:ascii="Arial" w:hAnsi="Arial" w:eastAsia="Arial"/>
+        </w:rPr>
+        <w:t>└── src/</w:t>
       </w:r>
     </w:p>
     <w:p>
@@ -6175,7 +6535,10 @@
         <w:jc w:val="left"/>
       </w:pPr>
       <w:r>
-        <w:t>│   ├── content/ (video-context.ts, transcript-reader.ts, player-controller.ts)</w:t>
+        <w:rPr>
+          <w:rFonts w:ascii="Arial" w:hAnsi="Arial" w:eastAsia="Arial"/>
+        </w:rPr>
+        <w:t xml:space="preserve">    ├── features/video-activation (persistent gate, context, full transcript)</w:t>
       </w:r>
     </w:p>
     <w:p>
@@ -6186,7 +6549,10 @@
         <w:jc w:val="left"/>
       </w:pPr>
       <w:r>
-        <w:t>│   ├── background/ (service-worker.ts, activation-store.ts)</w:t>
+        <w:rPr>
+          <w:rFonts w:ascii="Arial" w:hAnsi="Arial" w:eastAsia="Arial"/>
+        </w:rPr>
+        <w:t xml:space="preserve">    ├── features/session-quiz (learning package, quiz, retry)</w:t>
       </w:r>
     </w:p>
     <w:p>
@@ -6197,7 +6563,10 @@
         <w:jc w:val="left"/>
       </w:pPr>
       <w:r>
-        <w:t>│   ├── sidepanel/ (App.tsx, components/, pages/, services/)</w:t>
+        <w:rPr>
+          <w:rFonts w:ascii="Arial" w:hAnsi="Arial" w:eastAsia="Arial"/>
+        </w:rPr>
+        <w:t xml:space="preserve">    ├── features/assessment-history (batch attempt, result, history)</w:t>
       </w:r>
     </w:p>
     <w:p>
@@ -6208,7 +6577,10 @@
         <w:jc w:val="left"/>
       </w:pPr>
       <w:r>
-        <w:t>│   ├── session/ (session-manager.ts, timer.ts, segment-manager.ts)</w:t>
+        <w:rPr>
+          <w:rFonts w:ascii="Arial" w:hAnsi="Arial" w:eastAsia="Arial"/>
+        </w:rPr>
+        <w:t xml:space="preserve">    ├── platform/youtube (player, caption tracks, Timedtext, DOM preview)</w:t>
       </w:r>
     </w:p>
     <w:p>
@@ -6219,7 +6591,10 @@
         <w:jc w:val="left"/>
       </w:pPr>
       <w:r>
-        <w:t>│   ├── api/ (api-client.ts)</w:t>
+        <w:rPr>
+          <w:rFonts w:ascii="Arial" w:hAnsi="Arial" w:eastAsia="Arial"/>
+        </w:rPr>
+        <w:t xml:space="preserve">    ├── shared (HTTP, messaging, validation)</w:t>
       </w:r>
     </w:p>
     <w:p>
@@ -6230,7 +6605,10 @@
         <w:jc w:val="left"/>
       </w:pPr>
       <w:r>
-        <w:t>│   └── models/</w:t>
+        <w:rPr>
+          <w:rFonts w:ascii="Arial" w:hAnsi="Arial" w:eastAsia="Arial"/>
+        </w:rPr>
+        <w:t xml:space="preserve">    └── shell (Side Panel composition)</w:t>
       </w:r>
     </w:p>
     <w:p>
@@ -6240,7 +6618,10 @@
         <w:jc w:val="left"/>
       </w:pPr>
       <w:r>
-        <w:t>└── vite.config.ts</w:t>
+        <w:rPr>
+          <w:rFonts w:ascii="Arial" w:hAnsi="Arial" w:eastAsia="Arial"/>
+        </w:rPr>
+        <w:t>Build output được đóng gói deterministic thành StudyLens-AI-extension-0.5.0.zip cùng SHA256SUMS.txt và release manifest.</w:t>
       </w:r>
     </w:p>
     <w:p>
@@ -6264,7 +6645,10 @@
         <w:spacing w:line="240" w:lineRule="auto"/>
       </w:pPr>
       <w:r>
-        <w:t>Module chạy khi trạng thái toàn cục là ON và người dùng mở hoặc chuyển sang trang xem YouTube. Module xác nhận trang hợp lệ, đọc Video ID, URL, title, duration, current timestamp cùng trạng thái play/pause; phát hiện thay đổi Video ID để đóng phiên cũ và khởi tạo luồng mới. Luồng transcript của video mới chỉ kích hoạt session sau khi Backend xác nhận TranscriptCaptureRef có trạng thái available.</w:t>
+        <w:rPr>
+          <w:rFonts w:ascii="Arial" w:hAnsi="Arial" w:eastAsia="Arial"/>
+        </w:rPr>
+        <w:t>Module chạy khi ON và trang /watch hợp lệ. Khi phát hiện video, Extension yêu cầu Backend tạo session ngay, sau đó lấy full Timedtext mà không phụ thuộc currentTime. Abort/stale guard loại response cũ khi A→B, OFF hoặc rời /watch.</w:t>
       </w:r>
     </w:p>
     <w:p>
@@ -6298,21 +6682,22 @@
           <w:rFonts w:ascii="Times New Roman" w:hAnsi="Times New Roman" w:cs="Times New Roman"/>
         </w:rPr>
       </w:pPr>
-      <w:bookmarkStart w:id="18" w:name="_Toc240990137"/>
       <w:r>
         <w:rPr>
-          <w:rFonts w:ascii="Times New Roman" w:eastAsia="Times New Roman" w:hAnsi="Times New Roman" w:cs="Times New Roman"/>
+          <w:rFonts w:ascii="Arial" w:hAnsi="Arial" w:eastAsia="Arial"/>
         </w:rPr>
-        <w:t>4.4 Session Timer</w:t>
+        <w:t>4.4 Full Transcript Acquisition</w:t>
       </w:r>
-      <w:bookmarkEnd w:id="18"/>
     </w:p>
     <w:p>
       <w:pPr>
         <w:spacing w:line="240" w:lineRule="auto"/>
       </w:pPr>
       <w:r>
-        <w:t>Chỉ cộng thời gian video đang phát. Pause thì dừng đếm; resume thì tiếp tục. Khi đạt interval, tạo segment và yêu cầu sinh quiz.</w:t>
+        <w:rPr>
+          <w:rFonts w:ascii="Arial" w:hAnsi="Arial" w:eastAsia="Arial"/>
+        </w:rPr>
+        <w:t>Nguồn ưu tiên là captionTracks → Timedtext JSON3 → XML. Metadata xuất hiện muộn được retry có giới hạn. DOM chỉ được upload khi chứng minh bao phủ gần toàn video; nếu không, gửi insufficient một lần để kích hoạt Gemini fallback.</w:t>
       </w:r>
     </w:p>
     <w:p>
@@ -6336,7 +6721,10 @@
         <w:spacing w:line="240" w:lineRule="auto"/>
       </w:pPr>
       <w:r>
-        <w:t>Manager lưu extensionEnabled trong chrome.storage.local; lần cài đầu tiên là OFF. Khi ON, trạng thái được giữ qua chuyển video và khởi động lại trình duyệt. Với mỗi video mới, manager phát VIDEO_CONTEXT_CHANGED, hủy tác vụ caption cũ, lấy và gửi cue của video mới tới Backend; chỉ sau capture available mới tạo session. Khi rời trang xem, manager đóng session nhưng giữ ON. Chỉ thao tác OFF của người dùng mới lưu OFF, dừng timer và đóng session.</w:t>
+        <w:rPr>
+          <w:rFonts w:ascii="Arial" w:hAnsi="Arial" w:eastAsia="Arial"/>
+        </w:rPr>
+        <w:t>Manager lưu extensionEnabled trong chrome.storage.local, mặc định OFF lần đầu. Khi ON, mỗi video hợp lệ có context/session riêng; chuyển video giữ ON, đóng context cũ và hủy acquisition/polling stale. OFF dừng mọi tab mà không điều khiển playback.</w:t>
       </w:r>
     </w:p>
     <w:p>
@@ -6434,7 +6822,10 @@
         <w:spacing w:line="240" w:lineRule="auto"/>
       </w:pPr>
       <w:r>
-        <w:t>ASP.NET Core 8 Web API, C#, Entity Framework Core, SQLite/PostgreSQL và Swagger.</w:t>
+        <w:rPr>
+          <w:rFonts w:ascii="Arial" w:hAnsi="Arial" w:eastAsia="Arial"/>
+        </w:rPr>
+        <w:t>ASP.NET Core 8 Web API, C#, Entity Framework Core, PostgreSQL 16 và health endpoints.</w:t>
       </w:r>
     </w:p>
     <w:p>
@@ -6461,7 +6852,10 @@
         <w:jc w:val="left"/>
       </w:pPr>
       <w:r>
-        <w:t>studylens-api/</w:t>
+        <w:rPr>
+          <w:rFonts w:ascii="Arial" w:hAnsi="Arial" w:eastAsia="Arial"/>
+        </w:rPr>
+        <w:t>services/api/src/StudyLens.Api/</w:t>
       </w:r>
     </w:p>
     <w:p>
@@ -6472,7 +6866,10 @@
         <w:jc w:val="left"/>
       </w:pPr>
       <w:r>
-        <w:t>├── Controllers/ (VideosController, SessionsController, QuizzesController, ResultsController, SettingsController)</w:t>
+        <w:rPr>
+          <w:rFonts w:ascii="Arial" w:hAnsi="Arial" w:eastAsia="Arial"/>
+        </w:rPr>
+        <w:t>├── Features/VideoActivation</w:t>
       </w:r>
     </w:p>
     <w:p>
@@ -6483,7 +6880,10 @@
         <w:jc w:val="left"/>
       </w:pPr>
       <w:r>
-        <w:t>├── Services/ (SessionService, QuizService, LearningService, AIServiceClient)</w:t>
+        <w:rPr>
+          <w:rFonts w:ascii="Arial" w:hAnsi="Arial" w:eastAsia="Arial"/>
+        </w:rPr>
+        <w:t>├── Features/SessionQuiz (session, transcript, durable worker, retry)</w:t>
       </w:r>
     </w:p>
     <w:p>
@@ -6494,7 +6894,10 @@
         <w:jc w:val="left"/>
       </w:pPr>
       <w:r>
-        <w:t>├── Models/</w:t>
+        <w:rPr>
+          <w:rFonts w:ascii="Arial" w:hAnsi="Arial" w:eastAsia="Arial"/>
+        </w:rPr>
+        <w:t>├── Features/AssessmentHistory (batch grading, history)</w:t>
       </w:r>
     </w:p>
     <w:p>
@@ -6505,7 +6908,10 @@
         <w:jc w:val="left"/>
       </w:pPr>
       <w:r>
-        <w:t>├── DTOs/</w:t>
+        <w:rPr>
+          <w:rFonts w:ascii="Arial" w:hAnsi="Arial" w:eastAsia="Arial"/>
+        </w:rPr>
+        <w:t>├── Infrastructure/Persistence (EF Core PostgreSQL, migrations)</w:t>
       </w:r>
     </w:p>
     <w:p>
@@ -6516,7 +6922,10 @@
         <w:jc w:val="left"/>
       </w:pPr>
       <w:r>
-        <w:t>├── Data/ (StudyLensDbContext, Migrations)</w:t>
+        <w:rPr>
+          <w:rFonts w:ascii="Arial" w:hAnsi="Arial" w:eastAsia="Arial"/>
+        </w:rPr>
+        <w:t>├── BuildingBlocks (errors, health, serialization)</w:t>
       </w:r>
     </w:p>
     <w:p>
@@ -6527,7 +6936,10 @@
         <w:jc w:val="left"/>
       </w:pPr>
       <w:r>
-        <w:t>├── Repositories/</w:t>
+        <w:rPr>
+          <w:rFonts w:ascii="Arial" w:hAnsi="Arial" w:eastAsia="Arial"/>
+        </w:rPr>
+        <w:t>└── Program.cs (--migrate-only, API host)</w:t>
       </w:r>
     </w:p>
     <w:p>
@@ -6537,7 +6949,10 @@
         <w:jc w:val="left"/>
       </w:pPr>
       <w:r>
-        <w:t>└── Program.cs</w:t>
+        <w:rPr>
+          <w:rFonts w:ascii="Arial" w:hAnsi="Arial" w:eastAsia="Arial"/>
+        </w:rPr>
+        <w:t>Release container chạy non-root; migration là one-shot job bắt buộc trước API readiness.</w:t>
       </w:r>
     </w:p>
     <w:p>
@@ -6714,7 +7129,10 @@
         <w:jc w:val="left"/>
       </w:pPr>
       <w:r>
-        <w:t>studylens-ai-service/</w:t>
+        <w:rPr>
+          <w:rFonts w:ascii="Arial" w:hAnsi="Arial" w:eastAsia="Arial"/>
+        </w:rPr>
+        <w:t>services/ai/app/</w:t>
       </w:r>
     </w:p>
     <w:p>
@@ -6725,7 +7143,10 @@
         <w:jc w:val="left"/>
       </w:pPr>
       <w:r>
-        <w:t>└── app/</w:t>
+        <w:rPr>
+          <w:rFonts w:ascii="Arial" w:hAnsi="Arial" w:eastAsia="Arial"/>
+        </w:rPr>
+        <w:t>├── features/transcript_generation</w:t>
       </w:r>
     </w:p>
     <w:p>
@@ -6736,7 +7157,10 @@
         <w:jc w:val="left"/>
       </w:pPr>
       <w:r>
-        <w:t xml:space="preserve">    ├── main.py</w:t>
+        <w:rPr>
+          <w:rFonts w:ascii="Arial" w:hAnsi="Arial" w:eastAsia="Arial"/>
+        </w:rPr>
+        <w:t>├── features/question_generation</w:t>
       </w:r>
     </w:p>
     <w:p>
@@ -6747,7 +7171,10 @@
         <w:jc w:val="left"/>
       </w:pPr>
       <w:r>
-        <w:t xml:space="preserve">    ├── api/ (transcript.py, questions.py, grading.py)</w:t>
+        <w:rPr>
+          <w:rFonts w:ascii="Arial" w:hAnsi="Arial" w:eastAsia="Arial"/>
+        </w:rPr>
+        <w:t>├── features/grading</w:t>
       </w:r>
     </w:p>
     <w:p>
@@ -6758,7 +7185,10 @@
         <w:jc w:val="left"/>
       </w:pPr>
       <w:r>
-        <w:t xml:space="preserve">    ├── services/ (transcript.py, question_generator.py, grader.py)</w:t>
+        <w:rPr>
+          <w:rFonts w:ascii="Arial" w:hAnsi="Arial" w:eastAsia="Arial"/>
+        </w:rPr>
+        <w:t>├── platform/llm (Gemini provider, structured output)</w:t>
       </w:r>
     </w:p>
     <w:p>
@@ -6769,7 +7199,10 @@
         <w:jc w:val="left"/>
       </w:pPr>
       <w:r>
-        <w:t xml:space="preserve">    ├── providers/ (gemini_provider.py)</w:t>
+        <w:rPr>
+          <w:rFonts w:ascii="Arial" w:hAnsi="Arial" w:eastAsia="Arial"/>
+        </w:rPr>
+        <w:t>├── platform/config.py</w:t>
       </w:r>
     </w:p>
     <w:p>
@@ -6780,7 +7213,10 @@
         <w:jc w:val="left"/>
       </w:pPr>
       <w:r>
-        <w:t xml:space="preserve">    ├── prompts/ (question_generation.txt, grading.txt)</w:t>
+        <w:rPr>
+          <w:rFonts w:ascii="Arial" w:hAnsi="Arial" w:eastAsia="Arial"/>
+        </w:rPr>
+        <w:t>└── main.py and routers</w:t>
       </w:r>
     </w:p>
     <w:p>
@@ -6790,7 +7226,10 @@
         <w:jc w:val="left"/>
       </w:pPr>
       <w:r>
-        <w:t xml:space="preserve">    └── schemas/ (transcript.py, question.py, grading.py)</w:t>
+        <w:rPr>
+          <w:rFonts w:ascii="Arial" w:hAnsi="Arial" w:eastAsia="Arial"/>
+        </w:rPr>
+        <w:t>Container chạy non-root, không publish port host và không cài wildcard CORS.</w:t>
       </w:r>
     </w:p>
     <w:p>
@@ -6814,7 +7253,10 @@
         <w:spacing w:line="240" w:lineRule="auto"/>
       </w:pPr>
       <w:r>
-        <w:t>AI Service chỉ nhận transcript segment đã được Backend đóng băng, gồm content, startTime và endTime. AI Service kiểm tra evidence, giới hạn độ dài và tính liên tục timestamp cho tác vụ sinh quiz; không đọc captionTracks, không thao tác YouTube DOM, không thu âm và không chuyển giọng nói thành văn bản. Tác vụ này không xác định video là học tập hay giải trí.</w:t>
+        <w:rPr>
+          <w:rFonts w:ascii="Arial" w:hAnsi="Arial" w:eastAsia="Arial"/>
+        </w:rPr>
+        <w:t>AI Service nhận full transcript đã xác thực để sinh quiz. Riêng fallback, service nhận videoId, tự tạo URL https://www.youtube.com/watch?v={videoId}, yêu cầu Gemini trả full transcript timestamp và kiểm tra Pydantic schema.</w:t>
       </w:r>
     </w:p>
     <w:p>
@@ -6838,7 +7280,10 @@
         <w:spacing w:line="240" w:lineRule="auto"/>
       </w:pPr>
       <w:r>
-        <w:t>AI Service nhận transcript segment, loại câu hỏi và độ khó; tạo prompt yêu cầu dựa trên nội dung cung cấp, không tự thêm thông tin ngoài transcript; gửi prompt đến Gemini API; sau đó trả về câu hỏi, lựa chọn nếu là Multiple Choice, đáp án tham chiếu, giải thích và timestamp.</w:t>
+        <w:rPr>
+          <w:rFonts w:ascii="Arial" w:hAnsi="Arial" w:eastAsia="Arial"/>
+        </w:rPr>
+        <w:t>AI Service nhận full transcript, questionCount mục tiêu, questionType và difficulty. Transcript dài được chia nội bộ theo giới hạn prompt, sau đó hợp nhất, loại trùng và chọn câu phân bố theo timeline. Kết quả ít hơn mục tiêu được chấp nhận nếu evidence không đủ; quiz rỗng bị từ chối.</w:t>
       </w:r>
     </w:p>
     <w:p>
@@ -6862,7 +7307,10 @@
         <w:spacing w:line="240" w:lineRule="auto"/>
       </w:pPr>
       <w:r>
-        <w:t>Nhận câu hỏi, transcript liên quan, đáp án tham chiếu và câu trả lời. AI Service gọi Gemini API để đánh giá, rồi chuẩn hóa kết quả thành trạng thái đúng/sai hoặc mức độ phù hợp, điểm nếu áp dụng, đáp án tham chiếu và giải thích.</w:t>
+        <w:rPr>
+          <w:rFonts w:ascii="Arial" w:hAnsi="Arial" w:eastAsia="Arial"/>
+        </w:rPr>
+        <w:t>MCQ được chấm xác định tại Backend. Short answer được FastAPI/Gemini chấm theo reference answer và evidence. Toàn bộ bài được lưu trong một transaction; provider failure không tạo attempt/history bán phần.</w:t>
       </w:r>
     </w:p>
     <w:p>
@@ -6886,7 +7334,10 @@
         <w:spacing w:line="240" w:lineRule="auto"/>
       </w:pPr>
       <w:r>
-        <w:t>Trong MVP, Google AI Gemini API là dịch vụ LLM của StudyLens AI. FastAPI AI Service là thành phần duy nhất gọi Gemini API qua HTTPS. Backend và Extension không phụ thuộc trực tiếp vào SDK, model name hoặc định dạng phản hồi của nhà cung cấp.</w:t>
+        <w:rPr>
+          <w:rFonts w:ascii="Arial" w:hAnsi="Arial" w:eastAsia="Arial"/>
+        </w:rPr>
+        <w:t>Google AI Gemini API chỉ được FastAPI AI Service gọi qua HTTPS. Backend và Extension không phụ thuộc SDK/model name hay nhận API key.</w:t>
       </w:r>
     </w:p>
     <w:p>
@@ -6894,7 +7345,10 @@
         <w:spacing w:line="240" w:lineRule="auto"/>
       </w:pPr>
       <w:r>
-        <w:t>AI Service sử dụng lớp provider để tạo request, áp dụng timeout và retry có giới hạn, nhận phản hồi, kiểm tra schema và chuyển đổi thành DTO nội bộ. Cấu hình GEMINI_API_KEY và GEMINI_MODEL chỉ tồn tại ở môi trường server. API key hoặc secret không được lưu trong Extension, mã nguồn hay Git repository.</w:t>
+        <w:rPr>
+          <w:rFonts w:ascii="Arial" w:hAnsi="Arial" w:eastAsia="Arial"/>
+        </w:rPr>
+        <w:t>Provider áp dụng timeout riêng cho transcript, quiz và grading; chuẩn hóa quota/rate limit, timeout, service unavailable và invalid output thành error contract an toàn.</w:t>
       </w:r>
     </w:p>
     <w:p>
@@ -6902,7 +7356,10 @@
         <w:spacing w:line="240" w:lineRule="auto"/>
       </w:pPr>
       <w:r>
-        <w:t>StudyLens AI chưa tự huấn luyện, triển khai hoặc serving model local bằng vLLM. Ranh giới provider được giữ để có thể thay đổi nhà cung cấp trong tương lai mà không phải sửa luồng nghiệp vụ của Extension và Backend; đây là khả năng mở rộng, không phải kiến trúc triển khai hiện tại.</w:t>
+        <w:rPr>
+          <w:rFonts w:ascii="Arial" w:hAnsi="Arial" w:eastAsia="Arial"/>
+        </w:rPr>
+        <w:t>LLM_PROVIDER, GEMINI_API_KEY và GEMINI_MODEL chỉ được inject bằng environment secret khi runtime; không copy vào image, Extension bundle, log hoặc repository.</w:t>
       </w:r>
     </w:p>
     <w:p>
@@ -6942,7 +7399,10 @@
         <w:spacing w:line="240" w:lineRule="auto"/>
       </w:pPr>
       <w:r>
-        <w:t>Các entity chính: User, Video, Transcript, StudySession, TranscriptSegment, Question và Answer. Quan hệ: USER 1-N STUDY_SESSION; VIDEO 1-N TRANSCRIPT; STUDY_SESSION 1-N TRANSCRIPT_SEGMENT; TRANSCRIPT_SEGMENT 1-N QUESTION; QUESTION 1-N ANSWER.</w:t>
+        <w:rPr>
+          <w:rFonts w:ascii="Arial" w:hAnsi="Arial" w:eastAsia="Arial"/>
+        </w:rPr>
+        <w:t>Entity chính: Videos, StudySessions, TranscriptCaptures, TranscriptCues, ProcessingJobs, Quizzes, QuizQuestions, QuestionOptions, QuizAttempts và AttemptAnswers. Quan hệ giữ identity video xuyên transcript, quiz, attempt và history. TranscriptAudioChunks/AnswerAttempts cũ được giữ legacy khi migration.</w:t>
       </w:r>
     </w:p>
     <w:p>
@@ -6987,25 +7447,36 @@
         <w:tblLook w:val="04A0" w:firstRow="1" w:lastRow="0" w:firstColumn="1" w:lastColumn="0" w:noHBand="0" w:noVBand="1"/>
       </w:tblPr>
       <w:tblGrid>
-        <w:gridCol w:w="1531"/>
-        <w:gridCol w:w="3402"/>
-        <w:gridCol w:w="4252"/>
+        <w:gridCol w:w="2448"/>
+        <w:gridCol w:w="3240"/>
+        <w:gridCol w:w="3600"/>
       </w:tblGrid>
       <w:tr>
         <w:trPr>
           <w:cantSplit/>
           <w:tblHeader/>
           <w:jc w:val="center"/>
+          <w:tblHeader w:val="true"/>
+          <w:tblHeader w:val="true"/>
+          <w:tblHeader w:val="true"/>
+          <w:tblHeader w:val="true"/>
+          <w:tblHeader w:val="true"/>
+          <w:tblHeader w:val="true"/>
+          <w:tblHeader w:val="true"/>
+          <w:tblHeader w:val="true"/>
+          <w:tblHeader w:val="true"/>
         </w:trPr>
         <w:tc>
           <w:tcPr>
-            <w:tcW w:w="1531" w:type="dxa"/>
+            <w:tcW w:w="2448" w:type="dxa"/>
             <w:shd w:val="clear" w:color="auto" w:fill="D9E2F3"/>
             <w:tcMar>
-              <w:top w:w="90" w:type="dxa"/>
+              <w:top w:w="100" w:type="dxa"/>
               <w:left w:w="110" w:type="dxa"/>
-              <w:bottom w:w="90" w:type="dxa"/>
+              <w:bottom w:w="100" w:type="dxa"/>
               <w:right w:w="110" w:type="dxa"/>
+              <w:start w:w="100" w:type="dxa"/>
+              <w:end w:w="100" w:type="dxa"/>
             </w:tcMar>
             <w:vAlign w:val="center"/>
           </w:tcPr>
@@ -7017,8 +7488,9 @@
             </w:pPr>
             <w:r>
               <w:rPr>
+                <w:rFonts w:ascii="Arial" w:hAnsi="Arial" w:eastAsia="Arial"/>
                 <w:b/>
-                <w:sz w:val="24"/>
+                <w:sz w:val="20"/>
               </w:rPr>
               <w:t>Bảng</w:t>
             </w:r>
@@ -7026,13 +7498,15 @@
         </w:tc>
         <w:tc>
           <w:tcPr>
-            <w:tcW w:w="3402" w:type="dxa"/>
+            <w:tcW w:w="3240" w:type="dxa"/>
             <w:shd w:val="clear" w:color="auto" w:fill="D9E2F3"/>
             <w:tcMar>
-              <w:top w:w="90" w:type="dxa"/>
+              <w:top w:w="100" w:type="dxa"/>
               <w:left w:w="110" w:type="dxa"/>
-              <w:bottom w:w="90" w:type="dxa"/>
+              <w:bottom w:w="100" w:type="dxa"/>
               <w:right w:w="110" w:type="dxa"/>
+              <w:start w:w="100" w:type="dxa"/>
+              <w:end w:w="100" w:type="dxa"/>
             </w:tcMar>
             <w:vAlign w:val="center"/>
           </w:tcPr>
@@ -7044,8 +7518,9 @@
             </w:pPr>
             <w:r>
               <w:rPr>
+                <w:rFonts w:ascii="Arial" w:hAnsi="Arial" w:eastAsia="Arial"/>
                 <w:b/>
-                <w:sz w:val="24"/>
+                <w:sz w:val="20"/>
               </w:rPr>
               <w:t>Trường chính</w:t>
             </w:r>
@@ -7053,13 +7528,15 @@
         </w:tc>
         <w:tc>
           <w:tcPr>
-            <w:tcW w:w="4252" w:type="dxa"/>
+            <w:tcW w:w="3600" w:type="dxa"/>
             <w:shd w:val="clear" w:color="auto" w:fill="D9E2F3"/>
             <w:tcMar>
-              <w:top w:w="90" w:type="dxa"/>
+              <w:top w:w="100" w:type="dxa"/>
               <w:left w:w="110" w:type="dxa"/>
-              <w:bottom w:w="90" w:type="dxa"/>
+              <w:bottom w:w="100" w:type="dxa"/>
               <w:right w:w="110" w:type="dxa"/>
+              <w:start w:w="100" w:type="dxa"/>
+              <w:end w:w="100" w:type="dxa"/>
             </w:tcMar>
             <w:vAlign w:val="center"/>
           </w:tcPr>
@@ -7071,8 +7548,9 @@
             </w:pPr>
             <w:r>
               <w:rPr>
+                <w:rFonts w:ascii="Arial" w:hAnsi="Arial" w:eastAsia="Arial"/>
                 <w:b/>
-                <w:sz w:val="24"/>
+                <w:sz w:val="20"/>
               </w:rPr>
               <w:t>Mô tả</w:t>
             </w:r>
@@ -7086,76 +7564,82 @@
         </w:trPr>
         <w:tc>
           <w:tcPr>
-            <w:tcW w:w="1531" w:type="dxa"/>
+            <w:tcW w:w="2448" w:type="dxa"/>
             <w:tcMar>
-              <w:top w:w="90" w:type="dxa"/>
+              <w:top w:w="100" w:type="dxa"/>
               <w:left w:w="110" w:type="dxa"/>
-              <w:bottom w:w="90" w:type="dxa"/>
+              <w:bottom w:w="100" w:type="dxa"/>
               <w:right w:w="110" w:type="dxa"/>
+              <w:start w:w="100" w:type="dxa"/>
+              <w:end w:w="100" w:type="dxa"/>
             </w:tcMar>
             <w:vAlign w:val="center"/>
           </w:tcPr>
           <w:p>
             <w:pPr>
-              <w:spacing w:after="40" w:line="276" w:lineRule="auto"/>
-              <w:ind w:firstLine="0"/>
+              <w:spacing w:after="40"/>
               <w:jc w:val="left"/>
             </w:pPr>
             <w:r>
               <w:rPr>
-                <w:sz w:val="24"/>
-              </w:rPr>
-              <w:t>User</w:t>
+                <w:rFonts w:ascii="Arial" w:hAnsi="Arial" w:eastAsia="Arial"/>
+                <w:sz w:val="20"/>
+              </w:rPr>
+              <w:t>Videos</w:t>
             </w:r>
           </w:p>
         </w:tc>
         <w:tc>
           <w:tcPr>
-            <w:tcW w:w="3402" w:type="dxa"/>
+            <w:tcW w:w="3240" w:type="dxa"/>
             <w:tcMar>
-              <w:top w:w="90" w:type="dxa"/>
+              <w:top w:w="100" w:type="dxa"/>
               <w:left w:w="110" w:type="dxa"/>
-              <w:bottom w:w="90" w:type="dxa"/>
+              <w:bottom w:w="100" w:type="dxa"/>
               <w:right w:w="110" w:type="dxa"/>
+              <w:start w:w="100" w:type="dxa"/>
+              <w:end w:w="100" w:type="dxa"/>
             </w:tcMar>
             <w:vAlign w:val="center"/>
           </w:tcPr>
           <w:p>
             <w:pPr>
-              <w:spacing w:after="40" w:line="276" w:lineRule="auto"/>
-              <w:ind w:firstLine="0"/>
+              <w:spacing w:after="40"/>
               <w:jc w:val="left"/>
             </w:pPr>
             <w:r>
               <w:rPr>
-                <w:sz w:val="24"/>
-              </w:rPr>
-              <w:t>Id, QuizInterval, QuestionType, Difficulty</w:t>
+                <w:rFonts w:ascii="Arial" w:hAnsi="Arial" w:eastAsia="Arial"/>
+                <w:sz w:val="20"/>
+              </w:rPr>
+              <w:t>VideoId, YoutubeVideoId, Title, DurationMs</w:t>
             </w:r>
           </w:p>
         </w:tc>
         <w:tc>
           <w:tcPr>
-            <w:tcW w:w="4252" w:type="dxa"/>
+            <w:tcW w:w="3600" w:type="dxa"/>
             <w:tcMar>
-              <w:top w:w="90" w:type="dxa"/>
+              <w:top w:w="100" w:type="dxa"/>
               <w:left w:w="110" w:type="dxa"/>
-              <w:bottom w:w="90" w:type="dxa"/>
+              <w:bottom w:w="100" w:type="dxa"/>
               <w:right w:w="110" w:type="dxa"/>
+              <w:start w:w="100" w:type="dxa"/>
+              <w:end w:w="100" w:type="dxa"/>
             </w:tcMar>
             <w:vAlign w:val="center"/>
           </w:tcPr>
           <w:p>
             <w:pPr>
-              <w:spacing w:after="40" w:line="276" w:lineRule="auto"/>
-              <w:ind w:firstLine="0"/>
+              <w:spacing w:after="40"/>
               <w:jc w:val="left"/>
             </w:pPr>
             <w:r>
               <w:rPr>
-                <w:sz w:val="24"/>
-              </w:rPr>
-              <w:t>Thông tin người học; trạng thái kích hoạt MVP được lưu tại chrome.storage.local.</w:t>
+                <w:rFonts w:ascii="Arial" w:hAnsi="Arial" w:eastAsia="Arial"/>
+                <w:sz w:val="20"/>
+              </w:rPr>
+              <w:t>Danh tính video dùng chung cho transcript, quiz, session và history.</w:t>
             </w:r>
           </w:p>
         </w:tc>
@@ -7167,79 +7651,85 @@
         </w:trPr>
         <w:tc>
           <w:tcPr>
-            <w:tcW w:w="1531" w:type="dxa"/>
+            <w:tcW w:w="2448" w:type="dxa"/>
             <w:shd w:val="clear" w:color="auto" w:fill="F7F9FC"/>
             <w:tcMar>
-              <w:top w:w="90" w:type="dxa"/>
+              <w:top w:w="100" w:type="dxa"/>
               <w:left w:w="110" w:type="dxa"/>
-              <w:bottom w:w="90" w:type="dxa"/>
+              <w:bottom w:w="100" w:type="dxa"/>
               <w:right w:w="110" w:type="dxa"/>
+              <w:start w:w="100" w:type="dxa"/>
+              <w:end w:w="100" w:type="dxa"/>
             </w:tcMar>
             <w:vAlign w:val="center"/>
           </w:tcPr>
           <w:p>
             <w:pPr>
-              <w:spacing w:after="40" w:line="276" w:lineRule="auto"/>
-              <w:ind w:firstLine="0"/>
+              <w:spacing w:after="40"/>
               <w:jc w:val="left"/>
             </w:pPr>
             <w:r>
               <w:rPr>
-                <w:sz w:val="24"/>
-              </w:rPr>
-              <w:t>Video</w:t>
+                <w:rFonts w:ascii="Arial" w:hAnsi="Arial" w:eastAsia="Arial"/>
+                <w:sz w:val="20"/>
+              </w:rPr>
+              <w:t>StudySessions</w:t>
             </w:r>
           </w:p>
         </w:tc>
         <w:tc>
           <w:tcPr>
-            <w:tcW w:w="3402" w:type="dxa"/>
+            <w:tcW w:w="3240" w:type="dxa"/>
             <w:shd w:val="clear" w:color="auto" w:fill="F7F9FC"/>
             <w:tcMar>
-              <w:top w:w="90" w:type="dxa"/>
+              <w:top w:w="100" w:type="dxa"/>
               <w:left w:w="110" w:type="dxa"/>
-              <w:bottom w:w="90" w:type="dxa"/>
+              <w:bottom w:w="100" w:type="dxa"/>
               <w:right w:w="110" w:type="dxa"/>
+              <w:start w:w="100" w:type="dxa"/>
+              <w:end w:w="100" w:type="dxa"/>
             </w:tcMar>
             <w:vAlign w:val="center"/>
           </w:tcPr>
           <w:p>
             <w:pPr>
-              <w:spacing w:after="40" w:line="276" w:lineRule="auto"/>
-              <w:ind w:firstLine="0"/>
+              <w:spacing w:after="40"/>
               <w:jc w:val="left"/>
             </w:pPr>
             <w:r>
               <w:rPr>
-                <w:sz w:val="24"/>
-              </w:rPr>
-              <w:t>Id, VideoId, Url, Title, Platform, Duration</w:t>
+                <w:rFonts w:ascii="Arial" w:hAnsi="Arial" w:eastAsia="Arial"/>
+                <w:sz w:val="20"/>
+              </w:rPr>
+              <w:t>SessionId, VideoId, Preferences, TranscriptStatus, QuizStatus, Status</w:t>
             </w:r>
           </w:p>
         </w:tc>
         <w:tc>
           <w:tcPr>
-            <w:tcW w:w="4252" w:type="dxa"/>
+            <w:tcW w:w="3600" w:type="dxa"/>
             <w:shd w:val="clear" w:color="auto" w:fill="F7F9FC"/>
             <w:tcMar>
-              <w:top w:w="90" w:type="dxa"/>
+              <w:top w:w="100" w:type="dxa"/>
               <w:left w:w="110" w:type="dxa"/>
-              <w:bottom w:w="90" w:type="dxa"/>
+              <w:bottom w:w="100" w:type="dxa"/>
               <w:right w:w="110" w:type="dxa"/>
+              <w:start w:w="100" w:type="dxa"/>
+              <w:end w:w="100" w:type="dxa"/>
             </w:tcMar>
             <w:vAlign w:val="center"/>
           </w:tcPr>
           <w:p>
             <w:pPr>
-              <w:spacing w:after="40" w:line="276" w:lineRule="auto"/>
-              <w:ind w:firstLine="0"/>
+              <w:spacing w:after="40"/>
               <w:jc w:val="left"/>
             </w:pPr>
             <w:r>
               <w:rPr>
-                <w:sz w:val="24"/>
-              </w:rPr>
-              <w:t>Thông tin video YouTube của phiên học.</w:t>
+                <w:rFonts w:ascii="Arial" w:hAnsi="Arial" w:eastAsia="Arial"/>
+                <w:sz w:val="20"/>
+              </w:rPr>
+              <w:t>Aggregate trạng thái; chỉ completed sau full attempt.</w:t>
             </w:r>
           </w:p>
         </w:tc>
@@ -7251,76 +7741,82 @@
         </w:trPr>
         <w:tc>
           <w:tcPr>
-            <w:tcW w:w="1531" w:type="dxa"/>
+            <w:tcW w:w="2448" w:type="dxa"/>
             <w:tcMar>
-              <w:top w:w="90" w:type="dxa"/>
+              <w:top w:w="100" w:type="dxa"/>
               <w:left w:w="110" w:type="dxa"/>
-              <w:bottom w:w="90" w:type="dxa"/>
+              <w:bottom w:w="100" w:type="dxa"/>
               <w:right w:w="110" w:type="dxa"/>
+              <w:start w:w="100" w:type="dxa"/>
+              <w:end w:w="100" w:type="dxa"/>
             </w:tcMar>
             <w:vAlign w:val="center"/>
           </w:tcPr>
           <w:p>
             <w:pPr>
-              <w:spacing w:after="40" w:line="276" w:lineRule="auto"/>
-              <w:ind w:firstLine="0"/>
+              <w:spacing w:after="40"/>
               <w:jc w:val="left"/>
             </w:pPr>
             <w:r>
               <w:rPr>
-                <w:sz w:val="24"/>
-              </w:rPr>
-              <w:t>Transcript</w:t>
+                <w:rFonts w:ascii="Arial" w:hAnsi="Arial" w:eastAsia="Arial"/>
+                <w:sz w:val="20"/>
+              </w:rPr>
+              <w:t>TranscriptCaptures/Cues</w:t>
             </w:r>
           </w:p>
         </w:tc>
         <w:tc>
           <w:tcPr>
-            <w:tcW w:w="3402" w:type="dxa"/>
+            <w:tcW w:w="3240" w:type="dxa"/>
             <w:tcMar>
-              <w:top w:w="90" w:type="dxa"/>
+              <w:top w:w="100" w:type="dxa"/>
               <w:left w:w="110" w:type="dxa"/>
-              <w:bottom w:w="90" w:type="dxa"/>
+              <w:bottom w:w="100" w:type="dxa"/>
               <w:right w:w="110" w:type="dxa"/>
+              <w:start w:w="100" w:type="dxa"/>
+              <w:end w:w="100" w:type="dxa"/>
             </w:tcMar>
             <w:vAlign w:val="center"/>
           </w:tcPr>
           <w:p>
             <w:pPr>
-              <w:spacing w:after="40" w:line="276" w:lineRule="auto"/>
-              <w:ind w:firstLine="0"/>
+              <w:spacing w:after="40"/>
               <w:jc w:val="left"/>
             </w:pPr>
             <w:r>
               <w:rPr>
-                <w:sz w:val="24"/>
-              </w:rPr>
-              <w:t>Id, VideoId, StartTime, EndTime, Content</w:t>
+                <w:rFonts w:ascii="Arial" w:hAnsi="Arial" w:eastAsia="Arial"/>
+                <w:sz w:val="20"/>
+              </w:rPr>
+              <w:t>Source, Language, ContentHash, Status, StartMs, EndMs, Text</w:t>
             </w:r>
           </w:p>
         </w:tc>
         <w:tc>
           <w:tcPr>
-            <w:tcW w:w="4252" w:type="dxa"/>
+            <w:tcW w:w="3600" w:type="dxa"/>
             <w:tcMar>
-              <w:top w:w="90" w:type="dxa"/>
+              <w:top w:w="100" w:type="dxa"/>
               <w:left w:w="110" w:type="dxa"/>
-              <w:bottom w:w="90" w:type="dxa"/>
+              <w:bottom w:w="100" w:type="dxa"/>
               <w:right w:w="110" w:type="dxa"/>
+              <w:start w:w="100" w:type="dxa"/>
+              <w:end w:w="100" w:type="dxa"/>
             </w:tcMar>
             <w:vAlign w:val="center"/>
           </w:tcPr>
           <w:p>
             <w:pPr>
-              <w:spacing w:after="40" w:line="276" w:lineRule="auto"/>
-              <w:ind w:firstLine="0"/>
+              <w:spacing w:after="40"/>
               <w:jc w:val="left"/>
             </w:pPr>
             <w:r>
               <w:rPr>
-                <w:sz w:val="24"/>
-              </w:rPr>
-              <w:t>Transcript kèm timestamp.</w:t>
+                <w:rFonts w:ascii="Arial" w:hAnsi="Arial" w:eastAsia="Arial"/>
+                <w:sz w:val="20"/>
+              </w:rPr>
+              <w:t>Full transcript đã xác thực và evidence timestamp.</w:t>
             </w:r>
           </w:p>
         </w:tc>
@@ -7332,79 +7828,85 @@
         </w:trPr>
         <w:tc>
           <w:tcPr>
-            <w:tcW w:w="1531" w:type="dxa"/>
+            <w:tcW w:w="2448" w:type="dxa"/>
             <w:shd w:val="clear" w:color="auto" w:fill="F7F9FC"/>
             <w:tcMar>
-              <w:top w:w="90" w:type="dxa"/>
+              <w:top w:w="100" w:type="dxa"/>
               <w:left w:w="110" w:type="dxa"/>
-              <w:bottom w:w="90" w:type="dxa"/>
+              <w:bottom w:w="100" w:type="dxa"/>
               <w:right w:w="110" w:type="dxa"/>
+              <w:start w:w="100" w:type="dxa"/>
+              <w:end w:w="100" w:type="dxa"/>
             </w:tcMar>
             <w:vAlign w:val="center"/>
           </w:tcPr>
           <w:p>
             <w:pPr>
-              <w:spacing w:after="40" w:line="276" w:lineRule="auto"/>
-              <w:ind w:firstLine="0"/>
+              <w:spacing w:after="40"/>
               <w:jc w:val="left"/>
             </w:pPr>
             <w:r>
               <w:rPr>
-                <w:sz w:val="24"/>
-              </w:rPr>
-              <w:t>StudySession</w:t>
+                <w:rFonts w:ascii="Arial" w:hAnsi="Arial" w:eastAsia="Arial"/>
+                <w:sz w:val="20"/>
+              </w:rPr>
+              <w:t>ProcessingJobs</w:t>
             </w:r>
           </w:p>
         </w:tc>
         <w:tc>
           <w:tcPr>
-            <w:tcW w:w="3402" w:type="dxa"/>
+            <w:tcW w:w="3240" w:type="dxa"/>
             <w:shd w:val="clear" w:color="auto" w:fill="F7F9FC"/>
             <w:tcMar>
-              <w:top w:w="90" w:type="dxa"/>
+              <w:top w:w="100" w:type="dxa"/>
               <w:left w:w="110" w:type="dxa"/>
-              <w:bottom w:w="90" w:type="dxa"/>
+              <w:bottom w:w="100" w:type="dxa"/>
               <w:right w:w="110" w:type="dxa"/>
+              <w:start w:w="100" w:type="dxa"/>
+              <w:end w:w="100" w:type="dxa"/>
             </w:tcMar>
             <w:vAlign w:val="center"/>
           </w:tcPr>
           <w:p>
             <w:pPr>
-              <w:spacing w:after="40" w:line="276" w:lineRule="auto"/>
-              <w:ind w:firstLine="0"/>
+              <w:spacing w:after="40"/>
               <w:jc w:val="left"/>
             </w:pPr>
             <w:r>
               <w:rPr>
-                <w:sz w:val="24"/>
-              </w:rPr>
-              <w:t>Id, UserId, VideoId, StartTime, EndTime, Interval, Status</w:t>
+                <w:rFonts w:ascii="Arial" w:hAnsi="Arial" w:eastAsia="Arial"/>
+                <w:sz w:val="20"/>
+              </w:rPr>
+              <w:t>JobType, IdempotencyKey, Status, AttemptCount, LastError</w:t>
             </w:r>
           </w:p>
         </w:tc>
         <w:tc>
           <w:tcPr>
-            <w:tcW w:w="4252" w:type="dxa"/>
+            <w:tcW w:w="3600" w:type="dxa"/>
             <w:shd w:val="clear" w:color="auto" w:fill="F7F9FC"/>
             <w:tcMar>
-              <w:top w:w="90" w:type="dxa"/>
+              <w:top w:w="100" w:type="dxa"/>
               <w:left w:w="110" w:type="dxa"/>
-              <w:bottom w:w="90" w:type="dxa"/>
+              <w:bottom w:w="100" w:type="dxa"/>
               <w:right w:w="110" w:type="dxa"/>
+              <w:start w:w="100" w:type="dxa"/>
+              <w:end w:w="100" w:type="dxa"/>
             </w:tcMar>
             <w:vAlign w:val="center"/>
           </w:tcPr>
           <w:p>
             <w:pPr>
-              <w:spacing w:after="40" w:line="276" w:lineRule="auto"/>
-              <w:ind w:firstLine="0"/>
+              <w:spacing w:after="40"/>
               <w:jc w:val="left"/>
             </w:pPr>
             <w:r>
               <w:rPr>
-                <w:sz w:val="24"/>
-              </w:rPr>
-              <w:t>Phiên học tự khởi tạo cho từng video khi Extension đang ON.</w:t>
+                <w:rFonts w:ascii="Arial" w:hAnsi="Arial" w:eastAsia="Arial"/>
+                <w:sz w:val="20"/>
+              </w:rPr>
+              <w:t>Durable transcriptGenerate/quizGenerate, tối đa ba lần thử và recovery sau restart.</w:t>
             </w:r>
           </w:p>
         </w:tc>
@@ -7416,80 +7918,82 @@
         </w:trPr>
         <w:tc>
           <w:tcPr>
-            <w:tcW w:w="1531" w:type="dxa"/>
+            <w:tcW w:w="2448" w:type="dxa"/>
             <w:tcMar>
-              <w:top w:w="90" w:type="dxa"/>
+              <w:top w:w="100" w:type="dxa"/>
               <w:left w:w="110" w:type="dxa"/>
-              <w:bottom w:w="90" w:type="dxa"/>
+              <w:bottom w:w="100" w:type="dxa"/>
               <w:right w:w="110" w:type="dxa"/>
+              <w:start w:w="100" w:type="dxa"/>
+              <w:end w:w="100" w:type="dxa"/>
             </w:tcMar>
             <w:vAlign w:val="center"/>
           </w:tcPr>
           <w:p>
             <w:pPr>
-              <w:spacing w:after="40" w:line="276" w:lineRule="auto"/>
-              <w:ind w:firstLine="0"/>
+              <w:spacing w:after="40"/>
               <w:jc w:val="left"/>
             </w:pPr>
             <w:r>
               <w:rPr>
-                <w:sz w:val="24"/>
-              </w:rPr>
-              <w:t>TranscriptSegment</w:t>
+                <w:rFonts w:ascii="Arial" w:hAnsi="Arial" w:eastAsia="Arial"/>
+                <w:sz w:val="20"/>
+              </w:rPr>
+              <w:t>Quizzes/Questions/Options</w:t>
             </w:r>
           </w:p>
         </w:tc>
         <w:tc>
           <w:tcPr>
-            <w:tcW w:w="3402" w:type="dxa"/>
+            <w:tcW w:w="3240" w:type="dxa"/>
             <w:tcMar>
-              <w:top w:w="90" w:type="dxa"/>
+              <w:top w:w="100" w:type="dxa"/>
               <w:left w:w="110" w:type="dxa"/>
-              <w:bottom w:w="90" w:type="dxa"/>
+              <w:bottom w:w="100" w:type="dxa"/>
               <w:right w:w="110" w:type="dxa"/>
+              <w:start w:w="100" w:type="dxa"/>
+              <w:end w:w="100" w:type="dxa"/>
             </w:tcMar>
             <w:vAlign w:val="center"/>
           </w:tcPr>
           <w:p>
             <w:pPr>
-              <w:spacing w:after="40" w:line="276" w:lineRule="auto"/>
-              <w:ind w:firstLine="0"/>
+              <w:spacing w:after="40"/>
               <w:jc w:val="left"/>
             </w:pPr>
             <w:r>
               <w:rPr>
-                <w:sz w:val="24"/>
-              </w:rPr>
-              <w:t>Id, SessionId, StartTime, EndTime, Content</w:t>
+                <w:rFonts w:ascii="Arial" w:hAnsi="Arial" w:eastAsia="Arial"/>
+                <w:sz w:val="20"/>
+              </w:rPr>
+              <w:t>TranscriptId, ModelName, PromptVersion, Evidence, AnswerKey</w:t>
             </w:r>
           </w:p>
         </w:tc>
         <w:tc>
           <w:tcPr>
-            <w:tcW w:w="4252" w:type="dxa"/>
+            <w:tcW w:w="3600" w:type="dxa"/>
             <w:tcMar>
-              <w:top w:w="90" w:type="dxa"/>
+              <w:top w:w="100" w:type="dxa"/>
               <w:left w:w="110" w:type="dxa"/>
-              <w:bottom w:w="90" w:type="dxa"/>
+              <w:bottom w:w="100" w:type="dxa"/>
               <w:right w:w="110" w:type="dxa"/>
+              <w:start w:w="100" w:type="dxa"/>
+              <w:end w:w="100" w:type="dxa"/>
             </w:tcMar>
             <w:vAlign w:val="center"/>
           </w:tcPr>
           <w:p>
             <w:pPr>
-              <w:spacing w:after="40" w:line="276" w:lineRule="auto"/>
-              <w:ind w:firstLine="0"/>
+              <w:spacing w:after="40"/>
               <w:jc w:val="left"/>
-              <w:rPr>
-                <w:lang w:val="de-DE"/>
-              </w:rPr>
             </w:pPr>
             <w:r>
               <w:rPr>
-                <w:sz w:val="24"/>
-                <w:lang w:val="de-DE"/>
-              </w:rPr>
-              <w:t>Đoạn nội dung sinh quiz.</w:t>
+                <w:rFonts w:ascii="Arial" w:hAnsi="Arial" w:eastAsia="Arial"/>
+                <w:sz w:val="20"/>
+              </w:rPr>
+              <w:t>Một quiz toàn video; dữ liệu private không công khai trước submit.</w:t>
             </w:r>
           </w:p>
         </w:tc>
@@ -7501,83 +8005,85 @@
         </w:trPr>
         <w:tc>
           <w:tcPr>
-            <w:tcW w:w="1531" w:type="dxa"/>
+            <w:tcW w:w="2448" w:type="dxa"/>
             <w:shd w:val="clear" w:color="auto" w:fill="F7F9FC"/>
             <w:tcMar>
-              <w:top w:w="90" w:type="dxa"/>
+              <w:top w:w="100" w:type="dxa"/>
               <w:left w:w="110" w:type="dxa"/>
-              <w:bottom w:w="90" w:type="dxa"/>
+              <w:bottom w:w="100" w:type="dxa"/>
               <w:right w:w="110" w:type="dxa"/>
+              <w:start w:w="100" w:type="dxa"/>
+              <w:end w:w="100" w:type="dxa"/>
             </w:tcMar>
             <w:vAlign w:val="center"/>
           </w:tcPr>
           <w:p>
             <w:pPr>
-              <w:spacing w:after="40" w:line="276" w:lineRule="auto"/>
-              <w:ind w:firstLine="0"/>
+              <w:spacing w:after="40"/>
               <w:jc w:val="left"/>
             </w:pPr>
             <w:r>
               <w:rPr>
-                <w:sz w:val="24"/>
-              </w:rPr>
-              <w:t>Question</w:t>
+                <w:rFonts w:ascii="Arial" w:hAnsi="Arial" w:eastAsia="Arial"/>
+                <w:sz w:val="20"/>
+              </w:rPr>
+              <w:t>QuizAttempts/AttemptAnswers</w:t>
             </w:r>
           </w:p>
         </w:tc>
         <w:tc>
           <w:tcPr>
-            <w:tcW w:w="3402" w:type="dxa"/>
+            <w:tcW w:w="3240" w:type="dxa"/>
             <w:shd w:val="clear" w:color="auto" w:fill="F7F9FC"/>
             <w:tcMar>
-              <w:top w:w="90" w:type="dxa"/>
+              <w:top w:w="100" w:type="dxa"/>
               <w:left w:w="110" w:type="dxa"/>
-              <w:bottom w:w="90" w:type="dxa"/>
+              <w:bottom w:w="100" w:type="dxa"/>
               <w:right w:w="110" w:type="dxa"/>
+              <w:start w:w="100" w:type="dxa"/>
+              <w:end w:w="100" w:type="dxa"/>
             </w:tcMar>
             <w:vAlign w:val="center"/>
           </w:tcPr>
           <w:p>
             <w:pPr>
-              <w:spacing w:after="40" w:line="276" w:lineRule="auto"/>
-              <w:ind w:firstLine="0"/>
+              <w:spacing w:after="40"/>
               <w:jc w:val="left"/>
             </w:pPr>
             <w:r>
               <w:rPr>
-                <w:sz w:val="24"/>
-              </w:rPr>
-              <w:t>Id, SegmentId, Type, Content, Options, CorrectAnswer, Timestamp</w:t>
+                <w:rFonts w:ascii="Arial" w:hAnsi="Arial" w:eastAsia="Arial"/>
+                <w:sz w:val="20"/>
+              </w:rPr>
+              <w:t>SessionId, Score, SubmittedAt, Answer, Feedback</w:t>
             </w:r>
           </w:p>
         </w:tc>
         <w:tc>
           <w:tcPr>
-            <w:tcW w:w="4252" w:type="dxa"/>
+            <w:tcW w:w="3600" w:type="dxa"/>
             <w:shd w:val="clear" w:color="auto" w:fill="F7F9FC"/>
             <w:tcMar>
-              <w:top w:w="90" w:type="dxa"/>
+              <w:top w:w="100" w:type="dxa"/>
               <w:left w:w="110" w:type="dxa"/>
-              <w:bottom w:w="90" w:type="dxa"/>
+              <w:bottom w:w="100" w:type="dxa"/>
               <w:right w:w="110" w:type="dxa"/>
+              <w:start w:w="100" w:type="dxa"/>
+              <w:end w:w="100" w:type="dxa"/>
             </w:tcMar>
             <w:vAlign w:val="center"/>
           </w:tcPr>
           <w:p>
             <w:pPr>
-              <w:spacing w:after="40" w:line="276" w:lineRule="auto"/>
-              <w:ind w:firstLine="0"/>
+              <w:spacing w:after="40"/>
               <w:jc w:val="left"/>
-              <w:rPr>
-                <w:lang w:val="pt-BR"/>
-              </w:rPr>
             </w:pPr>
             <w:r>
               <w:rPr>
-                <w:sz w:val="24"/>
-                <w:lang w:val="pt-BR"/>
-              </w:rPr>
-              <w:t>Câu hỏi và tham chiếu.</w:t>
+                <w:rFonts w:ascii="Arial" w:hAnsi="Arial" w:eastAsia="Arial"/>
+                <w:sz w:val="20"/>
+              </w:rPr>
+              <w:t>Batch attempt atomically và history theo video/session.</w:t>
             </w:r>
           </w:p>
         </w:tc>
@@ -7589,76 +8095,82 @@
         </w:trPr>
         <w:tc>
           <w:tcPr>
-            <w:tcW w:w="1531" w:type="dxa"/>
+            <w:tcW w:w="2448" w:type="dxa"/>
             <w:tcMar>
-              <w:top w:w="90" w:type="dxa"/>
+              <w:top w:w="100" w:type="dxa"/>
               <w:left w:w="110" w:type="dxa"/>
-              <w:bottom w:w="90" w:type="dxa"/>
+              <w:bottom w:w="100" w:type="dxa"/>
               <w:right w:w="110" w:type="dxa"/>
+              <w:start w:w="100" w:type="dxa"/>
+              <w:end w:w="100" w:type="dxa"/>
             </w:tcMar>
             <w:vAlign w:val="center"/>
           </w:tcPr>
           <w:p>
             <w:pPr>
-              <w:spacing w:after="40" w:line="276" w:lineRule="auto"/>
-              <w:ind w:firstLine="0"/>
+              <w:spacing w:after="40"/>
               <w:jc w:val="left"/>
             </w:pPr>
             <w:r>
               <w:rPr>
-                <w:sz w:val="24"/>
-              </w:rPr>
-              <w:t>Answer</w:t>
+                <w:rFonts w:ascii="Arial" w:hAnsi="Arial" w:eastAsia="Arial"/>
+                <w:sz w:val="20"/>
+              </w:rPr>
+              <w:t>Legacy</w:t>
             </w:r>
           </w:p>
         </w:tc>
         <w:tc>
           <w:tcPr>
-            <w:tcW w:w="3402" w:type="dxa"/>
+            <w:tcW w:w="3240" w:type="dxa"/>
             <w:tcMar>
-              <w:top w:w="90" w:type="dxa"/>
+              <w:top w:w="100" w:type="dxa"/>
               <w:left w:w="110" w:type="dxa"/>
-              <w:bottom w:w="90" w:type="dxa"/>
+              <w:bottom w:w="100" w:type="dxa"/>
               <w:right w:w="110" w:type="dxa"/>
+              <w:start w:w="100" w:type="dxa"/>
+              <w:end w:w="100" w:type="dxa"/>
             </w:tcMar>
             <w:vAlign w:val="center"/>
           </w:tcPr>
           <w:p>
             <w:pPr>
-              <w:spacing w:after="40" w:line="276" w:lineRule="auto"/>
-              <w:ind w:firstLine="0"/>
+              <w:spacing w:after="40"/>
               <w:jc w:val="left"/>
             </w:pPr>
             <w:r>
               <w:rPr>
-                <w:sz w:val="24"/>
-              </w:rPr>
-              <w:t>Id, QuestionId, Content, IsCorrect, Score, Explanation</w:t>
+                <w:rFonts w:ascii="Arial" w:hAnsi="Arial" w:eastAsia="Arial"/>
+                <w:sz w:val="20"/>
+              </w:rPr>
+              <w:t>TranscriptAudioChunks, AnswerAttempts</w:t>
             </w:r>
           </w:p>
         </w:tc>
         <w:tc>
           <w:tcPr>
-            <w:tcW w:w="4252" w:type="dxa"/>
+            <w:tcW w:w="3600" w:type="dxa"/>
             <w:tcMar>
-              <w:top w:w="90" w:type="dxa"/>
+              <w:top w:w="100" w:type="dxa"/>
               <w:left w:w="110" w:type="dxa"/>
-              <w:bottom w:w="90" w:type="dxa"/>
+              <w:bottom w:w="100" w:type="dxa"/>
               <w:right w:w="110" w:type="dxa"/>
+              <w:start w:w="100" w:type="dxa"/>
+              <w:end w:w="100" w:type="dxa"/>
             </w:tcMar>
             <w:vAlign w:val="center"/>
           </w:tcPr>
           <w:p>
             <w:pPr>
-              <w:spacing w:after="40" w:line="276" w:lineRule="auto"/>
-              <w:ind w:firstLine="0"/>
+              <w:spacing w:after="40"/>
               <w:jc w:val="left"/>
             </w:pPr>
             <w:r>
               <w:rPr>
-                <w:sz w:val="24"/>
-              </w:rPr>
-              <w:t>Câu trả lời và kết quả.</w:t>
+                <w:rFonts w:ascii="Arial" w:hAnsi="Arial" w:eastAsia="Arial"/>
+                <w:sz w:val="20"/>
+              </w:rPr>
+              <w:t>Giữ tương thích dữ liệu cũ; không dùng cho luồng 0.5.0 mới.</w:t>
             </w:r>
           </w:p>
         </w:tc>
@@ -7702,7 +8214,10 @@
         <w:ind w:left="425" w:hanging="312"/>
       </w:pPr>
       <w:r>
-        <w:t>1. Người dùng mở video YouTube.</w:t>
+        <w:rPr>
+          <w:rFonts w:ascii="Arial" w:hAnsi="Arial" w:eastAsia="Arial"/>
+        </w:rPr>
+        <w:t>1. Người dùng mở video YouTube khi StudyLens ON.</w:t>
       </w:r>
     </w:p>
     <w:p>
@@ -7712,12 +8227,9 @@
       </w:pPr>
       <w:r>
         <w:rPr>
-          <w:b/>
+          <w:rFonts w:ascii="Arial" w:hAnsi="Arial" w:eastAsia="Arial"/>
         </w:rPr>
-        <w:t xml:space="preserve">2. </w:t>
-      </w:r>
-      <w:r>
-        <w:t>Extension đọc extensionEnabled từ chrome.storage.local.</w:t>
+        <w:t>2. Extension xác nhận /watch, videoId và active tab.</w:t>
       </w:r>
     </w:p>
     <w:p>
@@ -7727,12 +8239,9 @@
       </w:pPr>
       <w:r>
         <w:rPr>
-          <w:b/>
+          <w:rFonts w:ascii="Arial" w:hAnsi="Arial" w:eastAsia="Arial"/>
         </w:rPr>
-        <w:t xml:space="preserve">3. </w:t>
-      </w:r>
-      <w:r>
-        <w:t>Nếu OFF thì không xử lý; nếu ON thì tiếp tục luồng nghiệp vụ.</w:t>
+        <w:t>3. Backend tạo Study Session active ngay, idempotent theo activation/video.</w:t>
       </w:r>
     </w:p>
     <w:p>
@@ -7742,12 +8251,9 @@
       </w:pPr>
       <w:r>
         <w:rPr>
-          <w:b/>
+          <w:rFonts w:ascii="Arial" w:hAnsi="Arial" w:eastAsia="Arial"/>
         </w:rPr>
-        <w:t xml:space="preserve">4. </w:t>
-      </w:r>
-      <w:r>
-        <w:t>Khi ON, Extension xác nhận trang xem hợp lệ và đọc ngữ cảnh video.</w:t>
+        <w:t>4. Extension lấy full caption track mà không chờ playback.</w:t>
       </w:r>
     </w:p>
     <w:p>
@@ -7756,7 +8262,10 @@
         <w:ind w:left="425" w:hanging="312"/>
       </w:pPr>
       <w:r>
-        <w:t>5. Extension lấy captionTracks, chọn track phù hợp, fetch Timedtext JSON3 rồi XML; nếu không có kết quả thì mở Bản chép lời YouTube và quan sát DOM làm fallback.</w:t>
+        <w:rPr>
+          <w:rFonts w:ascii="Arial" w:hAnsi="Arial" w:eastAsia="Arial"/>
+        </w:rPr>
+        <w:t>5. Extension chuẩn hóa, hash và PUT full transcript một lần.</w:t>
       </w:r>
     </w:p>
     <w:p>
@@ -7765,7 +8274,10 @@
         <w:ind w:left="425" w:hanging="312"/>
       </w:pPr>
       <w:r>
-        <w:t>6. Extension gửi cue đã chuẩn hóa, hash và idempotency key tới Backend; Backend trả TranscriptCaptureRef available, unavailable hoặc insufficient.</w:t>
+        <w:rPr>
+          <w:rFonts w:ascii="Arial" w:hAnsi="Arial" w:eastAsia="Arial"/>
+        </w:rPr>
+        <w:t>6. Backend xác thực/lưu; khi insufficient/unavailable thì xếp transcriptGenerate.</w:t>
       </w:r>
     </w:p>
     <w:p>
@@ -7774,7 +8286,10 @@
         <w:ind w:left="425" w:hanging="312"/>
       </w:pPr>
       <w:r>
-        <w:t>7. Chỉ khi TranscriptCaptureRef là available, Extension phát ACTIVATION_ENABLED, Backend tạo Study Session và Session Timer bắt đầu theo dõi thời gian xem.</w:t>
+        <w:rPr>
+          <w:rFonts w:ascii="Arial" w:hAnsi="Arial" w:eastAsia="Arial"/>
+        </w:rPr>
+        <w:t>7. FastAPI có thể dùng Gemini URL fallback và trả transcript timestamp.</w:t>
       </w:r>
     </w:p>
     <w:p>
@@ -7783,7 +8298,10 @@
         <w:ind w:left="425" w:hanging="312"/>
       </w:pPr>
       <w:r>
-        <w:t>8. Đạt interval: Backend chọn cue của capture, đóng băng transcript segment và tạo yêu cầu sinh quiz.</w:t>
+        <w:rPr>
+          <w:rFonts w:ascii="Arial" w:hAnsi="Arial" w:eastAsia="Arial"/>
+        </w:rPr>
+        <w:t>8. Backend xếp quizGenerate cho full transcript ready.</w:t>
       </w:r>
     </w:p>
     <w:p>
@@ -7793,12 +8311,9 @@
       </w:pPr>
       <w:r>
         <w:rPr>
-          <w:b/>
+          <w:rFonts w:ascii="Arial" w:hAnsi="Arial" w:eastAsia="Arial"/>
         </w:rPr>
-        <w:t xml:space="preserve">9. </w:t>
-      </w:r>
-      <w:r>
-        <w:t>Backend gọi AI Service; AI Service gọi Gemini API để sinh quiz.</w:t>
+        <w:t>9. FastAPI sinh và validate quiz; Backend publish quiz không answer key.</w:t>
       </w:r>
     </w:p>
     <w:p>
@@ -7808,12 +8323,9 @@
       </w:pPr>
       <w:r>
         <w:rPr>
-          <w:b/>
+          <w:rFonts w:ascii="Arial" w:hAnsi="Arial" w:eastAsia="Arial"/>
         </w:rPr>
-        <w:t xml:space="preserve">10. </w:t>
-      </w:r>
-      <w:r>
-        <w:t>Quiz hiển thị Side Panel.</w:t>
+        <w:t>10. Side Panel polling learning package và hiển thị toàn bộ quiz.</w:t>
       </w:r>
     </w:p>
     <w:p>
@@ -7823,12 +8335,9 @@
       </w:pPr>
       <w:r>
         <w:rPr>
-          <w:b/>
+          <w:rFonts w:ascii="Arial" w:hAnsi="Arial" w:eastAsia="Arial"/>
         </w:rPr>
-        <w:t xml:space="preserve">11. </w:t>
-      </w:r>
-      <w:r>
-        <w:t>Người dùng trả lời.</w:t>
+        <w:t>11. Người học nộp full attempt; Backend/FastAPI chấm atomically.</w:t>
       </w:r>
     </w:p>
     <w:p>
@@ -7838,12 +8347,9 @@
       </w:pPr>
       <w:r>
         <w:rPr>
-          <w:b/>
+          <w:rFonts w:ascii="Arial" w:hAnsi="Arial" w:eastAsia="Arial"/>
         </w:rPr>
-        <w:t xml:space="preserve">12. </w:t>
-      </w:r>
-      <w:r>
-        <w:t>AI Service gọi Gemini API để chấm và tạo giải thích.</w:t>
+        <w:t>12. PostgreSQL lưu completed session, attempt, answers và history theo video.</w:t>
       </w:r>
     </w:p>
     <w:p>
@@ -7853,12 +8359,9 @@
       </w:pPr>
       <w:r>
         <w:rPr>
-          <w:b/>
+          <w:rFonts w:ascii="Arial" w:hAnsi="Arial" w:eastAsia="Arial"/>
         </w:rPr>
-        <w:t xml:space="preserve">13. </w:t>
-      </w:r>
-      <w:r>
-        <w:t>Extension cho phép Review at Timestamp.</w:t>
+        <w:t>13. Side Panel hiển thị result/explanation và seek evidence timestamp.</w:t>
       </w:r>
     </w:p>
     <w:p>
@@ -7868,12 +8371,9 @@
       </w:pPr>
       <w:r>
         <w:rPr>
-          <w:b/>
+          <w:rFonts w:ascii="Arial" w:hAnsi="Arial" w:eastAsia="Arial"/>
         </w:rPr>
-        <w:t xml:space="preserve">14. </w:t>
-      </w:r>
-      <w:r>
-        <w:t>Backend lưu session, question, answer và kết quả.</w:t>
+        <w:t>14. Retry chỉ xếp lại bước failed và không tạo dữ liệu trùng.</w:t>
       </w:r>
     </w:p>
     <w:p>
@@ -7954,7 +8454,10 @@
         <w:spacing w:line="240" w:lineRule="auto"/>
       </w:pPr>
       <w:r>
-        <w:t>User presses ON → Save extensionEnabled=true → Validate current video → Acquire YouTube captions → Backend validates and stores cue capture → ACTIVATION_ENABLED only when capture is available → Start Study Session → Start Timer.</w:t>
+        <w:rPr>
+          <w:rFonts w:ascii="Arial" w:hAnsi="Arial" w:eastAsia="Arial"/>
+        </w:rPr>
+        <w:t>ON → persist gate → detect valid video → POST session → acquire full caption → PUT transcript → Backend validation/job → quiz ready → batch attempt → completed/history.</w:t>
       </w:r>
     </w:p>
     <w:p>
@@ -7978,7 +8481,10 @@
         <w:spacing w:line="240" w:lineRule="auto"/>
       </w:pPr>
       <w:r>
-        <w:t>Change video while ON → Close old session → Start new session → Keep ON. Leave watch page while ON → Close current session → Keep ON. User presses OFF → Save extensionEnabled=false → Stop timers → Close active sessions → OFF.</w:t>
+        <w:rPr>
+          <w:rFonts w:ascii="Arial" w:hAnsi="Arial" w:eastAsia="Arial"/>
+        </w:rPr>
+        <w:t>A→B khi ON: abort A, close incomplete A, create B, ignore stale response. Rời /watch: close current context, giữ ON. OFF: broadcast stop, cancel acquisition/polling, close incomplete sessions, không điều khiển playback.</w:t>
       </w:r>
     </w:p>
     <w:p>
@@ -8023,25 +8529,36 @@
         <w:tblLook w:val="04A0" w:firstRow="1" w:lastRow="0" w:firstColumn="1" w:lastColumn="0" w:noHBand="0" w:noVBand="1"/>
       </w:tblPr>
       <w:tblGrid>
-        <w:gridCol w:w="1191"/>
-        <w:gridCol w:w="3005"/>
-        <w:gridCol w:w="4989"/>
+        <w:gridCol w:w="1440"/>
+        <w:gridCol w:w="4320"/>
+        <w:gridCol w:w="3528"/>
       </w:tblGrid>
       <w:tr>
         <w:trPr>
           <w:cantSplit/>
           <w:tblHeader/>
           <w:jc w:val="center"/>
+          <w:tblHeader w:val="true"/>
+          <w:tblHeader w:val="true"/>
+          <w:tblHeader w:val="true"/>
+          <w:tblHeader w:val="true"/>
+          <w:tblHeader w:val="true"/>
+          <w:tblHeader w:val="true"/>
+          <w:tblHeader w:val="true"/>
+          <w:tblHeader w:val="true"/>
+          <w:tblHeader w:val="true"/>
         </w:trPr>
         <w:tc>
           <w:tcPr>
-            <w:tcW w:w="1191" w:type="dxa"/>
+            <w:tcW w:w="1440" w:type="dxa"/>
             <w:shd w:val="clear" w:color="auto" w:fill="D9E2F3"/>
             <w:tcMar>
-              <w:top w:w="90" w:type="dxa"/>
+              <w:top w:w="100" w:type="dxa"/>
               <w:left w:w="110" w:type="dxa"/>
-              <w:bottom w:w="90" w:type="dxa"/>
+              <w:bottom w:w="100" w:type="dxa"/>
               <w:right w:w="110" w:type="dxa"/>
+              <w:start w:w="100" w:type="dxa"/>
+              <w:end w:w="100" w:type="dxa"/>
             </w:tcMar>
             <w:vAlign w:val="center"/>
           </w:tcPr>
@@ -8053,8 +8570,9 @@
             </w:pPr>
             <w:r>
               <w:rPr>
+                <w:rFonts w:ascii="Arial" w:hAnsi="Arial" w:eastAsia="Arial"/>
                 <w:b/>
-                <w:sz w:val="24"/>
+                <w:sz w:val="20"/>
               </w:rPr>
               <w:t>Method</w:t>
             </w:r>
@@ -8062,13 +8580,15 @@
         </w:tc>
         <w:tc>
           <w:tcPr>
-            <w:tcW w:w="3005" w:type="dxa"/>
+            <w:tcW w:w="4320" w:type="dxa"/>
             <w:shd w:val="clear" w:color="auto" w:fill="D9E2F3"/>
             <w:tcMar>
-              <w:top w:w="90" w:type="dxa"/>
+              <w:top w:w="100" w:type="dxa"/>
               <w:left w:w="110" w:type="dxa"/>
-              <w:bottom w:w="90" w:type="dxa"/>
+              <w:bottom w:w="100" w:type="dxa"/>
               <w:right w:w="110" w:type="dxa"/>
+              <w:start w:w="100" w:type="dxa"/>
+              <w:end w:w="100" w:type="dxa"/>
             </w:tcMar>
             <w:vAlign w:val="center"/>
           </w:tcPr>
@@ -8080,8 +8600,9 @@
             </w:pPr>
             <w:r>
               <w:rPr>
+                <w:rFonts w:ascii="Arial" w:hAnsi="Arial" w:eastAsia="Arial"/>
                 <w:b/>
-                <w:sz w:val="24"/>
+                <w:sz w:val="20"/>
               </w:rPr>
               <w:t>Endpoint</w:t>
             </w:r>
@@ -8089,13 +8610,15 @@
         </w:tc>
         <w:tc>
           <w:tcPr>
-            <w:tcW w:w="4989" w:type="dxa"/>
+            <w:tcW w:w="3528" w:type="dxa"/>
             <w:shd w:val="clear" w:color="auto" w:fill="D9E2F3"/>
             <w:tcMar>
-              <w:top w:w="90" w:type="dxa"/>
+              <w:top w:w="100" w:type="dxa"/>
               <w:left w:w="110" w:type="dxa"/>
-              <w:bottom w:w="90" w:type="dxa"/>
+              <w:bottom w:w="100" w:type="dxa"/>
               <w:right w:w="110" w:type="dxa"/>
+              <w:start w:w="100" w:type="dxa"/>
+              <w:end w:w="100" w:type="dxa"/>
             </w:tcMar>
             <w:vAlign w:val="center"/>
           </w:tcPr>
@@ -8107,8 +8630,9 @@
             </w:pPr>
             <w:r>
               <w:rPr>
+                <w:rFonts w:ascii="Arial" w:hAnsi="Arial" w:eastAsia="Arial"/>
                 <w:b/>
-                <w:sz w:val="24"/>
+                <w:sz w:val="20"/>
               </w:rPr>
               <w:t>Mục đích</w:t>
             </w:r>
@@ -8122,24 +8646,26 @@
         </w:trPr>
         <w:tc>
           <w:tcPr>
-            <w:tcW w:w="1191" w:type="dxa"/>
+            <w:tcW w:w="1440" w:type="dxa"/>
             <w:tcMar>
-              <w:top w:w="90" w:type="dxa"/>
+              <w:top w:w="100" w:type="dxa"/>
               <w:left w:w="110" w:type="dxa"/>
-              <w:bottom w:w="90" w:type="dxa"/>
+              <w:bottom w:w="100" w:type="dxa"/>
               <w:right w:w="110" w:type="dxa"/>
+              <w:start w:w="100" w:type="dxa"/>
+              <w:end w:w="100" w:type="dxa"/>
             </w:tcMar>
             <w:vAlign w:val="center"/>
           </w:tcPr>
           <w:p>
             <w:pPr>
-              <w:spacing w:after="40" w:line="276" w:lineRule="auto"/>
-              <w:ind w:firstLine="0"/>
+              <w:spacing w:after="40"/>
               <w:jc w:val="left"/>
             </w:pPr>
             <w:r>
               <w:rPr>
-                <w:sz w:val="24"/>
+                <w:rFonts w:ascii="Arial" w:hAnsi="Arial" w:eastAsia="Arial"/>
+                <w:sz w:val="20"/>
               </w:rPr>
               <w:t>POST</w:t>
             </w:r>
@@ -8147,24 +8673,26 @@
         </w:tc>
         <w:tc>
           <w:tcPr>
-            <w:tcW w:w="3005" w:type="dxa"/>
+            <w:tcW w:w="4320" w:type="dxa"/>
             <w:tcMar>
-              <w:top w:w="90" w:type="dxa"/>
+              <w:top w:w="100" w:type="dxa"/>
               <w:left w:w="110" w:type="dxa"/>
-              <w:bottom w:w="90" w:type="dxa"/>
+              <w:bottom w:w="100" w:type="dxa"/>
               <w:right w:w="110" w:type="dxa"/>
+              <w:start w:w="100" w:type="dxa"/>
+              <w:end w:w="100" w:type="dxa"/>
             </w:tcMar>
             <w:vAlign w:val="center"/>
           </w:tcPr>
           <w:p>
             <w:pPr>
-              <w:spacing w:after="40" w:line="276" w:lineRule="auto"/>
-              <w:ind w:firstLine="0"/>
+              <w:spacing w:after="40"/>
               <w:jc w:val="left"/>
             </w:pPr>
             <w:r>
               <w:rPr>
-                <w:sz w:val="24"/>
+                <w:rFonts w:ascii="Arial" w:hAnsi="Arial" w:eastAsia="Arial"/>
+                <w:sz w:val="20"/>
               </w:rPr>
               <w:t>/api/sessions</w:t>
             </w:r>
@@ -8172,26 +8700,28 @@
         </w:tc>
         <w:tc>
           <w:tcPr>
-            <w:tcW w:w="4989" w:type="dxa"/>
+            <w:tcW w:w="3528" w:type="dxa"/>
             <w:tcMar>
-              <w:top w:w="90" w:type="dxa"/>
+              <w:top w:w="100" w:type="dxa"/>
               <w:left w:w="110" w:type="dxa"/>
-              <w:bottom w:w="90" w:type="dxa"/>
+              <w:bottom w:w="100" w:type="dxa"/>
               <w:right w:w="110" w:type="dxa"/>
+              <w:start w:w="100" w:type="dxa"/>
+              <w:end w:w="100" w:type="dxa"/>
             </w:tcMar>
             <w:vAlign w:val="center"/>
           </w:tcPr>
           <w:p>
             <w:pPr>
-              <w:spacing w:after="40" w:line="276" w:lineRule="auto"/>
-              <w:ind w:firstLine="0"/>
+              <w:spacing w:after="40"/>
               <w:jc w:val="left"/>
             </w:pPr>
             <w:r>
               <w:rPr>
-                <w:sz w:val="24"/>
-              </w:rPr>
-              <w:t>Tạo study session khi Extension đang ON và có video hợp lệ.</w:t>
+                <w:rFonts w:ascii="Arial" w:hAnsi="Arial" w:eastAsia="Arial"/>
+                <w:sz w:val="20"/>
+              </w:rPr>
+              <w:t>Tạo/replay session active ngay cho video hợp lệ.</w:t>
             </w:r>
           </w:p>
         </w:tc>
@@ -8203,79 +8733,85 @@
         </w:trPr>
         <w:tc>
           <w:tcPr>
-            <w:tcW w:w="1191" w:type="dxa"/>
+            <w:tcW w:w="1440" w:type="dxa"/>
             <w:shd w:val="clear" w:color="auto" w:fill="F7F9FC"/>
             <w:tcMar>
-              <w:top w:w="90" w:type="dxa"/>
+              <w:top w:w="100" w:type="dxa"/>
               <w:left w:w="110" w:type="dxa"/>
-              <w:bottom w:w="90" w:type="dxa"/>
+              <w:bottom w:w="100" w:type="dxa"/>
               <w:right w:w="110" w:type="dxa"/>
+              <w:start w:w="100" w:type="dxa"/>
+              <w:end w:w="100" w:type="dxa"/>
             </w:tcMar>
             <w:vAlign w:val="center"/>
           </w:tcPr>
           <w:p>
             <w:pPr>
-              <w:spacing w:after="40" w:line="276" w:lineRule="auto"/>
-              <w:ind w:firstLine="0"/>
+              <w:spacing w:after="40"/>
               <w:jc w:val="left"/>
             </w:pPr>
             <w:r>
               <w:rPr>
-                <w:sz w:val="24"/>
-              </w:rPr>
-              <w:t>GET</w:t>
+                <w:rFonts w:ascii="Arial" w:hAnsi="Arial" w:eastAsia="Arial"/>
+                <w:sz w:val="20"/>
+              </w:rPr>
+              <w:t>PUT</w:t>
             </w:r>
           </w:p>
         </w:tc>
         <w:tc>
           <w:tcPr>
-            <w:tcW w:w="3005" w:type="dxa"/>
+            <w:tcW w:w="4320" w:type="dxa"/>
             <w:shd w:val="clear" w:color="auto" w:fill="F7F9FC"/>
             <w:tcMar>
-              <w:top w:w="90" w:type="dxa"/>
+              <w:top w:w="100" w:type="dxa"/>
               <w:left w:w="110" w:type="dxa"/>
-              <w:bottom w:w="90" w:type="dxa"/>
+              <w:bottom w:w="100" w:type="dxa"/>
               <w:right w:w="110" w:type="dxa"/>
+              <w:start w:w="100" w:type="dxa"/>
+              <w:end w:w="100" w:type="dxa"/>
             </w:tcMar>
             <w:vAlign w:val="center"/>
           </w:tcPr>
           <w:p>
             <w:pPr>
-              <w:spacing w:after="40" w:line="276" w:lineRule="auto"/>
-              <w:ind w:firstLine="0"/>
+              <w:spacing w:after="40"/>
               <w:jc w:val="left"/>
             </w:pPr>
             <w:r>
               <w:rPr>
-                <w:sz w:val="24"/>
-              </w:rPr>
-              <w:t>/api/sessions/{id}</w:t>
+                <w:rFonts w:ascii="Arial" w:hAnsi="Arial" w:eastAsia="Arial"/>
+                <w:sz w:val="20"/>
+              </w:rPr>
+              <w:t>/api/sessions/{sessionId}/transcript</w:t>
             </w:r>
           </w:p>
         </w:tc>
         <w:tc>
           <w:tcPr>
-            <w:tcW w:w="4989" w:type="dxa"/>
+            <w:tcW w:w="3528" w:type="dxa"/>
             <w:shd w:val="clear" w:color="auto" w:fill="F7F9FC"/>
             <w:tcMar>
-              <w:top w:w="90" w:type="dxa"/>
+              <w:top w:w="100" w:type="dxa"/>
               <w:left w:w="110" w:type="dxa"/>
-              <w:bottom w:w="90" w:type="dxa"/>
+              <w:bottom w:w="100" w:type="dxa"/>
               <w:right w:w="110" w:type="dxa"/>
+              <w:start w:w="100" w:type="dxa"/>
+              <w:end w:w="100" w:type="dxa"/>
             </w:tcMar>
             <w:vAlign w:val="center"/>
           </w:tcPr>
           <w:p>
             <w:pPr>
-              <w:spacing w:after="40" w:line="276" w:lineRule="auto"/>
-              <w:ind w:firstLine="0"/>
+              <w:spacing w:after="40"/>
               <w:jc w:val="left"/>
             </w:pPr>
             <w:r>
               <w:rPr>
-                <w:sz w:val="24"/>
-              </w:rPr>
-              <w:t>Lấy session.</w:t>
+                <w:rFonts w:ascii="Arial" w:hAnsi="Arial" w:eastAsia="Arial"/>
+                <w:sz w:val="20"/>
+              </w:rPr>
+              <w:t>Nộp full transcript YouTube hoặc trạng thái unavailable/insufficient.</w:t>
             </w:r>
           </w:p>
         </w:tc>
@@ -8287,76 +8823,82 @@
         </w:trPr>
         <w:tc>
           <w:tcPr>
-            <w:tcW w:w="1191" w:type="dxa"/>
+            <w:tcW w:w="1440" w:type="dxa"/>
             <w:tcMar>
-              <w:top w:w="90" w:type="dxa"/>
+              <w:top w:w="100" w:type="dxa"/>
               <w:left w:w="110" w:type="dxa"/>
-              <w:bottom w:w="90" w:type="dxa"/>
+              <w:bottom w:w="100" w:type="dxa"/>
               <w:right w:w="110" w:type="dxa"/>
+              <w:start w:w="100" w:type="dxa"/>
+              <w:end w:w="100" w:type="dxa"/>
             </w:tcMar>
             <w:vAlign w:val="center"/>
           </w:tcPr>
           <w:p>
             <w:pPr>
-              <w:spacing w:after="40" w:line="276" w:lineRule="auto"/>
-              <w:ind w:firstLine="0"/>
+              <w:spacing w:after="40"/>
               <w:jc w:val="left"/>
             </w:pPr>
             <w:r>
               <w:rPr>
-                <w:sz w:val="24"/>
-              </w:rPr>
-              <w:t>PATCH</w:t>
+                <w:rFonts w:ascii="Arial" w:hAnsi="Arial" w:eastAsia="Arial"/>
+                <w:sz w:val="20"/>
+              </w:rPr>
+              <w:t>GET</w:t>
             </w:r>
           </w:p>
         </w:tc>
         <w:tc>
           <w:tcPr>
-            <w:tcW w:w="3005" w:type="dxa"/>
+            <w:tcW w:w="4320" w:type="dxa"/>
             <w:tcMar>
-              <w:top w:w="90" w:type="dxa"/>
+              <w:top w:w="100" w:type="dxa"/>
               <w:left w:w="110" w:type="dxa"/>
-              <w:bottom w:w="90" w:type="dxa"/>
+              <w:bottom w:w="100" w:type="dxa"/>
               <w:right w:w="110" w:type="dxa"/>
+              <w:start w:w="100" w:type="dxa"/>
+              <w:end w:w="100" w:type="dxa"/>
             </w:tcMar>
             <w:vAlign w:val="center"/>
           </w:tcPr>
           <w:p>
             <w:pPr>
-              <w:spacing w:after="40" w:line="276" w:lineRule="auto"/>
-              <w:ind w:firstLine="0"/>
+              <w:spacing w:after="40"/>
               <w:jc w:val="left"/>
             </w:pPr>
             <w:r>
               <w:rPr>
-                <w:sz w:val="24"/>
-              </w:rPr>
-              <w:t>/api/sessions/{id}/stop</w:t>
+                <w:rFonts w:ascii="Arial" w:hAnsi="Arial" w:eastAsia="Arial"/>
+                <w:sz w:val="20"/>
+              </w:rPr>
+              <w:t>/api/sessions/{sessionId}/learning-package</w:t>
             </w:r>
           </w:p>
         </w:tc>
         <w:tc>
           <w:tcPr>
-            <w:tcW w:w="4989" w:type="dxa"/>
+            <w:tcW w:w="3528" w:type="dxa"/>
             <w:tcMar>
-              <w:top w:w="90" w:type="dxa"/>
+              <w:top w:w="100" w:type="dxa"/>
               <w:left w:w="110" w:type="dxa"/>
-              <w:bottom w:w="90" w:type="dxa"/>
+              <w:bottom w:w="100" w:type="dxa"/>
               <w:right w:w="110" w:type="dxa"/>
+              <w:start w:w="100" w:type="dxa"/>
+              <w:end w:w="100" w:type="dxa"/>
             </w:tcMar>
             <w:vAlign w:val="center"/>
           </w:tcPr>
           <w:p>
             <w:pPr>
-              <w:spacing w:after="40" w:line="276" w:lineRule="auto"/>
-              <w:ind w:firstLine="0"/>
+              <w:spacing w:after="40"/>
               <w:jc w:val="left"/>
             </w:pPr>
             <w:r>
               <w:rPr>
-                <w:sz w:val="24"/>
-              </w:rPr>
-              <w:t>Đóng session khi chuyển video, rời trang hoặc chuyển OFF.</w:t>
+                <w:rFonts w:ascii="Arial" w:hAnsi="Arial" w:eastAsia="Arial"/>
+                <w:sz w:val="20"/>
+              </w:rPr>
+              <w:t>Polling transcript, processing error và quiz public.</w:t>
             </w:r>
           </w:p>
         </w:tc>
@@ -8368,25 +8910,27 @@
         </w:trPr>
         <w:tc>
           <w:tcPr>
-            <w:tcW w:w="1191" w:type="dxa"/>
+            <w:tcW w:w="1440" w:type="dxa"/>
             <w:shd w:val="clear" w:color="auto" w:fill="F7F9FC"/>
             <w:tcMar>
-              <w:top w:w="90" w:type="dxa"/>
+              <w:top w:w="100" w:type="dxa"/>
               <w:left w:w="110" w:type="dxa"/>
-              <w:bottom w:w="90" w:type="dxa"/>
+              <w:bottom w:w="100" w:type="dxa"/>
               <w:right w:w="110" w:type="dxa"/>
+              <w:start w:w="100" w:type="dxa"/>
+              <w:end w:w="100" w:type="dxa"/>
             </w:tcMar>
             <w:vAlign w:val="center"/>
           </w:tcPr>
           <w:p>
             <w:pPr>
-              <w:spacing w:after="40" w:line="276" w:lineRule="auto"/>
-              <w:ind w:firstLine="0"/>
+              <w:spacing w:after="40"/>
               <w:jc w:val="left"/>
             </w:pPr>
             <w:r>
               <w:rPr>
-                <w:sz w:val="24"/>
+                <w:rFonts w:ascii="Arial" w:hAnsi="Arial" w:eastAsia="Arial"/>
+                <w:sz w:val="20"/>
               </w:rPr>
               <w:t>POST</w:t>
             </w:r>
@@ -8394,53 +8938,57 @@
         </w:tc>
         <w:tc>
           <w:tcPr>
-            <w:tcW w:w="3005" w:type="dxa"/>
+            <w:tcW w:w="4320" w:type="dxa"/>
             <w:shd w:val="clear" w:color="auto" w:fill="F7F9FC"/>
             <w:tcMar>
-              <w:top w:w="90" w:type="dxa"/>
+              <w:top w:w="100" w:type="dxa"/>
               <w:left w:w="110" w:type="dxa"/>
-              <w:bottom w:w="90" w:type="dxa"/>
+              <w:bottom w:w="100" w:type="dxa"/>
               <w:right w:w="110" w:type="dxa"/>
+              <w:start w:w="100" w:type="dxa"/>
+              <w:end w:w="100" w:type="dxa"/>
             </w:tcMar>
             <w:vAlign w:val="center"/>
           </w:tcPr>
           <w:p>
             <w:pPr>
-              <w:spacing w:after="40" w:line="276" w:lineRule="auto"/>
-              <w:ind w:firstLine="0"/>
+              <w:spacing w:after="40"/>
               <w:jc w:val="left"/>
             </w:pPr>
             <w:r>
               <w:rPr>
-                <w:sz w:val="24"/>
-              </w:rPr>
-              <w:t>/api/sessions/{id}/segments</w:t>
+                <w:rFonts w:ascii="Arial" w:hAnsi="Arial" w:eastAsia="Arial"/>
+                <w:sz w:val="20"/>
+              </w:rPr>
+              <w:t>/api/sessions/{sessionId}/retry</w:t>
             </w:r>
           </w:p>
         </w:tc>
         <w:tc>
           <w:tcPr>
-            <w:tcW w:w="4989" w:type="dxa"/>
+            <w:tcW w:w="3528" w:type="dxa"/>
             <w:shd w:val="clear" w:color="auto" w:fill="F7F9FC"/>
             <w:tcMar>
-              <w:top w:w="90" w:type="dxa"/>
+              <w:top w:w="100" w:type="dxa"/>
               <w:left w:w="110" w:type="dxa"/>
-              <w:bottom w:w="90" w:type="dxa"/>
+              <w:bottom w:w="100" w:type="dxa"/>
               <w:right w:w="110" w:type="dxa"/>
+              <w:start w:w="100" w:type="dxa"/>
+              <w:end w:w="100" w:type="dxa"/>
             </w:tcMar>
             <w:vAlign w:val="center"/>
           </w:tcPr>
           <w:p>
             <w:pPr>
-              <w:spacing w:after="40" w:line="276" w:lineRule="auto"/>
-              <w:ind w:firstLine="0"/>
+              <w:spacing w:after="40"/>
               <w:jc w:val="left"/>
             </w:pPr>
             <w:r>
               <w:rPr>
-                <w:sz w:val="24"/>
-              </w:rPr>
-              <w:t>Tạo/lưu segment.</w:t>
+                <w:rFonts w:ascii="Arial" w:hAnsi="Arial" w:eastAsia="Arial"/>
+                <w:sz w:val="20"/>
+              </w:rPr>
+              <w:t>Xếp lại đúng bước transcriptGenerate/quizGenerate failed.</w:t>
             </w:r>
           </w:p>
         </w:tc>
@@ -8452,24 +9000,26 @@
         </w:trPr>
         <w:tc>
           <w:tcPr>
-            <w:tcW w:w="1191" w:type="dxa"/>
+            <w:tcW w:w="1440" w:type="dxa"/>
             <w:tcMar>
-              <w:top w:w="90" w:type="dxa"/>
+              <w:top w:w="100" w:type="dxa"/>
               <w:left w:w="110" w:type="dxa"/>
-              <w:bottom w:w="90" w:type="dxa"/>
+              <w:bottom w:w="100" w:type="dxa"/>
               <w:right w:w="110" w:type="dxa"/>
+              <w:start w:w="100" w:type="dxa"/>
+              <w:end w:w="100" w:type="dxa"/>
             </w:tcMar>
             <w:vAlign w:val="center"/>
           </w:tcPr>
           <w:p>
             <w:pPr>
-              <w:spacing w:after="40" w:line="276" w:lineRule="auto"/>
-              <w:ind w:firstLine="0"/>
+              <w:spacing w:after="40"/>
               <w:jc w:val="left"/>
             </w:pPr>
             <w:r>
               <w:rPr>
-                <w:sz w:val="24"/>
+                <w:rFonts w:ascii="Arial" w:hAnsi="Arial" w:eastAsia="Arial"/>
+                <w:sz w:val="20"/>
               </w:rPr>
               <w:t>POST</w:t>
             </w:r>
@@ -8477,51 +9027,55 @@
         </w:tc>
         <w:tc>
           <w:tcPr>
-            <w:tcW w:w="3005" w:type="dxa"/>
+            <w:tcW w:w="4320" w:type="dxa"/>
             <w:tcMar>
-              <w:top w:w="90" w:type="dxa"/>
+              <w:top w:w="100" w:type="dxa"/>
               <w:left w:w="110" w:type="dxa"/>
-              <w:bottom w:w="90" w:type="dxa"/>
+              <w:bottom w:w="100" w:type="dxa"/>
               <w:right w:w="110" w:type="dxa"/>
+              <w:start w:w="100" w:type="dxa"/>
+              <w:end w:w="100" w:type="dxa"/>
             </w:tcMar>
             <w:vAlign w:val="center"/>
           </w:tcPr>
           <w:p>
             <w:pPr>
-              <w:spacing w:after="40" w:line="276" w:lineRule="auto"/>
-              <w:ind w:firstLine="0"/>
+              <w:spacing w:after="40"/>
               <w:jc w:val="left"/>
             </w:pPr>
             <w:r>
               <w:rPr>
-                <w:sz w:val="24"/>
-              </w:rPr>
-              <w:t>/api/quizzes/generate</w:t>
+                <w:rFonts w:ascii="Arial" w:hAnsi="Arial" w:eastAsia="Arial"/>
+                <w:sz w:val="20"/>
+              </w:rPr>
+              <w:t>/api/sessions/{sessionId}/complete</w:t>
             </w:r>
           </w:p>
         </w:tc>
         <w:tc>
           <w:tcPr>
-            <w:tcW w:w="4989" w:type="dxa"/>
+            <w:tcW w:w="3528" w:type="dxa"/>
             <w:tcMar>
-              <w:top w:w="90" w:type="dxa"/>
+              <w:top w:w="100" w:type="dxa"/>
               <w:left w:w="110" w:type="dxa"/>
-              <w:bottom w:w="90" w:type="dxa"/>
+              <w:bottom w:w="100" w:type="dxa"/>
               <w:right w:w="110" w:type="dxa"/>
+              <w:start w:w="100" w:type="dxa"/>
+              <w:end w:w="100" w:type="dxa"/>
             </w:tcMar>
             <w:vAlign w:val="center"/>
           </w:tcPr>
           <w:p>
             <w:pPr>
-              <w:spacing w:after="40" w:line="276" w:lineRule="auto"/>
-              <w:ind w:firstLine="0"/>
+              <w:spacing w:after="40"/>
               <w:jc w:val="left"/>
             </w:pPr>
             <w:r>
               <w:rPr>
-                <w:sz w:val="24"/>
-              </w:rPr>
-              <w:t>Sinh quiz.</w:t>
+                <w:rFonts w:ascii="Arial" w:hAnsi="Arial" w:eastAsia="Arial"/>
+                <w:sz w:val="20"/>
+              </w:rPr>
+              <w:t>Đóng context mà không tự đánh dấu completed.</w:t>
             </w:r>
           </w:p>
         </w:tc>
@@ -8533,79 +9087,85 @@
         </w:trPr>
         <w:tc>
           <w:tcPr>
-            <w:tcW w:w="1191" w:type="dxa"/>
+            <w:tcW w:w="1440" w:type="dxa"/>
             <w:shd w:val="clear" w:color="auto" w:fill="F7F9FC"/>
             <w:tcMar>
-              <w:top w:w="90" w:type="dxa"/>
+              <w:top w:w="100" w:type="dxa"/>
               <w:left w:w="110" w:type="dxa"/>
-              <w:bottom w:w="90" w:type="dxa"/>
+              <w:bottom w:w="100" w:type="dxa"/>
               <w:right w:w="110" w:type="dxa"/>
+              <w:start w:w="100" w:type="dxa"/>
+              <w:end w:w="100" w:type="dxa"/>
             </w:tcMar>
             <w:vAlign w:val="center"/>
           </w:tcPr>
           <w:p>
             <w:pPr>
-              <w:spacing w:after="40" w:line="276" w:lineRule="auto"/>
-              <w:ind w:firstLine="0"/>
+              <w:spacing w:after="40"/>
               <w:jc w:val="left"/>
             </w:pPr>
             <w:r>
               <w:rPr>
-                <w:sz w:val="24"/>
-              </w:rPr>
-              <w:t>GET</w:t>
+                <w:rFonts w:ascii="Arial" w:hAnsi="Arial" w:eastAsia="Arial"/>
+                <w:sz w:val="20"/>
+              </w:rPr>
+              <w:t>POST</w:t>
             </w:r>
           </w:p>
         </w:tc>
         <w:tc>
           <w:tcPr>
-            <w:tcW w:w="3005" w:type="dxa"/>
+            <w:tcW w:w="4320" w:type="dxa"/>
             <w:shd w:val="clear" w:color="auto" w:fill="F7F9FC"/>
             <w:tcMar>
-              <w:top w:w="90" w:type="dxa"/>
+              <w:top w:w="100" w:type="dxa"/>
               <w:left w:w="110" w:type="dxa"/>
-              <w:bottom w:w="90" w:type="dxa"/>
+              <w:bottom w:w="100" w:type="dxa"/>
               <w:right w:w="110" w:type="dxa"/>
+              <w:start w:w="100" w:type="dxa"/>
+              <w:end w:w="100" w:type="dxa"/>
             </w:tcMar>
             <w:vAlign w:val="center"/>
           </w:tcPr>
           <w:p>
             <w:pPr>
-              <w:spacing w:after="40" w:line="276" w:lineRule="auto"/>
-              <w:ind w:firstLine="0"/>
+              <w:spacing w:after="40"/>
               <w:jc w:val="left"/>
             </w:pPr>
             <w:r>
               <w:rPr>
-                <w:sz w:val="24"/>
-              </w:rPr>
-              <w:t>/api/quizzes/{id}</w:t>
+                <w:rFonts w:ascii="Arial" w:hAnsi="Arial" w:eastAsia="Arial"/>
+                <w:sz w:val="20"/>
+              </w:rPr>
+              <w:t>/api/quizzes/{quizId}/attempts</w:t>
             </w:r>
           </w:p>
         </w:tc>
         <w:tc>
           <w:tcPr>
-            <w:tcW w:w="4989" w:type="dxa"/>
+            <w:tcW w:w="3528" w:type="dxa"/>
             <w:shd w:val="clear" w:color="auto" w:fill="F7F9FC"/>
             <w:tcMar>
-              <w:top w:w="90" w:type="dxa"/>
+              <w:top w:w="100" w:type="dxa"/>
               <w:left w:w="110" w:type="dxa"/>
-              <w:bottom w:w="90" w:type="dxa"/>
+              <w:bottom w:w="100" w:type="dxa"/>
               <w:right w:w="110" w:type="dxa"/>
+              <w:start w:w="100" w:type="dxa"/>
+              <w:end w:w="100" w:type="dxa"/>
             </w:tcMar>
             <w:vAlign w:val="center"/>
           </w:tcPr>
           <w:p>
             <w:pPr>
-              <w:spacing w:after="40" w:line="276" w:lineRule="auto"/>
-              <w:ind w:firstLine="0"/>
+              <w:spacing w:after="40"/>
               <w:jc w:val="left"/>
             </w:pPr>
             <w:r>
               <w:rPr>
-                <w:sz w:val="24"/>
-              </w:rPr>
-              <w:t>Lấy quiz.</w:t>
+                <w:rFonts w:ascii="Arial" w:hAnsi="Arial" w:eastAsia="Arial"/>
+                <w:sz w:val="20"/>
+              </w:rPr>
+              <w:t>Nộp và chấm toàn bộ câu trả lời atomically.</w:t>
             </w:r>
           </w:p>
         </w:tc>
@@ -8617,76 +9177,82 @@
         </w:trPr>
         <w:tc>
           <w:tcPr>
-            <w:tcW w:w="1191" w:type="dxa"/>
+            <w:tcW w:w="1440" w:type="dxa"/>
             <w:tcMar>
-              <w:top w:w="90" w:type="dxa"/>
+              <w:top w:w="100" w:type="dxa"/>
               <w:left w:w="110" w:type="dxa"/>
-              <w:bottom w:w="90" w:type="dxa"/>
+              <w:bottom w:w="100" w:type="dxa"/>
               <w:right w:w="110" w:type="dxa"/>
+              <w:start w:w="100" w:type="dxa"/>
+              <w:end w:w="100" w:type="dxa"/>
             </w:tcMar>
             <w:vAlign w:val="center"/>
           </w:tcPr>
           <w:p>
             <w:pPr>
-              <w:spacing w:after="40" w:line="276" w:lineRule="auto"/>
-              <w:ind w:firstLine="0"/>
+              <w:spacing w:after="40"/>
               <w:jc w:val="left"/>
             </w:pPr>
             <w:r>
               <w:rPr>
-                <w:sz w:val="24"/>
-              </w:rPr>
-              <w:t>POST</w:t>
+                <w:rFonts w:ascii="Arial" w:hAnsi="Arial" w:eastAsia="Arial"/>
+                <w:sz w:val="20"/>
+              </w:rPr>
+              <w:t>GET</w:t>
             </w:r>
           </w:p>
         </w:tc>
         <w:tc>
           <w:tcPr>
-            <w:tcW w:w="3005" w:type="dxa"/>
+            <w:tcW w:w="4320" w:type="dxa"/>
             <w:tcMar>
-              <w:top w:w="90" w:type="dxa"/>
+              <w:top w:w="100" w:type="dxa"/>
               <w:left w:w="110" w:type="dxa"/>
-              <w:bottom w:w="90" w:type="dxa"/>
+              <w:bottom w:w="100" w:type="dxa"/>
               <w:right w:w="110" w:type="dxa"/>
+              <w:start w:w="100" w:type="dxa"/>
+              <w:end w:w="100" w:type="dxa"/>
             </w:tcMar>
             <w:vAlign w:val="center"/>
           </w:tcPr>
           <w:p>
             <w:pPr>
-              <w:spacing w:after="40" w:line="276" w:lineRule="auto"/>
-              <w:ind w:firstLine="0"/>
+              <w:spacing w:after="40"/>
               <w:jc w:val="left"/>
             </w:pPr>
             <w:r>
               <w:rPr>
-                <w:sz w:val="24"/>
-              </w:rPr>
-              <w:t>/api/quizzes/{id}/answer</w:t>
+                <w:rFonts w:ascii="Arial" w:hAnsi="Arial" w:eastAsia="Arial"/>
+                <w:sz w:val="20"/>
+              </w:rPr>
+              <w:t>/api/history</w:t>
             </w:r>
           </w:p>
         </w:tc>
         <w:tc>
           <w:tcPr>
-            <w:tcW w:w="4989" w:type="dxa"/>
+            <w:tcW w:w="3528" w:type="dxa"/>
             <w:tcMar>
-              <w:top w:w="90" w:type="dxa"/>
+              <w:top w:w="100" w:type="dxa"/>
               <w:left w:w="110" w:type="dxa"/>
-              <w:bottom w:w="90" w:type="dxa"/>
+              <w:bottom w:w="100" w:type="dxa"/>
               <w:right w:w="110" w:type="dxa"/>
+              <w:start w:w="100" w:type="dxa"/>
+              <w:end w:w="100" w:type="dxa"/>
             </w:tcMar>
             <w:vAlign w:val="center"/>
           </w:tcPr>
           <w:p>
             <w:pPr>
-              <w:spacing w:after="40" w:line="276" w:lineRule="auto"/>
-              <w:ind w:firstLine="0"/>
+              <w:spacing w:after="40"/>
               <w:jc w:val="left"/>
             </w:pPr>
             <w:r>
               <w:rPr>
-                <w:sz w:val="24"/>
-              </w:rPr>
-              <w:t>Gửi câu trả lời.</w:t>
+                <w:rFonts w:ascii="Arial" w:hAnsi="Arial" w:eastAsia="Arial"/>
+                <w:sz w:val="20"/>
+              </w:rPr>
+              <w:t>Lấy lịch sử submitted attempts.</w:t>
             </w:r>
           </w:p>
         </w:tc>
@@ -8698,25 +9264,27 @@
         </w:trPr>
         <w:tc>
           <w:tcPr>
-            <w:tcW w:w="1191" w:type="dxa"/>
+            <w:tcW w:w="1440" w:type="dxa"/>
             <w:shd w:val="clear" w:color="auto" w:fill="F7F9FC"/>
             <w:tcMar>
-              <w:top w:w="90" w:type="dxa"/>
+              <w:top w:w="100" w:type="dxa"/>
               <w:left w:w="110" w:type="dxa"/>
-              <w:bottom w:w="90" w:type="dxa"/>
+              <w:bottom w:w="100" w:type="dxa"/>
               <w:right w:w="110" w:type="dxa"/>
+              <w:start w:w="100" w:type="dxa"/>
+              <w:end w:w="100" w:type="dxa"/>
             </w:tcMar>
             <w:vAlign w:val="center"/>
           </w:tcPr>
           <w:p>
             <w:pPr>
-              <w:spacing w:after="40" w:line="276" w:lineRule="auto"/>
-              <w:ind w:firstLine="0"/>
+              <w:spacing w:after="40"/>
               <w:jc w:val="left"/>
             </w:pPr>
             <w:r>
               <w:rPr>
-                <w:sz w:val="24"/>
+                <w:rFonts w:ascii="Arial" w:hAnsi="Arial" w:eastAsia="Arial"/>
+                <w:sz w:val="20"/>
               </w:rPr>
               <w:t>GET</w:t>
             </w:r>
@@ -8724,53 +9292,57 @@
         </w:tc>
         <w:tc>
           <w:tcPr>
-            <w:tcW w:w="3005" w:type="dxa"/>
+            <w:tcW w:w="4320" w:type="dxa"/>
             <w:shd w:val="clear" w:color="auto" w:fill="F7F9FC"/>
             <w:tcMar>
-              <w:top w:w="90" w:type="dxa"/>
+              <w:top w:w="100" w:type="dxa"/>
               <w:left w:w="110" w:type="dxa"/>
-              <w:bottom w:w="90" w:type="dxa"/>
+              <w:bottom w:w="100" w:type="dxa"/>
               <w:right w:w="110" w:type="dxa"/>
+              <w:start w:w="100" w:type="dxa"/>
+              <w:end w:w="100" w:type="dxa"/>
             </w:tcMar>
             <w:vAlign w:val="center"/>
           </w:tcPr>
           <w:p>
             <w:pPr>
-              <w:spacing w:after="40" w:line="276" w:lineRule="auto"/>
-              <w:ind w:firstLine="0"/>
+              <w:spacing w:after="40"/>
               <w:jc w:val="left"/>
             </w:pPr>
             <w:r>
               <w:rPr>
-                <w:sz w:val="24"/>
-              </w:rPr>
-              <w:t>/api/history</w:t>
+                <w:rFonts w:ascii="Arial" w:hAnsi="Arial" w:eastAsia="Arial"/>
+                <w:sz w:val="20"/>
+              </w:rPr>
+              <w:t>/api/history/videos/{videoId}</w:t>
             </w:r>
           </w:p>
         </w:tc>
         <w:tc>
           <w:tcPr>
-            <w:tcW w:w="4989" w:type="dxa"/>
+            <w:tcW w:w="3528" w:type="dxa"/>
             <w:shd w:val="clear" w:color="auto" w:fill="F7F9FC"/>
             <w:tcMar>
-              <w:top w:w="90" w:type="dxa"/>
+              <w:top w:w="100" w:type="dxa"/>
               <w:left w:w="110" w:type="dxa"/>
-              <w:bottom w:w="90" w:type="dxa"/>
+              <w:bottom w:w="100" w:type="dxa"/>
               <w:right w:w="110" w:type="dxa"/>
+              <w:start w:w="100" w:type="dxa"/>
+              <w:end w:w="100" w:type="dxa"/>
             </w:tcMar>
             <w:vAlign w:val="center"/>
           </w:tcPr>
           <w:p>
             <w:pPr>
-              <w:spacing w:after="40" w:line="276" w:lineRule="auto"/>
-              <w:ind w:firstLine="0"/>
+              <w:spacing w:after="40"/>
               <w:jc w:val="left"/>
             </w:pPr>
             <w:r>
               <w:rPr>
-                <w:sz w:val="24"/>
-              </w:rPr>
-              <w:t>Lấy lịch sử.</w:t>
+                <w:rFonts w:ascii="Arial" w:hAnsi="Arial" w:eastAsia="Arial"/>
+                <w:sz w:val="20"/>
+              </w:rPr>
+              <w:t>Lịch sử gắn đúng video.</w:t>
             </w:r>
           </w:p>
         </w:tc>
@@ -8782,76 +9354,82 @@
         </w:trPr>
         <w:tc>
           <w:tcPr>
-            <w:tcW w:w="1191" w:type="dxa"/>
+            <w:tcW w:w="1440" w:type="dxa"/>
             <w:tcMar>
-              <w:top w:w="90" w:type="dxa"/>
+              <w:top w:w="100" w:type="dxa"/>
               <w:left w:w="110" w:type="dxa"/>
-              <w:bottom w:w="90" w:type="dxa"/>
+              <w:bottom w:w="100" w:type="dxa"/>
               <w:right w:w="110" w:type="dxa"/>
+              <w:start w:w="100" w:type="dxa"/>
+              <w:end w:w="100" w:type="dxa"/>
             </w:tcMar>
             <w:vAlign w:val="center"/>
           </w:tcPr>
           <w:p>
             <w:pPr>
-              <w:spacing w:after="40" w:line="276" w:lineRule="auto"/>
-              <w:ind w:firstLine="0"/>
+              <w:spacing w:after="40"/>
               <w:jc w:val="left"/>
             </w:pPr>
             <w:r>
               <w:rPr>
-                <w:sz w:val="24"/>
-              </w:rPr>
-              <w:t>GET</w:t>
+                <w:rFonts w:ascii="Arial" w:hAnsi="Arial" w:eastAsia="Arial"/>
+                <w:sz w:val="20"/>
+              </w:rPr>
+              <w:t>POST</w:t>
             </w:r>
           </w:p>
         </w:tc>
         <w:tc>
           <w:tcPr>
-            <w:tcW w:w="3005" w:type="dxa"/>
+            <w:tcW w:w="4320" w:type="dxa"/>
             <w:tcMar>
-              <w:top w:w="90" w:type="dxa"/>
+              <w:top w:w="100" w:type="dxa"/>
               <w:left w:w="110" w:type="dxa"/>
-              <w:bottom w:w="90" w:type="dxa"/>
+              <w:bottom w:w="100" w:type="dxa"/>
               <w:right w:w="110" w:type="dxa"/>
+              <w:start w:w="100" w:type="dxa"/>
+              <w:end w:w="100" w:type="dxa"/>
             </w:tcMar>
             <w:vAlign w:val="center"/>
           </w:tcPr>
           <w:p>
             <w:pPr>
-              <w:spacing w:after="40" w:line="276" w:lineRule="auto"/>
-              <w:ind w:firstLine="0"/>
+              <w:spacing w:after="40"/>
               <w:jc w:val="left"/>
             </w:pPr>
             <w:r>
               <w:rPr>
-                <w:sz w:val="24"/>
-              </w:rPr>
-              <w:t>/api/history/videos/{videoId}</w:t>
+                <w:rFonts w:ascii="Arial" w:hAnsi="Arial" w:eastAsia="Arial"/>
+                <w:sz w:val="20"/>
+              </w:rPr>
+              <w:t>/api/ai/transcripts/generate</w:t>
             </w:r>
           </w:p>
         </w:tc>
         <w:tc>
           <w:tcPr>
-            <w:tcW w:w="4989" w:type="dxa"/>
+            <w:tcW w:w="3528" w:type="dxa"/>
             <w:tcMar>
-              <w:top w:w="90" w:type="dxa"/>
+              <w:top w:w="100" w:type="dxa"/>
               <w:left w:w="110" w:type="dxa"/>
-              <w:bottom w:w="90" w:type="dxa"/>
+              <w:bottom w:w="100" w:type="dxa"/>
               <w:right w:w="110" w:type="dxa"/>
+              <w:start w:w="100" w:type="dxa"/>
+              <w:end w:w="100" w:type="dxa"/>
             </w:tcMar>
             <w:vAlign w:val="center"/>
           </w:tcPr>
           <w:p>
             <w:pPr>
-              <w:spacing w:after="40" w:line="276" w:lineRule="auto"/>
-              <w:ind w:firstLine="0"/>
+              <w:spacing w:after="40"/>
               <w:jc w:val="left"/>
             </w:pPr>
             <w:r>
               <w:rPr>
-                <w:sz w:val="24"/>
-              </w:rPr>
-              <w:t>Lịch sử theo video.</w:t>
+                <w:rFonts w:ascii="Arial" w:hAnsi="Arial" w:eastAsia="Arial"/>
+                <w:sz w:val="20"/>
+              </w:rPr>
+              <w:t>FastAPI tạo timestamp transcript từ URL video công khai.</w:t>
             </w:r>
           </w:p>
         </w:tc>
@@ -8863,79 +9441,85 @@
         </w:trPr>
         <w:tc>
           <w:tcPr>
-            <w:tcW w:w="1191" w:type="dxa"/>
+            <w:tcW w:w="1440" w:type="dxa"/>
             <w:shd w:val="clear" w:color="auto" w:fill="F7F9FC"/>
             <w:tcMar>
-              <w:top w:w="90" w:type="dxa"/>
+              <w:top w:w="100" w:type="dxa"/>
               <w:left w:w="110" w:type="dxa"/>
-              <w:bottom w:w="90" w:type="dxa"/>
+              <w:bottom w:w="100" w:type="dxa"/>
               <w:right w:w="110" w:type="dxa"/>
+              <w:start w:w="100" w:type="dxa"/>
+              <w:end w:w="100" w:type="dxa"/>
             </w:tcMar>
             <w:vAlign w:val="center"/>
           </w:tcPr>
           <w:p>
             <w:pPr>
-              <w:spacing w:after="40" w:line="276" w:lineRule="auto"/>
-              <w:ind w:firstLine="0"/>
+              <w:spacing w:after="40"/>
               <w:jc w:val="left"/>
             </w:pPr>
             <w:r>
               <w:rPr>
-                <w:sz w:val="24"/>
-              </w:rPr>
-              <w:t>GET</w:t>
+                <w:rFonts w:ascii="Arial" w:hAnsi="Arial" w:eastAsia="Arial"/>
+                <w:sz w:val="20"/>
+              </w:rPr>
+              <w:t>POST</w:t>
             </w:r>
           </w:p>
         </w:tc>
         <w:tc>
           <w:tcPr>
-            <w:tcW w:w="3005" w:type="dxa"/>
+            <w:tcW w:w="4320" w:type="dxa"/>
             <w:shd w:val="clear" w:color="auto" w:fill="F7F9FC"/>
             <w:tcMar>
-              <w:top w:w="90" w:type="dxa"/>
+              <w:top w:w="100" w:type="dxa"/>
               <w:left w:w="110" w:type="dxa"/>
-              <w:bottom w:w="90" w:type="dxa"/>
+              <w:bottom w:w="100" w:type="dxa"/>
               <w:right w:w="110" w:type="dxa"/>
+              <w:start w:w="100" w:type="dxa"/>
+              <w:end w:w="100" w:type="dxa"/>
             </w:tcMar>
             <w:vAlign w:val="center"/>
           </w:tcPr>
           <w:p>
             <w:pPr>
-              <w:spacing w:after="40" w:line="276" w:lineRule="auto"/>
-              <w:ind w:firstLine="0"/>
+              <w:spacing w:after="40"/>
               <w:jc w:val="left"/>
             </w:pPr>
             <w:r>
               <w:rPr>
-                <w:sz w:val="24"/>
-              </w:rPr>
-              <w:t>/api/settings</w:t>
+                <w:rFonts w:ascii="Arial" w:hAnsi="Arial" w:eastAsia="Arial"/>
+                <w:sz w:val="20"/>
+              </w:rPr>
+              <w:t>/api/ai/question-generation/generate</w:t>
             </w:r>
           </w:p>
         </w:tc>
         <w:tc>
           <w:tcPr>
-            <w:tcW w:w="4989" w:type="dxa"/>
+            <w:tcW w:w="3528" w:type="dxa"/>
             <w:shd w:val="clear" w:color="auto" w:fill="F7F9FC"/>
             <w:tcMar>
-              <w:top w:w="90" w:type="dxa"/>
+              <w:top w:w="100" w:type="dxa"/>
               <w:left w:w="110" w:type="dxa"/>
-              <w:bottom w:w="90" w:type="dxa"/>
+              <w:bottom w:w="100" w:type="dxa"/>
               <w:right w:w="110" w:type="dxa"/>
+              <w:start w:w="100" w:type="dxa"/>
+              <w:end w:w="100" w:type="dxa"/>
             </w:tcMar>
             <w:vAlign w:val="center"/>
           </w:tcPr>
           <w:p>
             <w:pPr>
-              <w:spacing w:after="40" w:line="276" w:lineRule="auto"/>
-              <w:ind w:firstLine="0"/>
+              <w:spacing w:after="40"/>
               <w:jc w:val="left"/>
             </w:pPr>
             <w:r>
               <w:rPr>
-                <w:sz w:val="24"/>
-              </w:rPr>
-              <w:t>Lấy cấu hình.</w:t>
+                <w:rFonts w:ascii="Arial" w:hAnsi="Arial" w:eastAsia="Arial"/>
+                <w:sz w:val="20"/>
+              </w:rPr>
+              <w:t>Sinh quiz toàn video với structured output.</w:t>
             </w:r>
           </w:p>
         </w:tc>
@@ -8947,76 +9531,82 @@
         </w:trPr>
         <w:tc>
           <w:tcPr>
-            <w:tcW w:w="1191" w:type="dxa"/>
+            <w:tcW w:w="1440" w:type="dxa"/>
             <w:tcMar>
-              <w:top w:w="90" w:type="dxa"/>
+              <w:top w:w="100" w:type="dxa"/>
               <w:left w:w="110" w:type="dxa"/>
-              <w:bottom w:w="90" w:type="dxa"/>
+              <w:bottom w:w="100" w:type="dxa"/>
               <w:right w:w="110" w:type="dxa"/>
+              <w:start w:w="100" w:type="dxa"/>
+              <w:end w:w="100" w:type="dxa"/>
             </w:tcMar>
             <w:vAlign w:val="center"/>
           </w:tcPr>
           <w:p>
             <w:pPr>
-              <w:spacing w:after="40" w:line="276" w:lineRule="auto"/>
-              <w:ind w:firstLine="0"/>
+              <w:spacing w:after="40"/>
               <w:jc w:val="left"/>
             </w:pPr>
             <w:r>
               <w:rPr>
-                <w:sz w:val="24"/>
-              </w:rPr>
-              <w:t>PUT</w:t>
+                <w:rFonts w:ascii="Arial" w:hAnsi="Arial" w:eastAsia="Arial"/>
+                <w:sz w:val="20"/>
+              </w:rPr>
+              <w:t>POST</w:t>
             </w:r>
           </w:p>
         </w:tc>
         <w:tc>
           <w:tcPr>
-            <w:tcW w:w="3005" w:type="dxa"/>
+            <w:tcW w:w="4320" w:type="dxa"/>
             <w:tcMar>
-              <w:top w:w="90" w:type="dxa"/>
+              <w:top w:w="100" w:type="dxa"/>
               <w:left w:w="110" w:type="dxa"/>
-              <w:bottom w:w="90" w:type="dxa"/>
+              <w:bottom w:w="100" w:type="dxa"/>
               <w:right w:w="110" w:type="dxa"/>
+              <w:start w:w="100" w:type="dxa"/>
+              <w:end w:w="100" w:type="dxa"/>
             </w:tcMar>
             <w:vAlign w:val="center"/>
           </w:tcPr>
           <w:p>
             <w:pPr>
-              <w:spacing w:after="40" w:line="276" w:lineRule="auto"/>
-              <w:ind w:firstLine="0"/>
+              <w:spacing w:after="40"/>
               <w:jc w:val="left"/>
             </w:pPr>
             <w:r>
               <w:rPr>
-                <w:sz w:val="24"/>
-              </w:rPr>
-              <w:t>/api/settings</w:t>
+                <w:rFonts w:ascii="Arial" w:hAnsi="Arial" w:eastAsia="Arial"/>
+                <w:sz w:val="20"/>
+              </w:rPr>
+              <w:t>/api/ai/grading/grade</w:t>
             </w:r>
           </w:p>
         </w:tc>
         <w:tc>
           <w:tcPr>
-            <w:tcW w:w="4989" w:type="dxa"/>
+            <w:tcW w:w="3528" w:type="dxa"/>
             <w:tcMar>
-              <w:top w:w="90" w:type="dxa"/>
+              <w:top w:w="100" w:type="dxa"/>
               <w:left w:w="110" w:type="dxa"/>
-              <w:bottom w:w="90" w:type="dxa"/>
+              <w:bottom w:w="100" w:type="dxa"/>
               <w:right w:w="110" w:type="dxa"/>
+              <w:start w:w="100" w:type="dxa"/>
+              <w:end w:w="100" w:type="dxa"/>
             </w:tcMar>
             <w:vAlign w:val="center"/>
           </w:tcPr>
           <w:p>
             <w:pPr>
-              <w:spacing w:after="40" w:line="276" w:lineRule="auto"/>
-              <w:ind w:firstLine="0"/>
+              <w:spacing w:after="40"/>
               <w:jc w:val="left"/>
             </w:pPr>
             <w:r>
               <w:rPr>
-                <w:sz w:val="24"/>
-              </w:rPr>
-              <w:t>Cập nhật interval, loại câu hỏi và độ khó.</w:t>
+                <w:rFonts w:ascii="Arial" w:hAnsi="Arial" w:eastAsia="Arial"/>
+                <w:sz w:val="20"/>
+              </w:rPr>
+              <w:t>Chấm short answer và trả explanation.</w:t>
             </w:r>
           </w:p>
         </w:tc>
@@ -9027,7 +9617,10 @@
         <w:spacing w:line="240" w:lineRule="auto"/>
       </w:pPr>
       <w:r>
-        <w:t>Các endpoint trên là thiết kế API đề xuất từ SRS, chưa phải danh sách endpoint đã triển khai thực tế.</w:t>
+        <w:rPr>
+          <w:rFonts w:ascii="Arial" w:hAnsi="Arial" w:eastAsia="Arial"/>
+        </w:rPr>
+        <w:t>Danh sách endpoint tuân theo public/AI contract 0.5.0 trong contracts/. Health endpoint là operational API và không thay đổi business contract.</w:t>
       </w:r>
     </w:p>
     <w:p>
@@ -9140,7 +9733,10 @@
         <w:spacing w:line="240" w:lineRule="auto"/>
       </w:pPr>
       <w:r>
-        <w:t>Sau submit, Side Panel hiển thị trạng thái kết quả, giải thích và nút Review at Timestamp nếu có tham chiếu hợp lệ.</w:t>
+        <w:rPr>
+          <w:rFonts w:ascii="Arial" w:hAnsi="Arial" w:eastAsia="Arial"/>
+        </w:rPr>
+        <w:t>Sau batch submit, Side Panel hiển thị score, outcome, reference answer, explanation và Review at Timestamp. Trước submit, response quiz public không chứa correctOptionId hoặc referenceAnswer.</w:t>
       </w:r>
     </w:p>
     <w:p>
@@ -9193,16 +9789,27 @@
           <w:cantSplit/>
           <w:tblHeader/>
           <w:jc w:val="center"/>
+          <w:tblHeader w:val="true"/>
+          <w:tblHeader w:val="true"/>
+          <w:tblHeader w:val="true"/>
+          <w:tblHeader w:val="true"/>
+          <w:tblHeader w:val="true"/>
+          <w:tblHeader w:val="true"/>
+          <w:tblHeader w:val="true"/>
+          <w:tblHeader w:val="true"/>
+          <w:tblHeader w:val="true"/>
         </w:trPr>
         <w:tc>
           <w:tcPr>
             <w:tcW w:w="2891" w:type="dxa"/>
             <w:shd w:val="clear" w:color="auto" w:fill="D9E2F3"/>
             <w:tcMar>
-              <w:top w:w="90" w:type="dxa"/>
+              <w:top w:w="100" w:type="dxa"/>
               <w:left w:w="110" w:type="dxa"/>
-              <w:bottom w:w="90" w:type="dxa"/>
+              <w:bottom w:w="100" w:type="dxa"/>
               <w:right w:w="110" w:type="dxa"/>
+              <w:start w:w="100" w:type="dxa"/>
+              <w:end w:w="100" w:type="dxa"/>
             </w:tcMar>
             <w:vAlign w:val="center"/>
           </w:tcPr>
@@ -9214,6 +9821,7 @@
             </w:pPr>
             <w:r>
               <w:rPr>
+                <w:rFonts w:ascii="Arial" w:hAnsi="Arial" w:eastAsia="Arial"/>
                 <w:b/>
                 <w:sz w:val="24"/>
               </w:rPr>
@@ -9226,10 +9834,12 @@
             <w:tcW w:w="6293" w:type="dxa"/>
             <w:shd w:val="clear" w:color="auto" w:fill="D9E2F3"/>
             <w:tcMar>
-              <w:top w:w="90" w:type="dxa"/>
+              <w:top w:w="100" w:type="dxa"/>
               <w:left w:w="110" w:type="dxa"/>
-              <w:bottom w:w="90" w:type="dxa"/>
+              <w:bottom w:w="100" w:type="dxa"/>
               <w:right w:w="110" w:type="dxa"/>
+              <w:start w:w="100" w:type="dxa"/>
+              <w:end w:w="100" w:type="dxa"/>
             </w:tcMar>
             <w:vAlign w:val="center"/>
           </w:tcPr>
@@ -9241,6 +9851,7 @@
             </w:pPr>
             <w:r>
               <w:rPr>
+                <w:rFonts w:ascii="Arial" w:hAnsi="Arial" w:eastAsia="Arial"/>
                 <w:b/>
                 <w:sz w:val="24"/>
               </w:rPr>
@@ -9258,10 +9869,12 @@
           <w:tcPr>
             <w:tcW w:w="2891" w:type="dxa"/>
             <w:tcMar>
-              <w:top w:w="90" w:type="dxa"/>
+              <w:top w:w="100" w:type="dxa"/>
               <w:left w:w="110" w:type="dxa"/>
-              <w:bottom w:w="90" w:type="dxa"/>
+              <w:bottom w:w="100" w:type="dxa"/>
               <w:right w:w="110" w:type="dxa"/>
+              <w:start w:w="100" w:type="dxa"/>
+              <w:end w:w="100" w:type="dxa"/>
             </w:tcMar>
             <w:vAlign w:val="center"/>
           </w:tcPr>
@@ -9273,6 +9886,7 @@
             </w:pPr>
             <w:r>
               <w:rPr>
+                <w:rFonts w:ascii="Arial" w:hAnsi="Arial" w:eastAsia="Arial"/>
                 <w:sz w:val="24"/>
               </w:rPr>
               <w:t>Extension đang OFF</w:t>
@@ -9283,10 +9897,12 @@
           <w:tcPr>
             <w:tcW w:w="6293" w:type="dxa"/>
             <w:tcMar>
-              <w:top w:w="90" w:type="dxa"/>
+              <w:top w:w="100" w:type="dxa"/>
               <w:left w:w="110" w:type="dxa"/>
-              <w:bottom w:w="90" w:type="dxa"/>
+              <w:bottom w:w="100" w:type="dxa"/>
               <w:right w:w="110" w:type="dxa"/>
+              <w:start w:w="100" w:type="dxa"/>
+              <w:end w:w="100" w:type="dxa"/>
             </w:tcMar>
             <w:vAlign w:val="center"/>
           </w:tcPr>
@@ -9298,6 +9914,7 @@
             </w:pPr>
             <w:r>
               <w:rPr>
+                <w:rFonts w:ascii="Arial" w:hAnsi="Arial" w:eastAsia="Arial"/>
                 <w:sz w:val="24"/>
               </w:rPr>
               <w:t>Không tạo session, không lấy transcript và không gọi AI.</w:t>
@@ -9315,10 +9932,12 @@
             <w:tcW w:w="2891" w:type="dxa"/>
             <w:shd w:val="clear" w:color="auto" w:fill="F7F9FC"/>
             <w:tcMar>
-              <w:top w:w="90" w:type="dxa"/>
+              <w:top w:w="100" w:type="dxa"/>
               <w:left w:w="110" w:type="dxa"/>
-              <w:bottom w:w="90" w:type="dxa"/>
+              <w:bottom w:w="100" w:type="dxa"/>
               <w:right w:w="110" w:type="dxa"/>
+              <w:start w:w="100" w:type="dxa"/>
+              <w:end w:w="100" w:type="dxa"/>
             </w:tcMar>
             <w:vAlign w:val="center"/>
           </w:tcPr>
@@ -9330,6 +9949,7 @@
             </w:pPr>
             <w:r>
               <w:rPr>
+                <w:rFonts w:ascii="Arial" w:hAnsi="Arial" w:eastAsia="Arial"/>
                 <w:sz w:val="24"/>
               </w:rPr>
               <w:t>Extension ON nhưng ngoài trang xem YouTube</w:t>
@@ -9341,10 +9961,12 @@
             <w:tcW w:w="6293" w:type="dxa"/>
             <w:shd w:val="clear" w:color="auto" w:fill="F7F9FC"/>
             <w:tcMar>
-              <w:top w:w="90" w:type="dxa"/>
+              <w:top w:w="100" w:type="dxa"/>
               <w:left w:w="110" w:type="dxa"/>
-              <w:bottom w:w="90" w:type="dxa"/>
+              <w:bottom w:w="100" w:type="dxa"/>
               <w:right w:w="110" w:type="dxa"/>
+              <w:start w:w="100" w:type="dxa"/>
+              <w:end w:w="100" w:type="dxa"/>
             </w:tcMar>
             <w:vAlign w:val="center"/>
           </w:tcPr>
@@ -9356,6 +9978,7 @@
             </w:pPr>
             <w:r>
               <w:rPr>
+                <w:rFonts w:ascii="Arial" w:hAnsi="Arial" w:eastAsia="Arial"/>
                 <w:sz w:val="24"/>
               </w:rPr>
               <w:t>Không tạo session; giữ ON để áp dụng khi có video hợp lệ.</w:t>
@@ -9372,24 +9995,26 @@
           <w:tcPr>
             <w:tcW w:w="2891" w:type="dxa"/>
             <w:tcMar>
-              <w:top w:w="90" w:type="dxa"/>
+              <w:top w:w="100" w:type="dxa"/>
               <w:left w:w="110" w:type="dxa"/>
-              <w:bottom w:w="90" w:type="dxa"/>
+              <w:bottom w:w="100" w:type="dxa"/>
               <w:right w:w="110" w:type="dxa"/>
+              <w:start w:w="100" w:type="dxa"/>
+              <w:end w:w="100" w:type="dxa"/>
             </w:tcMar>
             <w:vAlign w:val="center"/>
           </w:tcPr>
           <w:p>
             <w:pPr>
-              <w:spacing w:after="40" w:line="276" w:lineRule="auto"/>
-              <w:ind w:firstLine="0"/>
+              <w:spacing w:after="40"/>
               <w:jc w:val="left"/>
             </w:pPr>
             <w:r>
               <w:rPr>
+                <w:rFonts w:ascii="Arial" w:hAnsi="Arial" w:eastAsia="Arial"/>
                 <w:sz w:val="24"/>
               </w:rPr>
-              <w:t>Không có transcript</w:t>
+              <w:t>Không có/không đủ caption</w:t>
             </w:r>
           </w:p>
         </w:tc>
@@ -9397,24 +10022,26 @@
           <w:tcPr>
             <w:tcW w:w="6293" w:type="dxa"/>
             <w:tcMar>
-              <w:top w:w="90" w:type="dxa"/>
+              <w:top w:w="100" w:type="dxa"/>
               <w:left w:w="110" w:type="dxa"/>
-              <w:bottom w:w="90" w:type="dxa"/>
+              <w:bottom w:w="100" w:type="dxa"/>
               <w:right w:w="110" w:type="dxa"/>
+              <w:start w:w="100" w:type="dxa"/>
+              <w:end w:w="100" w:type="dxa"/>
             </w:tcMar>
             <w:vAlign w:val="center"/>
           </w:tcPr>
           <w:p>
             <w:pPr>
-              <w:spacing w:after="40" w:line="276" w:lineRule="auto"/>
-              <w:ind w:firstLine="0"/>
+              <w:spacing w:after="40"/>
               <w:jc w:val="left"/>
             </w:pPr>
             <w:r>
               <w:rPr>
+                <w:rFonts w:ascii="Arial" w:hAnsi="Arial" w:eastAsia="Arial"/>
                 <w:sz w:val="24"/>
               </w:rPr>
-              <w:t>Không sinh quiz; thông báo; YouTube vẫn hoạt động.</w:t>
+              <w:t>Giữ session processing; xếp Gemini URL fallback nếu video công khai.</w:t>
             </w:r>
           </w:p>
         </w:tc>
@@ -9429,24 +10056,26 @@
             <w:tcW w:w="2891" w:type="dxa"/>
             <w:shd w:val="clear" w:color="auto" w:fill="F7F9FC"/>
             <w:tcMar>
-              <w:top w:w="90" w:type="dxa"/>
+              <w:top w:w="100" w:type="dxa"/>
               <w:left w:w="110" w:type="dxa"/>
-              <w:bottom w:w="90" w:type="dxa"/>
+              <w:bottom w:w="100" w:type="dxa"/>
               <w:right w:w="110" w:type="dxa"/>
+              <w:start w:w="100" w:type="dxa"/>
+              <w:end w:w="100" w:type="dxa"/>
             </w:tcMar>
             <w:vAlign w:val="center"/>
           </w:tcPr>
           <w:p>
             <w:pPr>
-              <w:spacing w:after="40" w:line="276" w:lineRule="auto"/>
-              <w:ind w:firstLine="0"/>
+              <w:spacing w:after="40"/>
               <w:jc w:val="left"/>
             </w:pPr>
             <w:r>
               <w:rPr>
+                <w:rFonts w:ascii="Arial" w:hAnsi="Arial" w:eastAsia="Arial"/>
                 <w:sz w:val="24"/>
               </w:rPr>
-              <w:t>Transcript không đủ</w:t>
+              <w:t>Gemini transcript không khả dụng</w:t>
             </w:r>
           </w:p>
         </w:tc>
@@ -9455,24 +10084,26 @@
             <w:tcW w:w="6293" w:type="dxa"/>
             <w:shd w:val="clear" w:color="auto" w:fill="F7F9FC"/>
             <w:tcMar>
-              <w:top w:w="90" w:type="dxa"/>
+              <w:top w:w="100" w:type="dxa"/>
               <w:left w:w="110" w:type="dxa"/>
-              <w:bottom w:w="90" w:type="dxa"/>
+              <w:bottom w:w="100" w:type="dxa"/>
               <w:right w:w="110" w:type="dxa"/>
+              <w:start w:w="100" w:type="dxa"/>
+              <w:end w:w="100" w:type="dxa"/>
             </w:tcMar>
             <w:vAlign w:val="center"/>
           </w:tcPr>
           <w:p>
             <w:pPr>
-              <w:spacing w:after="40" w:line="276" w:lineRule="auto"/>
-              <w:ind w:firstLine="0"/>
+              <w:spacing w:after="40"/>
               <w:jc w:val="left"/>
             </w:pPr>
             <w:r>
               <w:rPr>
+                <w:rFonts w:ascii="Arial" w:hAnsi="Arial" w:eastAsia="Arial"/>
                 <w:sz w:val="24"/>
               </w:rPr>
-              <w:t>Không tạo quiz khi không đủ dữ liệu; hiển thị trạng thái phù hợp.</w:t>
+              <w:t>Lưu error state để retry hoặc hiển thị unavailable; không công bố quiz.</w:t>
             </w:r>
           </w:p>
         </w:tc>
@@ -9486,10 +10117,12 @@
           <w:tcPr>
             <w:tcW w:w="2891" w:type="dxa"/>
             <w:tcMar>
-              <w:top w:w="90" w:type="dxa"/>
+              <w:top w:w="100" w:type="dxa"/>
               <w:left w:w="110" w:type="dxa"/>
-              <w:bottom w:w="90" w:type="dxa"/>
+              <w:bottom w:w="100" w:type="dxa"/>
               <w:right w:w="110" w:type="dxa"/>
+              <w:start w:w="100" w:type="dxa"/>
+              <w:end w:w="100" w:type="dxa"/>
             </w:tcMar>
             <w:vAlign w:val="center"/>
           </w:tcPr>
@@ -9501,6 +10134,7 @@
             </w:pPr>
             <w:r>
               <w:rPr>
+                <w:rFonts w:ascii="Arial" w:hAnsi="Arial" w:eastAsia="Arial"/>
                 <w:sz w:val="24"/>
               </w:rPr>
               <w:t>Gemini API timeout/error</w:t>
@@ -9511,10 +10145,12 @@
           <w:tcPr>
             <w:tcW w:w="6293" w:type="dxa"/>
             <w:tcMar>
-              <w:top w:w="90" w:type="dxa"/>
+              <w:top w:w="100" w:type="dxa"/>
               <w:left w:w="110" w:type="dxa"/>
-              <w:bottom w:w="90" w:type="dxa"/>
+              <w:bottom w:w="100" w:type="dxa"/>
               <w:right w:w="110" w:type="dxa"/>
+              <w:start w:w="100" w:type="dxa"/>
+              <w:end w:w="100" w:type="dxa"/>
             </w:tcMar>
             <w:vAlign w:val="center"/>
           </w:tcPr>
@@ -9526,6 +10162,7 @@
             </w:pPr>
             <w:r>
               <w:rPr>
+                <w:rFonts w:ascii="Arial" w:hAnsi="Arial" w:eastAsia="Arial"/>
                 <w:sz w:val="24"/>
               </w:rPr>
               <w:t>Hiển thị lỗi hoặc retry; không gián đoạn YouTube.</w:t>
@@ -9543,10 +10180,12 @@
             <w:tcW w:w="2891" w:type="dxa"/>
             <w:shd w:val="clear" w:color="auto" w:fill="F7F9FC"/>
             <w:tcMar>
-              <w:top w:w="90" w:type="dxa"/>
+              <w:top w:w="100" w:type="dxa"/>
               <w:left w:w="110" w:type="dxa"/>
-              <w:bottom w:w="90" w:type="dxa"/>
+              <w:bottom w:w="100" w:type="dxa"/>
               <w:right w:w="110" w:type="dxa"/>
+              <w:start w:w="100" w:type="dxa"/>
+              <w:end w:w="100" w:type="dxa"/>
             </w:tcMar>
             <w:vAlign w:val="center"/>
           </w:tcPr>
@@ -9558,6 +10197,7 @@
             </w:pPr>
             <w:r>
               <w:rPr>
+                <w:rFonts w:ascii="Arial" w:hAnsi="Arial" w:eastAsia="Arial"/>
                 <w:sz w:val="24"/>
               </w:rPr>
               <w:t>Backend mất kết nối</w:t>
@@ -9569,10 +10209,12 @@
             <w:tcW w:w="6293" w:type="dxa"/>
             <w:shd w:val="clear" w:color="auto" w:fill="F7F9FC"/>
             <w:tcMar>
-              <w:top w:w="90" w:type="dxa"/>
+              <w:top w:w="100" w:type="dxa"/>
               <w:left w:w="110" w:type="dxa"/>
-              <w:bottom w:w="90" w:type="dxa"/>
+              <w:bottom w:w="100" w:type="dxa"/>
               <w:right w:w="110" w:type="dxa"/>
+              <w:start w:w="100" w:type="dxa"/>
+              <w:end w:w="100" w:type="dxa"/>
             </w:tcMar>
             <w:vAlign w:val="center"/>
           </w:tcPr>
@@ -9584,6 +10226,7 @@
             </w:pPr>
             <w:r>
               <w:rPr>
+                <w:rFonts w:ascii="Arial" w:hAnsi="Arial" w:eastAsia="Arial"/>
                 <w:sz w:val="24"/>
               </w:rPr>
               <w:t>Hiển thị trạng thái kết nối và cho phép thử lại.</w:t>
@@ -9600,10 +10243,12 @@
           <w:tcPr>
             <w:tcW w:w="2891" w:type="dxa"/>
             <w:tcMar>
-              <w:top w:w="90" w:type="dxa"/>
+              <w:top w:w="100" w:type="dxa"/>
               <w:left w:w="110" w:type="dxa"/>
-              <w:bottom w:w="90" w:type="dxa"/>
+              <w:bottom w:w="100" w:type="dxa"/>
               <w:right w:w="110" w:type="dxa"/>
+              <w:start w:w="100" w:type="dxa"/>
+              <w:end w:w="100" w:type="dxa"/>
             </w:tcMar>
             <w:vAlign w:val="center"/>
           </w:tcPr>
@@ -9615,6 +10260,7 @@
             </w:pPr>
             <w:r>
               <w:rPr>
+                <w:rFonts w:ascii="Arial" w:hAnsi="Arial" w:eastAsia="Arial"/>
                 <w:sz w:val="24"/>
               </w:rPr>
               <w:t>Timestamp không hợp lệ</w:t>
@@ -9625,10 +10271,12 @@
           <w:tcPr>
             <w:tcW w:w="6293" w:type="dxa"/>
             <w:tcMar>
-              <w:top w:w="90" w:type="dxa"/>
+              <w:top w:w="100" w:type="dxa"/>
               <w:left w:w="110" w:type="dxa"/>
-              <w:bottom w:w="90" w:type="dxa"/>
+              <w:bottom w:w="100" w:type="dxa"/>
               <w:right w:w="110" w:type="dxa"/>
+              <w:start w:w="100" w:type="dxa"/>
+              <w:end w:w="100" w:type="dxa"/>
             </w:tcMar>
             <w:vAlign w:val="center"/>
           </w:tcPr>
@@ -9640,6 +10288,7 @@
             </w:pPr>
             <w:r>
               <w:rPr>
+                <w:rFonts w:ascii="Arial" w:hAnsi="Arial" w:eastAsia="Arial"/>
                 <w:sz w:val="24"/>
               </w:rPr>
               <w:t>Không seek; giữ nguyên video.</w:t>
@@ -9657,10 +10306,12 @@
             <w:tcW w:w="2891" w:type="dxa"/>
             <w:shd w:val="clear" w:color="auto" w:fill="F7F9FC"/>
             <w:tcMar>
-              <w:top w:w="90" w:type="dxa"/>
+              <w:top w:w="100" w:type="dxa"/>
               <w:left w:w="110" w:type="dxa"/>
-              <w:bottom w:w="90" w:type="dxa"/>
+              <w:bottom w:w="100" w:type="dxa"/>
               <w:right w:w="110" w:type="dxa"/>
+              <w:start w:w="100" w:type="dxa"/>
+              <w:end w:w="100" w:type="dxa"/>
             </w:tcMar>
             <w:vAlign w:val="center"/>
           </w:tcPr>
@@ -9672,6 +10323,7 @@
             </w:pPr>
             <w:r>
               <w:rPr>
+                <w:rFonts w:ascii="Arial" w:hAnsi="Arial" w:eastAsia="Arial"/>
                 <w:sz w:val="24"/>
               </w:rPr>
               <w:t>Gemini output không hợp lệ</w:t>
@@ -9683,10 +10335,12 @@
             <w:tcW w:w="6293" w:type="dxa"/>
             <w:shd w:val="clear" w:color="auto" w:fill="F7F9FC"/>
             <w:tcMar>
-              <w:top w:w="90" w:type="dxa"/>
+              <w:top w:w="100" w:type="dxa"/>
               <w:left w:w="110" w:type="dxa"/>
-              <w:bottom w:w="90" w:type="dxa"/>
+              <w:bottom w:w="100" w:type="dxa"/>
               <w:right w:w="110" w:type="dxa"/>
+              <w:start w:w="100" w:type="dxa"/>
+              <w:end w:w="100" w:type="dxa"/>
             </w:tcMar>
             <w:vAlign w:val="center"/>
           </w:tcPr>
@@ -9698,6 +10352,7 @@
             </w:pPr>
             <w:r>
               <w:rPr>
+                <w:rFonts w:ascii="Arial" w:hAnsi="Arial" w:eastAsia="Arial"/>
                 <w:sz w:val="24"/>
               </w:rPr>
               <w:t>AI Service validate schema trước khi trả kết quả.</w:t>
@@ -9714,10 +10369,12 @@
           <w:tcPr>
             <w:tcW w:w="2891" w:type="dxa"/>
             <w:tcMar>
-              <w:top w:w="90" w:type="dxa"/>
+              <w:top w:w="100" w:type="dxa"/>
               <w:left w:w="110" w:type="dxa"/>
-              <w:bottom w:w="90" w:type="dxa"/>
+              <w:bottom w:w="100" w:type="dxa"/>
               <w:right w:w="110" w:type="dxa"/>
+              <w:start w:w="100" w:type="dxa"/>
+              <w:end w:w="100" w:type="dxa"/>
             </w:tcMar>
             <w:vAlign w:val="center"/>
           </w:tcPr>
@@ -9729,6 +10386,7 @@
             </w:pPr>
             <w:r>
               <w:rPr>
+                <w:rFonts w:ascii="Arial" w:hAnsi="Arial" w:eastAsia="Arial"/>
                 <w:sz w:val="24"/>
               </w:rPr>
               <w:t>Chuyển video khi đang ON</w:t>
@@ -9739,10 +10397,12 @@
           <w:tcPr>
             <w:tcW w:w="6293" w:type="dxa"/>
             <w:tcMar>
-              <w:top w:w="90" w:type="dxa"/>
+              <w:top w:w="100" w:type="dxa"/>
               <w:left w:w="110" w:type="dxa"/>
-              <w:bottom w:w="90" w:type="dxa"/>
+              <w:bottom w:w="100" w:type="dxa"/>
               <w:right w:w="110" w:type="dxa"/>
+              <w:start w:w="100" w:type="dxa"/>
+              <w:end w:w="100" w:type="dxa"/>
             </w:tcMar>
             <w:vAlign w:val="center"/>
           </w:tcPr>
@@ -9754,6 +10414,7 @@
             </w:pPr>
             <w:r>
               <w:rPr>
+                <w:rFonts w:ascii="Arial" w:hAnsi="Arial" w:eastAsia="Arial"/>
                 <w:sz w:val="24"/>
               </w:rPr>
               <w:t>Đóng session cũ, tự tạo session mới và giữ ON.</w:t>
@@ -9785,7 +10446,10 @@
         <w:ind w:left="369"/>
       </w:pPr>
       <w:r>
-        <w:t>GEMINI_API_KEY và secret không được lưu trong Extension hoặc Git repository.</w:t>
+        <w:rPr>
+          <w:rFonts w:ascii="Arial" w:hAnsi="Arial" w:eastAsia="Arial"/>
+        </w:rPr>
+        <w:t>GEMINI_API_KEY, database password và secret không được lưu trong Extension, image, log hay Git repository.</w:t>
       </w:r>
     </w:p>
     <w:p>
@@ -9795,7 +10459,10 @@
         <w:ind w:left="369"/>
       </w:pPr>
       <w:r>
-        <w:t>Extension không gọi trực tiếp Gemini API; yêu cầu luôn đi qua Backend và AI Service.</w:t>
+        <w:rPr>
+          <w:rFonts w:ascii="Arial" w:hAnsi="Arial" w:eastAsia="Arial"/>
+        </w:rPr>
+        <w:t>Extension chỉ gọi Backend trên origin được cấu hình; FastAPI không bật wildcard CORS và chỉ nằm trong Docker network.</w:t>
       </w:r>
     </w:p>
     <w:p>
@@ -9805,7 +10472,10 @@
         <w:ind w:left="369"/>
       </w:pPr>
       <w:r>
-        <w:t>Giao tiếp triển khai giữa các dịch vụ và Gemini API phải sử dụng HTTPS.</w:t>
+        <w:rPr>
+          <w:rFonts w:ascii="Arial" w:hAnsi="Arial" w:eastAsia="Arial"/>
+        </w:rPr>
+        <w:t>Docker release chỉ publish Backend trên 127.0.0.1:5000; PostgreSQL và FastAPI không publish port host. Container Backend/AI chạy bằng user không đặc quyền.</w:t>
       </w:r>
     </w:p>
     <w:p>
@@ -9815,7 +10485,10 @@
         <w:ind w:left="369"/>
       </w:pPr>
       <w:r>
-        <w:t>Validate input và output AI trước khi lưu hoặc hiển thị.</w:t>
+        <w:rPr>
+          <w:rFonts w:ascii="Arial" w:hAnsi="Arial" w:eastAsia="Arial"/>
+        </w:rPr>
+        <w:t>Input/output AI, videoId, timestamp, hash và idempotency key được validate trước persistence/publication.</w:t>
       </w:r>
     </w:p>
     <w:p>
@@ -9825,7 +10498,10 @@
         <w:ind w:left="369"/>
       </w:pPr>
       <w:r>
-        <w:t>Không để lỗi server làm lộ thông tin nhạy cảm.</w:t>
+        <w:rPr>
+          <w:rFonts w:ascii="Arial" w:hAnsi="Arial" w:eastAsia="Arial"/>
+        </w:rPr>
+        <w:t>Lỗi server/provider được chuẩn hóa thành envelope an toàn và không làm lộ payload provider, key hay connection string.</w:t>
       </w:r>
     </w:p>
     <w:p>
@@ -9878,16 +10554,27 @@
           <w:cantSplit/>
           <w:tblHeader/>
           <w:jc w:val="center"/>
+          <w:tblHeader w:val="true"/>
+          <w:tblHeader w:val="true"/>
+          <w:tblHeader w:val="true"/>
+          <w:tblHeader w:val="true"/>
+          <w:tblHeader w:val="true"/>
+          <w:tblHeader w:val="true"/>
+          <w:tblHeader w:val="true"/>
+          <w:tblHeader w:val="true"/>
+          <w:tblHeader w:val="true"/>
         </w:trPr>
         <w:tc>
           <w:tcPr>
             <w:tcW w:w="2268" w:type="dxa"/>
             <w:shd w:val="clear" w:color="auto" w:fill="D9E2F3"/>
             <w:tcMar>
-              <w:top w:w="90" w:type="dxa"/>
+              <w:top w:w="100" w:type="dxa"/>
               <w:left w:w="110" w:type="dxa"/>
-              <w:bottom w:w="90" w:type="dxa"/>
+              <w:bottom w:w="100" w:type="dxa"/>
               <w:right w:w="110" w:type="dxa"/>
+              <w:start w:w="100" w:type="dxa"/>
+              <w:end w:w="100" w:type="dxa"/>
             </w:tcMar>
             <w:vAlign w:val="center"/>
           </w:tcPr>
@@ -9899,6 +10586,7 @@
             </w:pPr>
             <w:r>
               <w:rPr>
+                <w:rFonts w:ascii="Arial" w:hAnsi="Arial" w:eastAsia="Arial"/>
                 <w:b/>
                 <w:sz w:val="24"/>
               </w:rPr>
@@ -9911,10 +10599,12 @@
             <w:tcW w:w="6917" w:type="dxa"/>
             <w:shd w:val="clear" w:color="auto" w:fill="D9E2F3"/>
             <w:tcMar>
-              <w:top w:w="90" w:type="dxa"/>
+              <w:top w:w="100" w:type="dxa"/>
               <w:left w:w="110" w:type="dxa"/>
-              <w:bottom w:w="90" w:type="dxa"/>
+              <w:bottom w:w="100" w:type="dxa"/>
               <w:right w:w="110" w:type="dxa"/>
+              <w:start w:w="100" w:type="dxa"/>
+              <w:end w:w="100" w:type="dxa"/>
             </w:tcMar>
             <w:vAlign w:val="center"/>
           </w:tcPr>
@@ -9926,6 +10616,7 @@
             </w:pPr>
             <w:r>
               <w:rPr>
+                <w:rFonts w:ascii="Arial" w:hAnsi="Arial" w:eastAsia="Arial"/>
                 <w:b/>
                 <w:sz w:val="24"/>
               </w:rPr>
@@ -9943,21 +10634,23 @@
           <w:tcPr>
             <w:tcW w:w="2268" w:type="dxa"/>
             <w:tcMar>
-              <w:top w:w="90" w:type="dxa"/>
+              <w:top w:w="100" w:type="dxa"/>
               <w:left w:w="110" w:type="dxa"/>
-              <w:bottom w:w="90" w:type="dxa"/>
+              <w:bottom w:w="100" w:type="dxa"/>
               <w:right w:w="110" w:type="dxa"/>
+              <w:start w:w="100" w:type="dxa"/>
+              <w:end w:w="100" w:type="dxa"/>
             </w:tcMar>
             <w:vAlign w:val="center"/>
           </w:tcPr>
           <w:p>
             <w:pPr>
-              <w:spacing w:after="40" w:line="276" w:lineRule="auto"/>
-              <w:ind w:firstLine="0"/>
+              <w:spacing w:after="40"/>
               <w:jc w:val="left"/>
             </w:pPr>
             <w:r>
               <w:rPr>
+                <w:rFonts w:ascii="Arial" w:hAnsi="Arial" w:eastAsia="Arial"/>
                 <w:sz w:val="24"/>
               </w:rPr>
               <w:t>Extension</w:t>
@@ -9968,24 +10661,26 @@
           <w:tcPr>
             <w:tcW w:w="6917" w:type="dxa"/>
             <w:tcMar>
-              <w:top w:w="90" w:type="dxa"/>
+              <w:top w:w="100" w:type="dxa"/>
               <w:left w:w="110" w:type="dxa"/>
-              <w:bottom w:w="90" w:type="dxa"/>
+              <w:bottom w:w="100" w:type="dxa"/>
               <w:right w:w="110" w:type="dxa"/>
+              <w:start w:w="100" w:type="dxa"/>
+              <w:end w:w="100" w:type="dxa"/>
             </w:tcMar>
             <w:vAlign w:val="center"/>
           </w:tcPr>
           <w:p>
             <w:pPr>
-              <w:spacing w:after="40" w:line="276" w:lineRule="auto"/>
-              <w:ind w:firstLine="0"/>
+              <w:spacing w:after="40"/>
               <w:jc w:val="left"/>
             </w:pPr>
             <w:r>
               <w:rPr>
+                <w:rFonts w:ascii="Arial" w:hAnsi="Arial" w:eastAsia="Arial"/>
                 <w:sz w:val="24"/>
               </w:rPr>
-              <w:t>Persistent ON/OFF, chrome.storage.local, video context khi ON, timer, pause/resume, segment, UI state và seek.</w:t>
+              <w:t>Persistent ON/OFF, active-tab isolation, full transcript acquisition, learning-package polling, quiz/result/history UI và seek.</w:t>
             </w:r>
           </w:p>
         </w:tc>
@@ -10000,21 +10695,23 @@
             <w:tcW w:w="2268" w:type="dxa"/>
             <w:shd w:val="clear" w:color="auto" w:fill="F7F9FC"/>
             <w:tcMar>
-              <w:top w:w="90" w:type="dxa"/>
+              <w:top w:w="100" w:type="dxa"/>
               <w:left w:w="110" w:type="dxa"/>
-              <w:bottom w:w="90" w:type="dxa"/>
+              <w:bottom w:w="100" w:type="dxa"/>
               <w:right w:w="110" w:type="dxa"/>
+              <w:start w:w="100" w:type="dxa"/>
+              <w:end w:w="100" w:type="dxa"/>
             </w:tcMar>
             <w:vAlign w:val="center"/>
           </w:tcPr>
           <w:p>
             <w:pPr>
-              <w:spacing w:after="40" w:line="276" w:lineRule="auto"/>
-              <w:ind w:firstLine="0"/>
+              <w:spacing w:after="40"/>
               <w:jc w:val="left"/>
             </w:pPr>
             <w:r>
               <w:rPr>
+                <w:rFonts w:ascii="Arial" w:hAnsi="Arial" w:eastAsia="Arial"/>
                 <w:sz w:val="24"/>
               </w:rPr>
               <w:t>Backend</w:t>
@@ -10026,24 +10723,26 @@
             <w:tcW w:w="6917" w:type="dxa"/>
             <w:shd w:val="clear" w:color="auto" w:fill="F7F9FC"/>
             <w:tcMar>
-              <w:top w:w="90" w:type="dxa"/>
+              <w:top w:w="100" w:type="dxa"/>
               <w:left w:w="110" w:type="dxa"/>
-              <w:bottom w:w="90" w:type="dxa"/>
+              <w:bottom w:w="100" w:type="dxa"/>
               <w:right w:w="110" w:type="dxa"/>
+              <w:start w:w="100" w:type="dxa"/>
+              <w:end w:w="100" w:type="dxa"/>
             </w:tcMar>
             <w:vAlign w:val="center"/>
           </w:tcPr>
           <w:p>
             <w:pPr>
-              <w:spacing w:after="40" w:line="276" w:lineRule="auto"/>
-              <w:ind w:firstLine="0"/>
+              <w:spacing w:after="40"/>
               <w:jc w:val="left"/>
             </w:pPr>
             <w:r>
               <w:rPr>
+                <w:rFonts w:ascii="Arial" w:hAnsi="Arial" w:eastAsia="Arial"/>
                 <w:sz w:val="24"/>
               </w:rPr>
-              <w:t>Session, Quiz, History, Settings và validation.</w:t>
+              <w:t>Session, transcript validation, durable jobs, quiz publication, batch grading, history, migration và health.</w:t>
             </w:r>
           </w:p>
         </w:tc>
@@ -10057,21 +10756,23 @@
           <w:tcPr>
             <w:tcW w:w="2268" w:type="dxa"/>
             <w:tcMar>
-              <w:top w:w="90" w:type="dxa"/>
+              <w:top w:w="100" w:type="dxa"/>
               <w:left w:w="110" w:type="dxa"/>
-              <w:bottom w:w="90" w:type="dxa"/>
+              <w:bottom w:w="100" w:type="dxa"/>
               <w:right w:w="110" w:type="dxa"/>
+              <w:start w:w="100" w:type="dxa"/>
+              <w:end w:w="100" w:type="dxa"/>
             </w:tcMar>
             <w:vAlign w:val="center"/>
           </w:tcPr>
           <w:p>
             <w:pPr>
-              <w:spacing w:after="40" w:line="276" w:lineRule="auto"/>
-              <w:ind w:firstLine="0"/>
+              <w:spacing w:after="40"/>
               <w:jc w:val="left"/>
             </w:pPr>
             <w:r>
               <w:rPr>
+                <w:rFonts w:ascii="Arial" w:hAnsi="Arial" w:eastAsia="Arial"/>
                 <w:sz w:val="24"/>
               </w:rPr>
               <w:t>AI Service</w:t>
@@ -10082,24 +10783,26 @@
           <w:tcPr>
             <w:tcW w:w="6917" w:type="dxa"/>
             <w:tcMar>
-              <w:top w:w="90" w:type="dxa"/>
+              <w:top w:w="100" w:type="dxa"/>
               <w:left w:w="110" w:type="dxa"/>
-              <w:bottom w:w="90" w:type="dxa"/>
+              <w:bottom w:w="100" w:type="dxa"/>
               <w:right w:w="110" w:type="dxa"/>
+              <w:start w:w="100" w:type="dxa"/>
+              <w:end w:w="100" w:type="dxa"/>
             </w:tcMar>
             <w:vAlign w:val="center"/>
           </w:tcPr>
           <w:p>
             <w:pPr>
-              <w:spacing w:after="40" w:line="276" w:lineRule="auto"/>
-              <w:ind w:firstLine="0"/>
+              <w:spacing w:after="40"/>
               <w:jc w:val="left"/>
             </w:pPr>
             <w:r>
               <w:rPr>
+                <w:rFonts w:ascii="Arial" w:hAnsi="Arial" w:eastAsia="Arial"/>
                 <w:sz w:val="24"/>
               </w:rPr>
-              <w:t>Transcript processing, question generation và grading; không classification.</w:t>
+              <w:t>Gemini transcript fallback, full-video question generation, short-answer grading và output validation.</w:t>
             </w:r>
           </w:p>
         </w:tc>
@@ -10114,10 +10817,12 @@
             <w:tcW w:w="2268" w:type="dxa"/>
             <w:shd w:val="clear" w:color="auto" w:fill="F7F9FC"/>
             <w:tcMar>
-              <w:top w:w="90" w:type="dxa"/>
+              <w:top w:w="100" w:type="dxa"/>
               <w:left w:w="110" w:type="dxa"/>
-              <w:bottom w:w="90" w:type="dxa"/>
+              <w:bottom w:w="100" w:type="dxa"/>
               <w:right w:w="110" w:type="dxa"/>
+              <w:start w:w="100" w:type="dxa"/>
+              <w:end w:w="100" w:type="dxa"/>
             </w:tcMar>
             <w:vAlign w:val="center"/>
           </w:tcPr>
@@ -10129,6 +10834,7 @@
             </w:pPr>
             <w:r>
               <w:rPr>
+                <w:rFonts w:ascii="Arial" w:hAnsi="Arial" w:eastAsia="Arial"/>
                 <w:sz w:val="24"/>
               </w:rPr>
               <w:t>Integration</w:t>
@@ -10140,10 +10846,12 @@
             <w:tcW w:w="6917" w:type="dxa"/>
             <w:shd w:val="clear" w:color="auto" w:fill="F7F9FC"/>
             <w:tcMar>
-              <w:top w:w="90" w:type="dxa"/>
+              <w:top w:w="100" w:type="dxa"/>
               <w:left w:w="110" w:type="dxa"/>
-              <w:bottom w:w="90" w:type="dxa"/>
+              <w:bottom w:w="100" w:type="dxa"/>
               <w:right w:w="110" w:type="dxa"/>
+              <w:start w:w="100" w:type="dxa"/>
+              <w:end w:w="100" w:type="dxa"/>
             </w:tcMar>
             <w:vAlign w:val="center"/>
           </w:tcPr>
@@ -10155,6 +10863,7 @@
             </w:pPr>
             <w:r>
               <w:rPr>
+                <w:rFonts w:ascii="Arial" w:hAnsi="Arial" w:eastAsia="Arial"/>
                 <w:sz w:val="24"/>
               </w:rPr>
               <w:t>Extension → Backend → FastAPI AI Service → Gemini API.</w:t>
@@ -10171,10 +10880,12 @@
           <w:tcPr>
             <w:tcW w:w="2268" w:type="dxa"/>
             <w:tcMar>
-              <w:top w:w="90" w:type="dxa"/>
+              <w:top w:w="100" w:type="dxa"/>
               <w:left w:w="110" w:type="dxa"/>
-              <w:bottom w:w="90" w:type="dxa"/>
+              <w:bottom w:w="100" w:type="dxa"/>
               <w:right w:w="110" w:type="dxa"/>
+              <w:start w:w="100" w:type="dxa"/>
+              <w:end w:w="100" w:type="dxa"/>
             </w:tcMar>
             <w:vAlign w:val="center"/>
           </w:tcPr>
@@ -10186,6 +10897,7 @@
             </w:pPr>
             <w:r>
               <w:rPr>
+                <w:rFonts w:ascii="Arial" w:hAnsi="Arial" w:eastAsia="Arial"/>
                 <w:sz w:val="24"/>
               </w:rPr>
               <w:t>Error handling</w:t>
@@ -10196,10 +10908,12 @@
           <w:tcPr>
             <w:tcW w:w="6917" w:type="dxa"/>
             <w:tcMar>
-              <w:top w:w="90" w:type="dxa"/>
+              <w:top w:w="100" w:type="dxa"/>
               <w:left w:w="110" w:type="dxa"/>
-              <w:bottom w:w="90" w:type="dxa"/>
+              <w:bottom w:w="100" w:type="dxa"/>
               <w:right w:w="110" w:type="dxa"/>
+              <w:start w:w="100" w:type="dxa"/>
+              <w:end w:w="100" w:type="dxa"/>
             </w:tcMar>
             <w:vAlign w:val="center"/>
           </w:tcPr>
@@ -10211,6 +10925,7 @@
             </w:pPr>
             <w:r>
               <w:rPr>
+                <w:rFonts w:ascii="Arial" w:hAnsi="Arial" w:eastAsia="Arial"/>
                 <w:sz w:val="24"/>
               </w:rPr>
               <w:t>Trang không hợp lệ, transcript thiếu, timeout, mất kết nối và Gemini output không hợp lệ.</w:t>
@@ -10261,25 +10976,36 @@
         <w:tblLook w:val="04A0" w:firstRow="1" w:lastRow="0" w:firstColumn="1" w:lastColumn="0" w:noHBand="0" w:noVBand="1"/>
       </w:tblPr>
       <w:tblGrid>
-        <w:gridCol w:w="1191"/>
-        <w:gridCol w:w="3118"/>
-        <w:gridCol w:w="4876"/>
+        <w:gridCol w:w="1584"/>
+        <w:gridCol w:w="2952"/>
+        <w:gridCol w:w="4752"/>
       </w:tblGrid>
       <w:tr>
         <w:trPr>
           <w:cantSplit/>
           <w:tblHeader/>
           <w:jc w:val="center"/>
+          <w:tblHeader w:val="true"/>
+          <w:tblHeader w:val="true"/>
+          <w:tblHeader w:val="true"/>
+          <w:tblHeader w:val="true"/>
+          <w:tblHeader w:val="true"/>
+          <w:tblHeader w:val="true"/>
+          <w:tblHeader w:val="true"/>
+          <w:tblHeader w:val="true"/>
+          <w:tblHeader w:val="true"/>
         </w:trPr>
         <w:tc>
           <w:tcPr>
-            <w:tcW w:w="1191" w:type="dxa"/>
+            <w:tcW w:w="1584" w:type="dxa"/>
             <w:shd w:val="clear" w:color="auto" w:fill="D9E2F3"/>
             <w:tcMar>
-              <w:top w:w="90" w:type="dxa"/>
+              <w:top w:w="100" w:type="dxa"/>
               <w:left w:w="110" w:type="dxa"/>
-              <w:bottom w:w="90" w:type="dxa"/>
+              <w:bottom w:w="100" w:type="dxa"/>
               <w:right w:w="110" w:type="dxa"/>
+              <w:start w:w="100" w:type="dxa"/>
+              <w:end w:w="100" w:type="dxa"/>
             </w:tcMar>
             <w:vAlign w:val="center"/>
           </w:tcPr>
@@ -10291,8 +11017,9 @@
             </w:pPr>
             <w:r>
               <w:rPr>
+                <w:rFonts w:ascii="Arial" w:hAnsi="Arial" w:eastAsia="Arial"/>
                 <w:b/>
-                <w:sz w:val="24"/>
+                <w:sz w:val="20"/>
               </w:rPr>
               <w:t>SRS</w:t>
             </w:r>
@@ -10300,13 +11027,15 @@
         </w:tc>
         <w:tc>
           <w:tcPr>
-            <w:tcW w:w="3118" w:type="dxa"/>
+            <w:tcW w:w="2952" w:type="dxa"/>
             <w:shd w:val="clear" w:color="auto" w:fill="D9E2F3"/>
             <w:tcMar>
-              <w:top w:w="90" w:type="dxa"/>
+              <w:top w:w="100" w:type="dxa"/>
               <w:left w:w="110" w:type="dxa"/>
-              <w:bottom w:w="90" w:type="dxa"/>
+              <w:bottom w:w="100" w:type="dxa"/>
               <w:right w:w="110" w:type="dxa"/>
+              <w:start w:w="100" w:type="dxa"/>
+              <w:end w:w="100" w:type="dxa"/>
             </w:tcMar>
             <w:vAlign w:val="center"/>
           </w:tcPr>
@@ -10318,8 +11047,9 @@
             </w:pPr>
             <w:r>
               <w:rPr>
+                <w:rFonts w:ascii="Arial" w:hAnsi="Arial" w:eastAsia="Arial"/>
                 <w:b/>
-                <w:sz w:val="24"/>
+                <w:sz w:val="20"/>
               </w:rPr>
               <w:t>Yêu cầu</w:t>
             </w:r>
@@ -10327,13 +11057,15 @@
         </w:tc>
         <w:tc>
           <w:tcPr>
-            <w:tcW w:w="4876" w:type="dxa"/>
+            <w:tcW w:w="4752" w:type="dxa"/>
             <w:shd w:val="clear" w:color="auto" w:fill="D9E2F3"/>
             <w:tcMar>
-              <w:top w:w="90" w:type="dxa"/>
+              <w:top w:w="100" w:type="dxa"/>
               <w:left w:w="110" w:type="dxa"/>
-              <w:bottom w:w="90" w:type="dxa"/>
+              <w:bottom w:w="100" w:type="dxa"/>
               <w:right w:w="110" w:type="dxa"/>
+              <w:start w:w="100" w:type="dxa"/>
+              <w:end w:w="100" w:type="dxa"/>
             </w:tcMar>
             <w:vAlign w:val="center"/>
           </w:tcPr>
@@ -10345,8 +11077,9 @@
             </w:pPr>
             <w:r>
               <w:rPr>
+                <w:rFonts w:ascii="Arial" w:hAnsi="Arial" w:eastAsia="Arial"/>
                 <w:b/>
-                <w:sz w:val="24"/>
+                <w:sz w:val="20"/>
               </w:rPr>
               <w:t>Thiết kế</w:t>
             </w:r>
@@ -10360,12 +11093,14 @@
         </w:trPr>
         <w:tc>
           <w:tcPr>
-            <w:tcW w:w="1191" w:type="dxa"/>
+            <w:tcW w:w="1584" w:type="dxa"/>
             <w:tcMar>
-              <w:top w:w="90" w:type="dxa"/>
+              <w:top w:w="100" w:type="dxa"/>
               <w:left w:w="110" w:type="dxa"/>
-              <w:bottom w:w="90" w:type="dxa"/>
+              <w:bottom w:w="100" w:type="dxa"/>
               <w:right w:w="110" w:type="dxa"/>
+              <w:start w:w="100" w:type="dxa"/>
+              <w:end w:w="100" w:type="dxa"/>
             </w:tcMar>
             <w:vAlign w:val="center"/>
           </w:tcPr>
@@ -10377,7 +11112,8 @@
             </w:pPr>
             <w:r>
               <w:rPr>
-                <w:sz w:val="24"/>
+                <w:rFonts w:ascii="Arial" w:hAnsi="Arial" w:eastAsia="Arial"/>
+                <w:sz w:val="20"/>
               </w:rPr>
               <w:t>FR-01</w:t>
             </w:r>
@@ -10385,12 +11121,14 @@
         </w:tc>
         <w:tc>
           <w:tcPr>
-            <w:tcW w:w="3118" w:type="dxa"/>
+            <w:tcW w:w="2952" w:type="dxa"/>
             <w:tcMar>
-              <w:top w:w="90" w:type="dxa"/>
+              <w:top w:w="100" w:type="dxa"/>
               <w:left w:w="110" w:type="dxa"/>
-              <w:bottom w:w="90" w:type="dxa"/>
+              <w:bottom w:w="100" w:type="dxa"/>
               <w:right w:w="110" w:type="dxa"/>
+              <w:start w:w="100" w:type="dxa"/>
+              <w:end w:w="100" w:type="dxa"/>
             </w:tcMar>
             <w:vAlign w:val="center"/>
           </w:tcPr>
@@ -10402,7 +11140,8 @@
             </w:pPr>
             <w:r>
               <w:rPr>
-                <w:sz w:val="24"/>
+                <w:rFonts w:ascii="Arial" w:hAnsi="Arial" w:eastAsia="Arial"/>
+                <w:sz w:val="20"/>
               </w:rPr>
               <w:t>Xác nhận ngữ cảnh video</w:t>
             </w:r>
@@ -10410,12 +11149,14 @@
         </w:tc>
         <w:tc>
           <w:tcPr>
-            <w:tcW w:w="4876" w:type="dxa"/>
+            <w:tcW w:w="4752" w:type="dxa"/>
             <w:tcMar>
-              <w:top w:w="90" w:type="dxa"/>
+              <w:top w:w="100" w:type="dxa"/>
               <w:left w:w="110" w:type="dxa"/>
-              <w:bottom w:w="90" w:type="dxa"/>
+              <w:bottom w:w="100" w:type="dxa"/>
               <w:right w:w="110" w:type="dxa"/>
+              <w:start w:w="100" w:type="dxa"/>
+              <w:end w:w="100" w:type="dxa"/>
             </w:tcMar>
             <w:vAlign w:val="center"/>
           </w:tcPr>
@@ -10427,7 +11168,8 @@
             </w:pPr>
             <w:r>
               <w:rPr>
-                <w:sz w:val="24"/>
+                <w:rFonts w:ascii="Arial" w:hAnsi="Arial" w:eastAsia="Arial"/>
+                <w:sz w:val="20"/>
               </w:rPr>
               <w:t>Video Context Reader</w:t>
             </w:r>
@@ -10441,13 +11183,15 @@
         </w:trPr>
         <w:tc>
           <w:tcPr>
-            <w:tcW w:w="1191" w:type="dxa"/>
+            <w:tcW w:w="1584" w:type="dxa"/>
             <w:shd w:val="clear" w:color="auto" w:fill="F7F9FC"/>
             <w:tcMar>
-              <w:top w:w="90" w:type="dxa"/>
+              <w:top w:w="100" w:type="dxa"/>
               <w:left w:w="110" w:type="dxa"/>
-              <w:bottom w:w="90" w:type="dxa"/>
+              <w:bottom w:w="100" w:type="dxa"/>
               <w:right w:w="110" w:type="dxa"/>
+              <w:start w:w="100" w:type="dxa"/>
+              <w:end w:w="100" w:type="dxa"/>
             </w:tcMar>
             <w:vAlign w:val="center"/>
           </w:tcPr>
@@ -10459,7 +11203,8 @@
             </w:pPr>
             <w:r>
               <w:rPr>
-                <w:sz w:val="24"/>
+                <w:rFonts w:ascii="Arial" w:hAnsi="Arial" w:eastAsia="Arial"/>
+                <w:sz w:val="20"/>
               </w:rPr>
               <w:t>FR-02</w:t>
             </w:r>
@@ -10467,13 +11212,15 @@
         </w:tc>
         <w:tc>
           <w:tcPr>
-            <w:tcW w:w="3118" w:type="dxa"/>
+            <w:tcW w:w="2952" w:type="dxa"/>
             <w:shd w:val="clear" w:color="auto" w:fill="F7F9FC"/>
             <w:tcMar>
-              <w:top w:w="90" w:type="dxa"/>
+              <w:top w:w="100" w:type="dxa"/>
               <w:left w:w="110" w:type="dxa"/>
-              <w:bottom w:w="90" w:type="dxa"/>
+              <w:bottom w:w="100" w:type="dxa"/>
               <w:right w:w="110" w:type="dxa"/>
+              <w:start w:w="100" w:type="dxa"/>
+              <w:end w:w="100" w:type="dxa"/>
             </w:tcMar>
             <w:vAlign w:val="center"/>
           </w:tcPr>
@@ -10485,7 +11232,8 @@
             </w:pPr>
             <w:r>
               <w:rPr>
-                <w:sz w:val="24"/>
+                <w:rFonts w:ascii="Arial" w:hAnsi="Arial" w:eastAsia="Arial"/>
+                <w:sz w:val="20"/>
               </w:rPr>
               <w:t>ON/OFF toàn cục và lưu bền</w:t>
             </w:r>
@@ -10493,13 +11241,15 @@
         </w:tc>
         <w:tc>
           <w:tcPr>
-            <w:tcW w:w="4876" w:type="dxa"/>
+            <w:tcW w:w="4752" w:type="dxa"/>
             <w:shd w:val="clear" w:color="auto" w:fill="F7F9FC"/>
             <w:tcMar>
-              <w:top w:w="90" w:type="dxa"/>
+              <w:top w:w="100" w:type="dxa"/>
               <w:left w:w="110" w:type="dxa"/>
-              <w:bottom w:w="90" w:type="dxa"/>
+              <w:bottom w:w="100" w:type="dxa"/>
               <w:right w:w="110" w:type="dxa"/>
+              <w:start w:w="100" w:type="dxa"/>
+              <w:end w:w="100" w:type="dxa"/>
             </w:tcMar>
             <w:vAlign w:val="center"/>
           </w:tcPr>
@@ -10511,7 +11261,8 @@
             </w:pPr>
             <w:r>
               <w:rPr>
-                <w:sz w:val="24"/>
+                <w:rFonts w:ascii="Arial" w:hAnsi="Arial" w:eastAsia="Arial"/>
+                <w:sz w:val="20"/>
               </w:rPr>
               <w:t>Persistent Activation Manager + Activation Store + Extension UI</w:t>
             </w:r>
@@ -10525,12 +11276,14 @@
         </w:trPr>
         <w:tc>
           <w:tcPr>
-            <w:tcW w:w="1191" w:type="dxa"/>
+            <w:tcW w:w="1584" w:type="dxa"/>
             <w:tcMar>
-              <w:top w:w="90" w:type="dxa"/>
+              <w:top w:w="100" w:type="dxa"/>
               <w:left w:w="110" w:type="dxa"/>
-              <w:bottom w:w="90" w:type="dxa"/>
+              <w:bottom w:w="100" w:type="dxa"/>
               <w:right w:w="110" w:type="dxa"/>
+              <w:start w:w="100" w:type="dxa"/>
+              <w:end w:w="100" w:type="dxa"/>
             </w:tcMar>
             <w:vAlign w:val="center"/>
           </w:tcPr>
@@ -10542,7 +11295,8 @@
             </w:pPr>
             <w:r>
               <w:rPr>
-                <w:sz w:val="24"/>
+                <w:rFonts w:ascii="Arial" w:hAnsi="Arial" w:eastAsia="Arial"/>
+                <w:sz w:val="20"/>
               </w:rPr>
               <w:t>FR-03</w:t>
             </w:r>
@@ -10550,12 +11304,14 @@
         </w:tc>
         <w:tc>
           <w:tcPr>
-            <w:tcW w:w="3118" w:type="dxa"/>
+            <w:tcW w:w="2952" w:type="dxa"/>
             <w:tcMar>
-              <w:top w:w="90" w:type="dxa"/>
+              <w:top w:w="100" w:type="dxa"/>
               <w:left w:w="110" w:type="dxa"/>
-              <w:bottom w:w="90" w:type="dxa"/>
+              <w:bottom w:w="100" w:type="dxa"/>
               <w:right w:w="110" w:type="dxa"/>
+              <w:start w:w="100" w:type="dxa"/>
+              <w:end w:w="100" w:type="dxa"/>
             </w:tcMar>
             <w:vAlign w:val="center"/>
           </w:tcPr>
@@ -10567,7 +11323,8 @@
             </w:pPr>
             <w:r>
               <w:rPr>
-                <w:sz w:val="24"/>
+                <w:rFonts w:ascii="Arial" w:hAnsi="Arial" w:eastAsia="Arial"/>
+                <w:sz w:val="20"/>
               </w:rPr>
               <w:t>Quản lý phiên học</w:t>
             </w:r>
@@ -10575,12 +11332,14 @@
         </w:tc>
         <w:tc>
           <w:tcPr>
-            <w:tcW w:w="4876" w:type="dxa"/>
+            <w:tcW w:w="4752" w:type="dxa"/>
             <w:tcMar>
-              <w:top w:w="90" w:type="dxa"/>
+              <w:top w:w="100" w:type="dxa"/>
               <w:left w:w="110" w:type="dxa"/>
-              <w:bottom w:w="90" w:type="dxa"/>
+              <w:bottom w:w="100" w:type="dxa"/>
               <w:right w:w="110" w:type="dxa"/>
+              <w:start w:w="100" w:type="dxa"/>
+              <w:end w:w="100" w:type="dxa"/>
             </w:tcMar>
             <w:vAlign w:val="center"/>
           </w:tcPr>
@@ -10592,7 +11351,8 @@
             </w:pPr>
             <w:r>
               <w:rPr>
-                <w:sz w:val="24"/>
+                <w:rFonts w:ascii="Arial" w:hAnsi="Arial" w:eastAsia="Arial"/>
+                <w:sz w:val="20"/>
               </w:rPr>
               <w:t>Session Manager + Video Change Handler + Session API</w:t>
             </w:r>
@@ -10606,13 +11366,15 @@
         </w:trPr>
         <w:tc>
           <w:tcPr>
-            <w:tcW w:w="1191" w:type="dxa"/>
+            <w:tcW w:w="1584" w:type="dxa"/>
             <w:shd w:val="clear" w:color="auto" w:fill="F7F9FC"/>
             <w:tcMar>
-              <w:top w:w="90" w:type="dxa"/>
+              <w:top w:w="100" w:type="dxa"/>
               <w:left w:w="110" w:type="dxa"/>
-              <w:bottom w:w="90" w:type="dxa"/>
+              <w:bottom w:w="100" w:type="dxa"/>
               <w:right w:w="110" w:type="dxa"/>
+              <w:start w:w="100" w:type="dxa"/>
+              <w:end w:w="100" w:type="dxa"/>
             </w:tcMar>
             <w:vAlign w:val="center"/>
           </w:tcPr>
@@ -10624,7 +11386,8 @@
             </w:pPr>
             <w:r>
               <w:rPr>
-                <w:sz w:val="24"/>
+                <w:rFonts w:ascii="Arial" w:hAnsi="Arial" w:eastAsia="Arial"/>
+                <w:sz w:val="20"/>
               </w:rPr>
               <w:t>FR-04</w:t>
             </w:r>
@@ -10632,13 +11395,15 @@
         </w:tc>
         <w:tc>
           <w:tcPr>
-            <w:tcW w:w="3118" w:type="dxa"/>
+            <w:tcW w:w="2952" w:type="dxa"/>
             <w:shd w:val="clear" w:color="auto" w:fill="F7F9FC"/>
             <w:tcMar>
-              <w:top w:w="90" w:type="dxa"/>
+              <w:top w:w="100" w:type="dxa"/>
               <w:left w:w="110" w:type="dxa"/>
-              <w:bottom w:w="90" w:type="dxa"/>
+              <w:bottom w:w="100" w:type="dxa"/>
               <w:right w:w="110" w:type="dxa"/>
+              <w:start w:w="100" w:type="dxa"/>
+              <w:end w:w="100" w:type="dxa"/>
             </w:tcMar>
             <w:vAlign w:val="center"/>
           </w:tcPr>
@@ -10650,7 +11415,8 @@
             </w:pPr>
             <w:r>
               <w:rPr>
-                <w:sz w:val="24"/>
+                <w:rFonts w:ascii="Arial" w:hAnsi="Arial" w:eastAsia="Arial"/>
+                <w:sz w:val="20"/>
               </w:rPr>
               <w:t>Transcript</w:t>
             </w:r>
@@ -10658,13 +11424,15 @@
         </w:tc>
         <w:tc>
           <w:tcPr>
-            <w:tcW w:w="4876" w:type="dxa"/>
+            <w:tcW w:w="4752" w:type="dxa"/>
             <w:shd w:val="clear" w:color="auto" w:fill="F7F9FC"/>
             <w:tcMar>
-              <w:top w:w="90" w:type="dxa"/>
+              <w:top w:w="100" w:type="dxa"/>
               <w:left w:w="110" w:type="dxa"/>
-              <w:bottom w:w="90" w:type="dxa"/>
+              <w:bottom w:w="100" w:type="dxa"/>
               <w:right w:w="110" w:type="dxa"/>
+              <w:start w:w="100" w:type="dxa"/>
+              <w:end w:w="100" w:type="dxa"/>
             </w:tcMar>
             <w:vAlign w:val="center"/>
           </w:tcPr>
@@ -10676,7 +11444,8 @@
             </w:pPr>
             <w:r>
               <w:rPr>
-                <w:sz w:val="24"/>
+                <w:rFonts w:ascii="Arial" w:hAnsi="Arial" w:eastAsia="Arial"/>
+                <w:sz w:val="20"/>
               </w:rPr>
               <w:t>Transcript Reader/Processor</w:t>
             </w:r>
@@ -10690,24 +11459,26 @@
         </w:trPr>
         <w:tc>
           <w:tcPr>
-            <w:tcW w:w="1191" w:type="dxa"/>
+            <w:tcW w:w="1584" w:type="dxa"/>
             <w:tcMar>
-              <w:top w:w="90" w:type="dxa"/>
+              <w:top w:w="100" w:type="dxa"/>
               <w:left w:w="110" w:type="dxa"/>
-              <w:bottom w:w="90" w:type="dxa"/>
+              <w:bottom w:w="100" w:type="dxa"/>
               <w:right w:w="110" w:type="dxa"/>
+              <w:start w:w="100" w:type="dxa"/>
+              <w:end w:w="100" w:type="dxa"/>
             </w:tcMar>
             <w:vAlign w:val="center"/>
           </w:tcPr>
           <w:p>
             <w:pPr>
-              <w:spacing w:after="40" w:line="276" w:lineRule="auto"/>
-              <w:ind w:firstLine="0"/>
+              <w:spacing w:after="40"/>
               <w:jc w:val="left"/>
             </w:pPr>
             <w:r>
               <w:rPr>
-                <w:sz w:val="24"/>
+                <w:rFonts w:ascii="Arial" w:hAnsi="Arial" w:eastAsia="Arial"/>
+                <w:sz w:val="20"/>
               </w:rPr>
               <w:t>FR-05</w:t>
             </w:r>
@@ -10715,51 +11486,55 @@
         </w:tc>
         <w:tc>
           <w:tcPr>
-            <w:tcW w:w="3118" w:type="dxa"/>
+            <w:tcW w:w="2952" w:type="dxa"/>
             <w:tcMar>
-              <w:top w:w="90" w:type="dxa"/>
+              <w:top w:w="100" w:type="dxa"/>
               <w:left w:w="110" w:type="dxa"/>
-              <w:bottom w:w="90" w:type="dxa"/>
+              <w:bottom w:w="100" w:type="dxa"/>
               <w:right w:w="110" w:type="dxa"/>
+              <w:start w:w="100" w:type="dxa"/>
+              <w:end w:w="100" w:type="dxa"/>
             </w:tcMar>
             <w:vAlign w:val="center"/>
           </w:tcPr>
           <w:p>
             <w:pPr>
-              <w:spacing w:after="40" w:line="276" w:lineRule="auto"/>
-              <w:ind w:firstLine="0"/>
+              <w:spacing w:after="40"/>
               <w:jc w:val="left"/>
             </w:pPr>
             <w:r>
               <w:rPr>
-                <w:sz w:val="24"/>
-              </w:rPr>
-              <w:t>Thời gian thực</w:t>
+                <w:rFonts w:ascii="Arial" w:hAnsi="Arial" w:eastAsia="Arial"/>
+                <w:sz w:val="20"/>
+              </w:rPr>
+              <w:t>Processing state</w:t>
             </w:r>
           </w:p>
         </w:tc>
         <w:tc>
           <w:tcPr>
-            <w:tcW w:w="4876" w:type="dxa"/>
+            <w:tcW w:w="4752" w:type="dxa"/>
             <w:tcMar>
-              <w:top w:w="90" w:type="dxa"/>
+              <w:top w:w="100" w:type="dxa"/>
               <w:left w:w="110" w:type="dxa"/>
-              <w:bottom w:w="90" w:type="dxa"/>
+              <w:bottom w:w="100" w:type="dxa"/>
               <w:right w:w="110" w:type="dxa"/>
+              <w:start w:w="100" w:type="dxa"/>
+              <w:end w:w="100" w:type="dxa"/>
             </w:tcMar>
             <w:vAlign w:val="center"/>
           </w:tcPr>
           <w:p>
             <w:pPr>
-              <w:spacing w:after="40" w:line="276" w:lineRule="auto"/>
-              <w:ind w:firstLine="0"/>
+              <w:spacing w:after="40"/>
               <w:jc w:val="left"/>
             </w:pPr>
             <w:r>
               <w:rPr>
-                <w:sz w:val="24"/>
-              </w:rPr>
-              <w:t>Session Timer</w:t>
+                <w:rFonts w:ascii="Arial" w:hAnsi="Arial" w:eastAsia="Arial"/>
+                <w:sz w:val="20"/>
+              </w:rPr>
+              <w:t>LearningPackageService + ProcessingJobs + Side Panel polling</w:t>
             </w:r>
           </w:p>
         </w:tc>
@@ -10771,25 +11546,27 @@
         </w:trPr>
         <w:tc>
           <w:tcPr>
-            <w:tcW w:w="1191" w:type="dxa"/>
+            <w:tcW w:w="1584" w:type="dxa"/>
             <w:shd w:val="clear" w:color="auto" w:fill="F7F9FC"/>
             <w:tcMar>
-              <w:top w:w="90" w:type="dxa"/>
+              <w:top w:w="100" w:type="dxa"/>
               <w:left w:w="110" w:type="dxa"/>
-              <w:bottom w:w="90" w:type="dxa"/>
+              <w:bottom w:w="100" w:type="dxa"/>
               <w:right w:w="110" w:type="dxa"/>
+              <w:start w:w="100" w:type="dxa"/>
+              <w:end w:w="100" w:type="dxa"/>
             </w:tcMar>
             <w:vAlign w:val="center"/>
           </w:tcPr>
           <w:p>
             <w:pPr>
-              <w:spacing w:after="40" w:line="276" w:lineRule="auto"/>
-              <w:ind w:firstLine="0"/>
+              <w:spacing w:after="40"/>
               <w:jc w:val="left"/>
             </w:pPr>
             <w:r>
               <w:rPr>
-                <w:sz w:val="24"/>
+                <w:rFonts w:ascii="Arial" w:hAnsi="Arial" w:eastAsia="Arial"/>
+                <w:sz w:val="20"/>
               </w:rPr>
               <w:t>FR-06</w:t>
             </w:r>
@@ -10797,53 +11574,57 @@
         </w:tc>
         <w:tc>
           <w:tcPr>
-            <w:tcW w:w="3118" w:type="dxa"/>
+            <w:tcW w:w="2952" w:type="dxa"/>
             <w:shd w:val="clear" w:color="auto" w:fill="F7F9FC"/>
             <w:tcMar>
-              <w:top w:w="90" w:type="dxa"/>
+              <w:top w:w="100" w:type="dxa"/>
               <w:left w:w="110" w:type="dxa"/>
-              <w:bottom w:w="90" w:type="dxa"/>
+              <w:bottom w:w="100" w:type="dxa"/>
               <w:right w:w="110" w:type="dxa"/>
+              <w:start w:w="100" w:type="dxa"/>
+              <w:end w:w="100" w:type="dxa"/>
             </w:tcMar>
             <w:vAlign w:val="center"/>
           </w:tcPr>
           <w:p>
             <w:pPr>
-              <w:spacing w:after="40" w:line="276" w:lineRule="auto"/>
-              <w:ind w:firstLine="0"/>
+              <w:spacing w:after="40"/>
               <w:jc w:val="left"/>
             </w:pPr>
             <w:r>
               <w:rPr>
-                <w:sz w:val="24"/>
-              </w:rPr>
-              <w:t>Segment</w:t>
+                <w:rFonts w:ascii="Arial" w:hAnsi="Arial" w:eastAsia="Arial"/>
+                <w:sz w:val="20"/>
+              </w:rPr>
+              <w:t>Full-video learning package</w:t>
             </w:r>
           </w:p>
         </w:tc>
         <w:tc>
           <w:tcPr>
-            <w:tcW w:w="4876" w:type="dxa"/>
+            <w:tcW w:w="4752" w:type="dxa"/>
             <w:shd w:val="clear" w:color="auto" w:fill="F7F9FC"/>
             <w:tcMar>
-              <w:top w:w="90" w:type="dxa"/>
+              <w:top w:w="100" w:type="dxa"/>
               <w:left w:w="110" w:type="dxa"/>
-              <w:bottom w:w="90" w:type="dxa"/>
+              <w:bottom w:w="100" w:type="dxa"/>
               <w:right w:w="110" w:type="dxa"/>
+              <w:start w:w="100" w:type="dxa"/>
+              <w:end w:w="100" w:type="dxa"/>
             </w:tcMar>
             <w:vAlign w:val="center"/>
           </w:tcPr>
           <w:p>
             <w:pPr>
-              <w:spacing w:after="40" w:line="276" w:lineRule="auto"/>
-              <w:ind w:firstLine="0"/>
+              <w:spacing w:after="40"/>
               <w:jc w:val="left"/>
             </w:pPr>
             <w:r>
               <w:rPr>
-                <w:sz w:val="24"/>
-              </w:rPr>
-              <w:t>Segment Manager</w:t>
+                <w:rFonts w:ascii="Arial" w:hAnsi="Arial" w:eastAsia="Arial"/>
+                <w:sz w:val="20"/>
+              </w:rPr>
+              <w:t>TranscriptCapture + quizGenerate durable job</w:t>
             </w:r>
           </w:p>
         </w:tc>
@@ -10855,12 +11636,14 @@
         </w:trPr>
         <w:tc>
           <w:tcPr>
-            <w:tcW w:w="1191" w:type="dxa"/>
+            <w:tcW w:w="1584" w:type="dxa"/>
             <w:tcMar>
-              <w:top w:w="90" w:type="dxa"/>
+              <w:top w:w="100" w:type="dxa"/>
               <w:left w:w="110" w:type="dxa"/>
-              <w:bottom w:w="90" w:type="dxa"/>
+              <w:bottom w:w="100" w:type="dxa"/>
               <w:right w:w="110" w:type="dxa"/>
+              <w:start w:w="100" w:type="dxa"/>
+              <w:end w:w="100" w:type="dxa"/>
             </w:tcMar>
             <w:vAlign w:val="center"/>
           </w:tcPr>
@@ -10872,7 +11655,8 @@
             </w:pPr>
             <w:r>
               <w:rPr>
-                <w:sz w:val="24"/>
+                <w:rFonts w:ascii="Arial" w:hAnsi="Arial" w:eastAsia="Arial"/>
+                <w:sz w:val="20"/>
               </w:rPr>
               <w:t>FR-07</w:t>
             </w:r>
@@ -10880,12 +11664,14 @@
         </w:tc>
         <w:tc>
           <w:tcPr>
-            <w:tcW w:w="3118" w:type="dxa"/>
+            <w:tcW w:w="2952" w:type="dxa"/>
             <w:tcMar>
-              <w:top w:w="90" w:type="dxa"/>
+              <w:top w:w="100" w:type="dxa"/>
               <w:left w:w="110" w:type="dxa"/>
-              <w:bottom w:w="90" w:type="dxa"/>
+              <w:bottom w:w="100" w:type="dxa"/>
               <w:right w:w="110" w:type="dxa"/>
+              <w:start w:w="100" w:type="dxa"/>
+              <w:end w:w="100" w:type="dxa"/>
             </w:tcMar>
             <w:vAlign w:val="center"/>
           </w:tcPr>
@@ -10897,7 +11683,8 @@
             </w:pPr>
             <w:r>
               <w:rPr>
-                <w:sz w:val="24"/>
+                <w:rFonts w:ascii="Arial" w:hAnsi="Arial" w:eastAsia="Arial"/>
+                <w:sz w:val="20"/>
               </w:rPr>
               <w:t>Sinh quiz</w:t>
             </w:r>
@@ -10905,12 +11692,14 @@
         </w:tc>
         <w:tc>
           <w:tcPr>
-            <w:tcW w:w="4876" w:type="dxa"/>
+            <w:tcW w:w="4752" w:type="dxa"/>
             <w:tcMar>
-              <w:top w:w="90" w:type="dxa"/>
+              <w:top w:w="100" w:type="dxa"/>
               <w:left w:w="110" w:type="dxa"/>
-              <w:bottom w:w="90" w:type="dxa"/>
+              <w:bottom w:w="100" w:type="dxa"/>
               <w:right w:w="110" w:type="dxa"/>
+              <w:start w:w="100" w:type="dxa"/>
+              <w:end w:w="100" w:type="dxa"/>
             </w:tcMar>
             <w:vAlign w:val="center"/>
           </w:tcPr>
@@ -10922,7 +11711,8 @@
             </w:pPr>
             <w:r>
               <w:rPr>
-                <w:sz w:val="24"/>
+                <w:rFonts w:ascii="Arial" w:hAnsi="Arial" w:eastAsia="Arial"/>
+                <w:sz w:val="20"/>
               </w:rPr>
               <w:t>Question Generator</w:t>
             </w:r>
@@ -10936,13 +11726,15 @@
         </w:trPr>
         <w:tc>
           <w:tcPr>
-            <w:tcW w:w="1191" w:type="dxa"/>
+            <w:tcW w:w="1584" w:type="dxa"/>
             <w:shd w:val="clear" w:color="auto" w:fill="F7F9FC"/>
             <w:tcMar>
-              <w:top w:w="90" w:type="dxa"/>
+              <w:top w:w="100" w:type="dxa"/>
               <w:left w:w="110" w:type="dxa"/>
-              <w:bottom w:w="90" w:type="dxa"/>
+              <w:bottom w:w="100" w:type="dxa"/>
               <w:right w:w="110" w:type="dxa"/>
+              <w:start w:w="100" w:type="dxa"/>
+              <w:end w:w="100" w:type="dxa"/>
             </w:tcMar>
             <w:vAlign w:val="center"/>
           </w:tcPr>
@@ -10954,7 +11746,8 @@
             </w:pPr>
             <w:r>
               <w:rPr>
-                <w:sz w:val="24"/>
+                <w:rFonts w:ascii="Arial" w:hAnsi="Arial" w:eastAsia="Arial"/>
+                <w:sz w:val="20"/>
               </w:rPr>
               <w:t>FR-08</w:t>
             </w:r>
@@ -10962,13 +11755,15 @@
         </w:tc>
         <w:tc>
           <w:tcPr>
-            <w:tcW w:w="3118" w:type="dxa"/>
+            <w:tcW w:w="2952" w:type="dxa"/>
             <w:shd w:val="clear" w:color="auto" w:fill="F7F9FC"/>
             <w:tcMar>
-              <w:top w:w="90" w:type="dxa"/>
+              <w:top w:w="100" w:type="dxa"/>
               <w:left w:w="110" w:type="dxa"/>
-              <w:bottom w:w="90" w:type="dxa"/>
+              <w:bottom w:w="100" w:type="dxa"/>
               <w:right w:w="110" w:type="dxa"/>
+              <w:start w:w="100" w:type="dxa"/>
+              <w:end w:w="100" w:type="dxa"/>
             </w:tcMar>
             <w:vAlign w:val="center"/>
           </w:tcPr>
@@ -10980,7 +11775,8 @@
             </w:pPr>
             <w:r>
               <w:rPr>
-                <w:sz w:val="24"/>
+                <w:rFonts w:ascii="Arial" w:hAnsi="Arial" w:eastAsia="Arial"/>
+                <w:sz w:val="20"/>
               </w:rPr>
               <w:t>Hiển thị quiz</w:t>
             </w:r>
@@ -10988,13 +11784,15 @@
         </w:tc>
         <w:tc>
           <w:tcPr>
-            <w:tcW w:w="4876" w:type="dxa"/>
+            <w:tcW w:w="4752" w:type="dxa"/>
             <w:shd w:val="clear" w:color="auto" w:fill="F7F9FC"/>
             <w:tcMar>
-              <w:top w:w="90" w:type="dxa"/>
+              <w:top w:w="100" w:type="dxa"/>
               <w:left w:w="110" w:type="dxa"/>
-              <w:bottom w:w="90" w:type="dxa"/>
+              <w:bottom w:w="100" w:type="dxa"/>
               <w:right w:w="110" w:type="dxa"/>
+              <w:start w:w="100" w:type="dxa"/>
+              <w:end w:w="100" w:type="dxa"/>
             </w:tcMar>
             <w:vAlign w:val="center"/>
           </w:tcPr>
@@ -11006,7 +11804,8 @@
             </w:pPr>
             <w:r>
               <w:rPr>
-                <w:sz w:val="24"/>
+                <w:rFonts w:ascii="Arial" w:hAnsi="Arial" w:eastAsia="Arial"/>
+                <w:sz w:val="20"/>
               </w:rPr>
               <w:t>Side Panel</w:t>
             </w:r>
@@ -11020,12 +11819,14 @@
         </w:trPr>
         <w:tc>
           <w:tcPr>
-            <w:tcW w:w="1191" w:type="dxa"/>
+            <w:tcW w:w="1584" w:type="dxa"/>
             <w:tcMar>
-              <w:top w:w="90" w:type="dxa"/>
+              <w:top w:w="100" w:type="dxa"/>
               <w:left w:w="110" w:type="dxa"/>
-              <w:bottom w:w="90" w:type="dxa"/>
+              <w:bottom w:w="100" w:type="dxa"/>
               <w:right w:w="110" w:type="dxa"/>
+              <w:start w:w="100" w:type="dxa"/>
+              <w:end w:w="100" w:type="dxa"/>
             </w:tcMar>
             <w:vAlign w:val="center"/>
           </w:tcPr>
@@ -11037,7 +11838,8 @@
             </w:pPr>
             <w:r>
               <w:rPr>
-                <w:sz w:val="24"/>
+                <w:rFonts w:ascii="Arial" w:hAnsi="Arial" w:eastAsia="Arial"/>
+                <w:sz w:val="20"/>
               </w:rPr>
               <w:t>FR-09</w:t>
             </w:r>
@@ -11045,12 +11847,14 @@
         </w:tc>
         <w:tc>
           <w:tcPr>
-            <w:tcW w:w="3118" w:type="dxa"/>
+            <w:tcW w:w="2952" w:type="dxa"/>
             <w:tcMar>
-              <w:top w:w="90" w:type="dxa"/>
+              <w:top w:w="100" w:type="dxa"/>
               <w:left w:w="110" w:type="dxa"/>
-              <w:bottom w:w="90" w:type="dxa"/>
+              <w:bottom w:w="100" w:type="dxa"/>
               <w:right w:w="110" w:type="dxa"/>
+              <w:start w:w="100" w:type="dxa"/>
+              <w:end w:w="100" w:type="dxa"/>
             </w:tcMar>
             <w:vAlign w:val="center"/>
           </w:tcPr>
@@ -11062,7 +11866,8 @@
             </w:pPr>
             <w:r>
               <w:rPr>
-                <w:sz w:val="24"/>
+                <w:rFonts w:ascii="Arial" w:hAnsi="Arial" w:eastAsia="Arial"/>
+                <w:sz w:val="20"/>
               </w:rPr>
               <w:t>Nhận đáp án</w:t>
             </w:r>
@@ -11070,12 +11875,14 @@
         </w:tc>
         <w:tc>
           <w:tcPr>
-            <w:tcW w:w="4876" w:type="dxa"/>
+            <w:tcW w:w="4752" w:type="dxa"/>
             <w:tcMar>
-              <w:top w:w="90" w:type="dxa"/>
+              <w:top w:w="100" w:type="dxa"/>
               <w:left w:w="110" w:type="dxa"/>
-              <w:bottom w:w="90" w:type="dxa"/>
+              <w:bottom w:w="100" w:type="dxa"/>
               <w:right w:w="110" w:type="dxa"/>
+              <w:start w:w="100" w:type="dxa"/>
+              <w:end w:w="100" w:type="dxa"/>
             </w:tcMar>
             <w:vAlign w:val="center"/>
           </w:tcPr>
@@ -11087,7 +11894,8 @@
             </w:pPr>
             <w:r>
               <w:rPr>
-                <w:sz w:val="24"/>
+                <w:rFonts w:ascii="Arial" w:hAnsi="Arial" w:eastAsia="Arial"/>
+                <w:sz w:val="20"/>
               </w:rPr>
               <w:t>Quiz Component</w:t>
             </w:r>
@@ -11101,13 +11909,15 @@
         </w:trPr>
         <w:tc>
           <w:tcPr>
-            <w:tcW w:w="1191" w:type="dxa"/>
+            <w:tcW w:w="1584" w:type="dxa"/>
             <w:shd w:val="clear" w:color="auto" w:fill="F7F9FC"/>
             <w:tcMar>
-              <w:top w:w="90" w:type="dxa"/>
+              <w:top w:w="100" w:type="dxa"/>
               <w:left w:w="110" w:type="dxa"/>
-              <w:bottom w:w="90" w:type="dxa"/>
+              <w:bottom w:w="100" w:type="dxa"/>
               <w:right w:w="110" w:type="dxa"/>
+              <w:start w:w="100" w:type="dxa"/>
+              <w:end w:w="100" w:type="dxa"/>
             </w:tcMar>
             <w:vAlign w:val="center"/>
           </w:tcPr>
@@ -11119,7 +11929,8 @@
             </w:pPr>
             <w:r>
               <w:rPr>
-                <w:sz w:val="24"/>
+                <w:rFonts w:ascii="Arial" w:hAnsi="Arial" w:eastAsia="Arial"/>
+                <w:sz w:val="20"/>
               </w:rPr>
               <w:t>FR-10</w:t>
             </w:r>
@@ -11127,13 +11938,15 @@
         </w:tc>
         <w:tc>
           <w:tcPr>
-            <w:tcW w:w="3118" w:type="dxa"/>
+            <w:tcW w:w="2952" w:type="dxa"/>
             <w:shd w:val="clear" w:color="auto" w:fill="F7F9FC"/>
             <w:tcMar>
-              <w:top w:w="90" w:type="dxa"/>
+              <w:top w:w="100" w:type="dxa"/>
               <w:left w:w="110" w:type="dxa"/>
-              <w:bottom w:w="90" w:type="dxa"/>
+              <w:bottom w:w="100" w:type="dxa"/>
               <w:right w:w="110" w:type="dxa"/>
+              <w:start w:w="100" w:type="dxa"/>
+              <w:end w:w="100" w:type="dxa"/>
             </w:tcMar>
             <w:vAlign w:val="center"/>
           </w:tcPr>
@@ -11145,7 +11958,8 @@
             </w:pPr>
             <w:r>
               <w:rPr>
-                <w:sz w:val="24"/>
+                <w:rFonts w:ascii="Arial" w:hAnsi="Arial" w:eastAsia="Arial"/>
+                <w:sz w:val="20"/>
               </w:rPr>
               <w:t>Chấm/giải thích</w:t>
             </w:r>
@@ -11153,13 +11967,15 @@
         </w:tc>
         <w:tc>
           <w:tcPr>
-            <w:tcW w:w="4876" w:type="dxa"/>
+            <w:tcW w:w="4752" w:type="dxa"/>
             <w:shd w:val="clear" w:color="auto" w:fill="F7F9FC"/>
             <w:tcMar>
-              <w:top w:w="90" w:type="dxa"/>
+              <w:top w:w="100" w:type="dxa"/>
               <w:left w:w="110" w:type="dxa"/>
-              <w:bottom w:w="90" w:type="dxa"/>
+              <w:bottom w:w="100" w:type="dxa"/>
               <w:right w:w="110" w:type="dxa"/>
+              <w:start w:w="100" w:type="dxa"/>
+              <w:end w:w="100" w:type="dxa"/>
             </w:tcMar>
             <w:vAlign w:val="center"/>
           </w:tcPr>
@@ -11171,7 +11987,8 @@
             </w:pPr>
             <w:r>
               <w:rPr>
-                <w:sz w:val="24"/>
+                <w:rFonts w:ascii="Arial" w:hAnsi="Arial" w:eastAsia="Arial"/>
+                <w:sz w:val="20"/>
               </w:rPr>
               <w:t>Grading Service</w:t>
             </w:r>
@@ -11185,12 +12002,14 @@
         </w:trPr>
         <w:tc>
           <w:tcPr>
-            <w:tcW w:w="1191" w:type="dxa"/>
+            <w:tcW w:w="1584" w:type="dxa"/>
             <w:tcMar>
-              <w:top w:w="90" w:type="dxa"/>
+              <w:top w:w="100" w:type="dxa"/>
               <w:left w:w="110" w:type="dxa"/>
-              <w:bottom w:w="90" w:type="dxa"/>
+              <w:bottom w:w="100" w:type="dxa"/>
               <w:right w:w="110" w:type="dxa"/>
+              <w:start w:w="100" w:type="dxa"/>
+              <w:end w:w="100" w:type="dxa"/>
             </w:tcMar>
             <w:vAlign w:val="center"/>
           </w:tcPr>
@@ -11202,7 +12021,8 @@
             </w:pPr>
             <w:r>
               <w:rPr>
-                <w:sz w:val="24"/>
+                <w:rFonts w:ascii="Arial" w:hAnsi="Arial" w:eastAsia="Arial"/>
+                <w:sz w:val="20"/>
               </w:rPr>
               <w:t>FR-11</w:t>
             </w:r>
@@ -11210,12 +12030,14 @@
         </w:tc>
         <w:tc>
           <w:tcPr>
-            <w:tcW w:w="3118" w:type="dxa"/>
+            <w:tcW w:w="2952" w:type="dxa"/>
             <w:tcMar>
-              <w:top w:w="90" w:type="dxa"/>
+              <w:top w:w="100" w:type="dxa"/>
               <w:left w:w="110" w:type="dxa"/>
-              <w:bottom w:w="90" w:type="dxa"/>
+              <w:bottom w:w="100" w:type="dxa"/>
               <w:right w:w="110" w:type="dxa"/>
+              <w:start w:w="100" w:type="dxa"/>
+              <w:end w:w="100" w:type="dxa"/>
             </w:tcMar>
             <w:vAlign w:val="center"/>
           </w:tcPr>
@@ -11227,7 +12049,8 @@
             </w:pPr>
             <w:r>
               <w:rPr>
-                <w:sz w:val="24"/>
+                <w:rFonts w:ascii="Arial" w:hAnsi="Arial" w:eastAsia="Arial"/>
+                <w:sz w:val="20"/>
               </w:rPr>
               <w:t>Timestamp</w:t>
             </w:r>
@@ -11235,12 +12058,14 @@
         </w:tc>
         <w:tc>
           <w:tcPr>
-            <w:tcW w:w="4876" w:type="dxa"/>
+            <w:tcW w:w="4752" w:type="dxa"/>
             <w:tcMar>
-              <w:top w:w="90" w:type="dxa"/>
+              <w:top w:w="100" w:type="dxa"/>
               <w:left w:w="110" w:type="dxa"/>
-              <w:bottom w:w="90" w:type="dxa"/>
+              <w:bottom w:w="100" w:type="dxa"/>
               <w:right w:w="110" w:type="dxa"/>
+              <w:start w:w="100" w:type="dxa"/>
+              <w:end w:w="100" w:type="dxa"/>
             </w:tcMar>
             <w:vAlign w:val="center"/>
           </w:tcPr>
@@ -11252,7 +12077,8 @@
             </w:pPr>
             <w:r>
               <w:rPr>
-                <w:sz w:val="24"/>
+                <w:rFonts w:ascii="Arial" w:hAnsi="Arial" w:eastAsia="Arial"/>
+                <w:sz w:val="20"/>
               </w:rPr>
               <w:t>Player Controller</w:t>
             </w:r>
@@ -11266,13 +12092,15 @@
         </w:trPr>
         <w:tc>
           <w:tcPr>
-            <w:tcW w:w="1191" w:type="dxa"/>
+            <w:tcW w:w="1584" w:type="dxa"/>
             <w:shd w:val="clear" w:color="auto" w:fill="F7F9FC"/>
             <w:tcMar>
-              <w:top w:w="90" w:type="dxa"/>
+              <w:top w:w="100" w:type="dxa"/>
               <w:left w:w="110" w:type="dxa"/>
-              <w:bottom w:w="90" w:type="dxa"/>
+              <w:bottom w:w="100" w:type="dxa"/>
               <w:right w:w="110" w:type="dxa"/>
+              <w:start w:w="100" w:type="dxa"/>
+              <w:end w:w="100" w:type="dxa"/>
             </w:tcMar>
             <w:vAlign w:val="center"/>
           </w:tcPr>
@@ -11284,7 +12112,8 @@
             </w:pPr>
             <w:r>
               <w:rPr>
-                <w:sz w:val="24"/>
+                <w:rFonts w:ascii="Arial" w:hAnsi="Arial" w:eastAsia="Arial"/>
+                <w:sz w:val="20"/>
               </w:rPr>
               <w:t>FR-12</w:t>
             </w:r>
@@ -11292,13 +12121,15 @@
         </w:tc>
         <w:tc>
           <w:tcPr>
-            <w:tcW w:w="3118" w:type="dxa"/>
+            <w:tcW w:w="2952" w:type="dxa"/>
             <w:shd w:val="clear" w:color="auto" w:fill="F7F9FC"/>
             <w:tcMar>
-              <w:top w:w="90" w:type="dxa"/>
+              <w:top w:w="100" w:type="dxa"/>
               <w:left w:w="110" w:type="dxa"/>
-              <w:bottom w:w="90" w:type="dxa"/>
+              <w:bottom w:w="100" w:type="dxa"/>
               <w:right w:w="110" w:type="dxa"/>
+              <w:start w:w="100" w:type="dxa"/>
+              <w:end w:w="100" w:type="dxa"/>
             </w:tcMar>
             <w:vAlign w:val="center"/>
           </w:tcPr>
@@ -11310,7 +12141,8 @@
             </w:pPr>
             <w:r>
               <w:rPr>
-                <w:sz w:val="24"/>
+                <w:rFonts w:ascii="Arial" w:hAnsi="Arial" w:eastAsia="Arial"/>
+                <w:sz w:val="20"/>
               </w:rPr>
               <w:t>Lưu kết quả</w:t>
             </w:r>
@@ -11318,13 +12150,15 @@
         </w:tc>
         <w:tc>
           <w:tcPr>
-            <w:tcW w:w="4876" w:type="dxa"/>
+            <w:tcW w:w="4752" w:type="dxa"/>
             <w:shd w:val="clear" w:color="auto" w:fill="F7F9FC"/>
             <w:tcMar>
-              <w:top w:w="90" w:type="dxa"/>
+              <w:top w:w="100" w:type="dxa"/>
               <w:left w:w="110" w:type="dxa"/>
-              <w:bottom w:w="90" w:type="dxa"/>
+              <w:bottom w:w="100" w:type="dxa"/>
               <w:right w:w="110" w:type="dxa"/>
+              <w:start w:w="100" w:type="dxa"/>
+              <w:end w:w="100" w:type="dxa"/>
             </w:tcMar>
             <w:vAlign w:val="center"/>
           </w:tcPr>
@@ -11336,7 +12170,8 @@
             </w:pPr>
             <w:r>
               <w:rPr>
-                <w:sz w:val="24"/>
+                <w:rFonts w:ascii="Arial" w:hAnsi="Arial" w:eastAsia="Arial"/>
+                <w:sz w:val="20"/>
               </w:rPr>
               <w:t>Backend + Database</w:t>
             </w:r>
@@ -11350,12 +12185,14 @@
         </w:trPr>
         <w:tc>
           <w:tcPr>
-            <w:tcW w:w="1191" w:type="dxa"/>
+            <w:tcW w:w="1584" w:type="dxa"/>
             <w:tcMar>
-              <w:top w:w="90" w:type="dxa"/>
+              <w:top w:w="100" w:type="dxa"/>
               <w:left w:w="110" w:type="dxa"/>
-              <w:bottom w:w="90" w:type="dxa"/>
+              <w:bottom w:w="100" w:type="dxa"/>
               <w:right w:w="110" w:type="dxa"/>
+              <w:start w:w="100" w:type="dxa"/>
+              <w:end w:w="100" w:type="dxa"/>
             </w:tcMar>
             <w:vAlign w:val="center"/>
           </w:tcPr>
@@ -11367,7 +12204,8 @@
             </w:pPr>
             <w:r>
               <w:rPr>
-                <w:sz w:val="24"/>
+                <w:rFonts w:ascii="Arial" w:hAnsi="Arial" w:eastAsia="Arial"/>
+                <w:sz w:val="20"/>
               </w:rPr>
               <w:t>FR-13</w:t>
             </w:r>
@@ -11375,12 +12213,14 @@
         </w:tc>
         <w:tc>
           <w:tcPr>
-            <w:tcW w:w="3118" w:type="dxa"/>
+            <w:tcW w:w="2952" w:type="dxa"/>
             <w:tcMar>
-              <w:top w:w="90" w:type="dxa"/>
+              <w:top w:w="100" w:type="dxa"/>
               <w:left w:w="110" w:type="dxa"/>
-              <w:bottom w:w="90" w:type="dxa"/>
+              <w:bottom w:w="100" w:type="dxa"/>
               <w:right w:w="110" w:type="dxa"/>
+              <w:start w:w="100" w:type="dxa"/>
+              <w:end w:w="100" w:type="dxa"/>
             </w:tcMar>
             <w:vAlign w:val="center"/>
           </w:tcPr>
@@ -11392,7 +12232,8 @@
             </w:pPr>
             <w:r>
               <w:rPr>
-                <w:sz w:val="24"/>
+                <w:rFonts w:ascii="Arial" w:hAnsi="Arial" w:eastAsia="Arial"/>
+                <w:sz w:val="20"/>
               </w:rPr>
               <w:t>Lịch sử</w:t>
             </w:r>
@@ -11400,12 +12241,14 @@
         </w:tc>
         <w:tc>
           <w:tcPr>
-            <w:tcW w:w="4876" w:type="dxa"/>
+            <w:tcW w:w="4752" w:type="dxa"/>
             <w:tcMar>
-              <w:top w:w="90" w:type="dxa"/>
+              <w:top w:w="100" w:type="dxa"/>
               <w:left w:w="110" w:type="dxa"/>
-              <w:bottom w:w="90" w:type="dxa"/>
+              <w:bottom w:w="100" w:type="dxa"/>
               <w:right w:w="110" w:type="dxa"/>
+              <w:start w:w="100" w:type="dxa"/>
+              <w:end w:w="100" w:type="dxa"/>
             </w:tcMar>
             <w:vAlign w:val="center"/>
           </w:tcPr>
@@ -11417,7 +12260,8 @@
             </w:pPr>
             <w:r>
               <w:rPr>
-                <w:sz w:val="24"/>
+                <w:rFonts w:ascii="Arial" w:hAnsi="Arial" w:eastAsia="Arial"/>
+                <w:sz w:val="20"/>
               </w:rPr>
               <w:t>History API/UI</w:t>
             </w:r>
@@ -11431,13 +12275,15 @@
         </w:trPr>
         <w:tc>
           <w:tcPr>
-            <w:tcW w:w="1191" w:type="dxa"/>
+            <w:tcW w:w="1584" w:type="dxa"/>
             <w:shd w:val="clear" w:color="auto" w:fill="F7F9FC"/>
             <w:tcMar>
-              <w:top w:w="90" w:type="dxa"/>
+              <w:top w:w="100" w:type="dxa"/>
               <w:left w:w="110" w:type="dxa"/>
-              <w:bottom w:w="90" w:type="dxa"/>
+              <w:bottom w:w="100" w:type="dxa"/>
               <w:right w:w="110" w:type="dxa"/>
+              <w:start w:w="100" w:type="dxa"/>
+              <w:end w:w="100" w:type="dxa"/>
             </w:tcMar>
             <w:vAlign w:val="center"/>
           </w:tcPr>
@@ -11449,7 +12295,8 @@
             </w:pPr>
             <w:r>
               <w:rPr>
-                <w:sz w:val="24"/>
+                <w:rFonts w:ascii="Arial" w:hAnsi="Arial" w:eastAsia="Arial"/>
+                <w:sz w:val="20"/>
               </w:rPr>
               <w:t>FR-14</w:t>
             </w:r>
@@ -11457,13 +12304,15 @@
         </w:tc>
         <w:tc>
           <w:tcPr>
-            <w:tcW w:w="3118" w:type="dxa"/>
+            <w:tcW w:w="2952" w:type="dxa"/>
             <w:shd w:val="clear" w:color="auto" w:fill="F7F9FC"/>
             <w:tcMar>
-              <w:top w:w="90" w:type="dxa"/>
+              <w:top w:w="100" w:type="dxa"/>
               <w:left w:w="110" w:type="dxa"/>
-              <w:bottom w:w="90" w:type="dxa"/>
+              <w:bottom w:w="100" w:type="dxa"/>
               <w:right w:w="110" w:type="dxa"/>
+              <w:start w:w="100" w:type="dxa"/>
+              <w:end w:w="100" w:type="dxa"/>
             </w:tcMar>
             <w:vAlign w:val="center"/>
           </w:tcPr>
@@ -11475,7 +12324,8 @@
             </w:pPr>
             <w:r>
               <w:rPr>
-                <w:sz w:val="24"/>
+                <w:rFonts w:ascii="Arial" w:hAnsi="Arial" w:eastAsia="Arial"/>
+                <w:sz w:val="20"/>
               </w:rPr>
               <w:t>Cấu hình</w:t>
             </w:r>
@@ -11483,13 +12333,15 @@
         </w:tc>
         <w:tc>
           <w:tcPr>
-            <w:tcW w:w="4876" w:type="dxa"/>
+            <w:tcW w:w="4752" w:type="dxa"/>
             <w:shd w:val="clear" w:color="auto" w:fill="F7F9FC"/>
             <w:tcMar>
-              <w:top w:w="90" w:type="dxa"/>
+              <w:top w:w="100" w:type="dxa"/>
               <w:left w:w="110" w:type="dxa"/>
-              <w:bottom w:w="90" w:type="dxa"/>
+              <w:bottom w:w="100" w:type="dxa"/>
               <w:right w:w="110" w:type="dxa"/>
+              <w:start w:w="100" w:type="dxa"/>
+              <w:end w:w="100" w:type="dxa"/>
             </w:tcMar>
             <w:vAlign w:val="center"/>
           </w:tcPr>
@@ -11501,7 +12353,8 @@
             </w:pPr>
             <w:r>
               <w:rPr>
-                <w:sz w:val="24"/>
+                <w:rFonts w:ascii="Arial" w:hAnsi="Arial" w:eastAsia="Arial"/>
+                <w:sz w:val="20"/>
               </w:rPr>
               <w:t>Settings Module</w:t>
             </w:r>
@@ -11515,12 +12368,14 @@
         </w:trPr>
         <w:tc>
           <w:tcPr>
-            <w:tcW w:w="1191" w:type="dxa"/>
+            <w:tcW w:w="1584" w:type="dxa"/>
             <w:tcMar>
-              <w:top w:w="90" w:type="dxa"/>
+              <w:top w:w="100" w:type="dxa"/>
               <w:left w:w="110" w:type="dxa"/>
-              <w:bottom w:w="90" w:type="dxa"/>
+              <w:bottom w:w="100" w:type="dxa"/>
               <w:right w:w="110" w:type="dxa"/>
+              <w:start w:w="100" w:type="dxa"/>
+              <w:end w:w="100" w:type="dxa"/>
             </w:tcMar>
             <w:vAlign w:val="center"/>
           </w:tcPr>
@@ -11532,7 +12387,8 @@
             </w:pPr>
             <w:r>
               <w:rPr>
-                <w:sz w:val="24"/>
+                <w:rFonts w:ascii="Arial" w:hAnsi="Arial" w:eastAsia="Arial"/>
+                <w:sz w:val="20"/>
               </w:rPr>
               <w:t>FR-15</w:t>
             </w:r>
@@ -11540,12 +12396,14 @@
         </w:tc>
         <w:tc>
           <w:tcPr>
-            <w:tcW w:w="3118" w:type="dxa"/>
+            <w:tcW w:w="2952" w:type="dxa"/>
             <w:tcMar>
-              <w:top w:w="90" w:type="dxa"/>
+              <w:top w:w="100" w:type="dxa"/>
               <w:left w:w="110" w:type="dxa"/>
-              <w:bottom w:w="90" w:type="dxa"/>
+              <w:bottom w:w="100" w:type="dxa"/>
               <w:right w:w="110" w:type="dxa"/>
+              <w:start w:w="100" w:type="dxa"/>
+              <w:end w:w="100" w:type="dxa"/>
             </w:tcMar>
             <w:vAlign w:val="center"/>
           </w:tcPr>
@@ -11557,7 +12415,8 @@
             </w:pPr>
             <w:r>
               <w:rPr>
-                <w:sz w:val="24"/>
+                <w:rFonts w:ascii="Arial" w:hAnsi="Arial" w:eastAsia="Arial"/>
+                <w:sz w:val="20"/>
               </w:rPr>
               <w:t>Xử lý lỗi</w:t>
             </w:r>
@@ -11565,12 +12424,14 @@
         </w:tc>
         <w:tc>
           <w:tcPr>
-            <w:tcW w:w="4876" w:type="dxa"/>
+            <w:tcW w:w="4752" w:type="dxa"/>
             <w:tcMar>
-              <w:top w:w="90" w:type="dxa"/>
+              <w:top w:w="100" w:type="dxa"/>
               <w:left w:w="110" w:type="dxa"/>
-              <w:bottom w:w="90" w:type="dxa"/>
+              <w:bottom w:w="100" w:type="dxa"/>
               <w:right w:w="110" w:type="dxa"/>
+              <w:start w:w="100" w:type="dxa"/>
+              <w:end w:w="100" w:type="dxa"/>
             </w:tcMar>
             <w:vAlign w:val="center"/>
           </w:tcPr>
@@ -11582,7 +12443,8 @@
             </w:pPr>
             <w:r>
               <w:rPr>
-                <w:sz w:val="24"/>
+                <w:rFonts w:ascii="Arial" w:hAnsi="Arial" w:eastAsia="Arial"/>
+                <w:sz w:val="20"/>
               </w:rPr>
               <w:t>Error Handler</w:t>
             </w:r>
@@ -11668,7 +12530,10 @@
         <w:spacing w:line="240" w:lineRule="auto"/>
       </w:pPr>
       <w:r>
-        <w:t>Môi trường phát triển có thể chạy trên Windows 10/11: Chrome hoặc Edge cho StudyLens Extension; ASP.NET Core 8 cho Backend; Python 3.12 và FastAPI cho AI Service; SQLite cho phát triển. AI Service cần kết nối Internet qua HTTPS đến Google AI Gemini API. Kiến trúc MVP không yêu cầu WSL2, GPU hoặc vLLM.</w:t>
+        <w:rPr>
+          <w:rFonts w:ascii="Arial" w:hAnsi="Arial" w:eastAsia="Arial"/>
+        </w:rPr>
+        <w:t>Bản release local demo dùng Docker Compose gồm postgres, migrate, ai và api. Job migrate phải hoàn tất trước API; health/live và health/ready phân biệt process liveness với database readiness.</w:t>
       </w:r>
     </w:p>
     <w:p>
@@ -11676,7 +12541,10 @@
         <w:spacing w:line="240" w:lineRule="auto"/>
       </w:pPr>
       <w:r>
-        <w:t>Database: Development → SQLite; Deployment/Scale → PostgreSQL.</w:t>
+        <w:rPr>
+          <w:rFonts w:ascii="Arial" w:hAnsi="Arial" w:eastAsia="Arial"/>
+        </w:rPr>
+        <w:t>Database release: PostgreSQL 16 với named volume, EF Core migration, backup/restore và restart recovery. SQLite chỉ còn phục vụ một số test legacy, không phải runtime release.</w:t>
       </w:r>
     </w:p>
     <w:p>
@@ -11774,7 +12642,10 @@
         <w:spacing w:line="240" w:lineRule="auto"/>
       </w:pPr>
       <w:r>
-        <w:t>Thiết kế StudyLens AI tách hệ thống thành StudyLens Extension, ASP.NET Core Backend, FastAPI AI Service, Google AI Gemini API và Database. Phiên bản 1.2 xác định ON/OFF là trạng thái toàn cục được lưu bền; chuyển video không tự tắt Extension. Khi ON, Extension tự áp dụng luồng học cho video hợp lệ; khi OFF, toàn bộ luồng xử lý dừng cho đến khi người dùng bật lại. Gemini API là dịch vụ LLM của MVP; hệ thống chưa triển khai vLLM hoặc model local.</w:t>
+        <w:rPr>
+          <w:rFonts w:ascii="Arial" w:hAnsi="Arial" w:eastAsia="Arial"/>
+        </w:rPr>
+        <w:t>Revision 1.2.2 thiết kế StudyLens AI theo contract 0.5.0: persistent activation, session ngay, full transcript, Gemini public-video fallback, durable jobs, full-video quiz, batch grading, video-linked history và PostgreSQL failure-safe persistence. Docker release cô lập secret/port; Extension được đóng gói deterministic cho Chrome/Edge.</w:t>
       </w:r>
     </w:p>
     <w:sectPr>
